--- a/manuscript/supplement/MATERIAL_SUPLEMENTARIO.docx
+++ b/manuscript/supplement/MATERIAL_SUPLEMENTARIO.docx
@@ -1097,7 +1097,7 @@
                 <w:szCs w:val="8"/>
                 <w:color w:val="000000"/>
               </w:rPr>
-              <w:t xml:space="preserve">0,2469</w:t>
+              <w:t xml:space="preserve">0,2474</w:t>
             </w:r>
           </w:p>
         </w:tc>
@@ -1152,7 +1152,7 @@
                 <w:szCs w:val="8"/>
                 <w:color w:val="000000"/>
               </w:rPr>
-              <w:t xml:space="preserve">6,5</w:t>
+              <w:t xml:space="preserve">6,7</w:t>
             </w:r>
           </w:p>
         </w:tc>
@@ -1652,7 +1652,7 @@
                 <w:szCs w:val="8"/>
                 <w:color w:val="000000"/>
               </w:rPr>
-              <w:t xml:space="preserve">0,2161</w:t>
+              <w:t xml:space="preserve">0,2163</w:t>
             </w:r>
           </w:p>
         </w:tc>
@@ -1707,7 +1707,7 @@
                 <w:szCs w:val="8"/>
                 <w:color w:val="000000"/>
               </w:rPr>
-              <w:t xml:space="preserve">9,8</w:t>
+              <w:t xml:space="preserve">9,9</w:t>
             </w:r>
           </w:p>
         </w:tc>
@@ -2207,7 +2207,7 @@
                 <w:szCs w:val="8"/>
                 <w:color w:val="000000"/>
               </w:rPr>
-              <w:t xml:space="preserve">0,2460</w:t>
+              <w:t xml:space="preserve">0,2466</w:t>
             </w:r>
           </w:p>
         </w:tc>
@@ -2262,7 +2262,7 @@
                 <w:szCs w:val="8"/>
                 <w:color w:val="000000"/>
               </w:rPr>
-              <w:t xml:space="preserve">9,8</w:t>
+              <w:t xml:space="preserve">10,1</w:t>
             </w:r>
           </w:p>
         </w:tc>
@@ -2762,7 +2762,7 @@
                 <w:szCs w:val="8"/>
                 <w:color w:val="000000"/>
               </w:rPr>
-              <w:t xml:space="preserve">0,2997</w:t>
+              <w:t xml:space="preserve">0,2999</w:t>
             </w:r>
           </w:p>
         </w:tc>
@@ -2817,7 +2817,7 @@
                 <w:szCs w:val="8"/>
                 <w:color w:val="000000"/>
               </w:rPr>
-              <w:t xml:space="preserve">2,3</w:t>
+              <w:t xml:space="preserve">2,4</w:t>
             </w:r>
           </w:p>
         </w:tc>
@@ -3317,7 +3317,7 @@
                 <w:szCs w:val="8"/>
                 <w:color w:val="000000"/>
               </w:rPr>
-              <w:t xml:space="preserve">0,3024</w:t>
+              <w:t xml:space="preserve">0,3023</w:t>
             </w:r>
           </w:p>
         </w:tc>
@@ -3457,7 +3457,7 @@
           <w:szCs w:val="16"/>
           <w:color w:val="000000"/>
         </w:rPr>
-        <w:t xml:space="preserve">WAIC: Watanabe-Akaike Information Criterion. Phi: fracción de varianza espacial del modelo BYM2 (Besag-York-Mollié tipo 2). RMSE: raíz del error cuadrático medio, validación cruzada espacial de 5 pliegues. ESH: European Society of Hypertension (criterio 2023, ≥140/90 mmHg). AHA: American College of Cardiology/American Heart Association (criterio 2025, ≥130/80 mmHg).</w:t>
+        <w:t xml:space="preserve">Los modelos principales usan pseudo-verosimilitud con el ponderador calibrado normalizado a media 1 dentro de cada municipio. WAIC: Watanabe-Akaike Information Criterion. Phi: fracción de varianza espacial del modelo BYM2 (Besag-York-Mollié tipo 2). El comparador se estima solo en entrenamiento en cada pliegue. RMSE: raíz del error cuadrático medio, validación cruzada espacial de 5 pliegues con observados y predicciones municipales agregados mediante el ponderador calibrado. ESH: European Society of Hypertension (criterio 2023, ≥140/90 mmHg). AHA: American College of Cardiology/American Heart Association (criterio 2025, ≥130/80 mmHg).</w:t>
       </w:r>
     </w:p>
     <w:p>
@@ -3490,7 +3490,34 @@
           <w:szCs w:val="22"/>
           <w:color w:val="000000"/>
         </w:rPr>
-        <w:t xml:space="preserve">Tabla S2. Sensibilidad al ponderador. Panel A: efecto de calibrar el ponderador de la submuestra con presión arterial medida, y validación contra el ponderador de tensión arterial que la encuesta publica para 2023.</w:t>
+        <w:t xml:space="preserve">Tabla S2. Calibración del ponderador y sensibilidad de la ponderación del modelo.</w:t>
+      </w:r>
+    </w:p>
+    <w:p>
+      <w:pPr>
+        <w:pStyle w:val="Normal"/>
+        <w:jc w:val="both"/>
+        <w:pBdr>
+          <w:bottom w:val="none" w:sz="0" w:space="0" w:color="000000"/>
+          <w:top w:val="none" w:sz="0" w:space="0" w:color="000000"/>
+          <w:left w:val="none" w:sz="0" w:space="0" w:color="000000"/>
+          <w:right w:val="none" w:sz="0" w:space="0" w:color="000000"/>
+        </w:pBdr>
+        <w:spacing w:after="0" w:before="0" w:line="360"/>
+        <w:ind w:left="0" w:right="0" w:firstLine="0" w:firstLineChars="0"/>
+      </w:pPr>
+      <w:r>
+        <w:rPr>
+          <w:rFonts w:ascii="Arial" w:hAnsi="Arial" w:eastAsia="Arial" w:cs="Arial"/>
+          <w:i w:val="false"/>
+          <w:b w:val="true"/>
+          <w:u w:val="none"/>
+          <w:strike w:val="false"/>
+          <w:sz w:val="18"/>
+          <w:szCs w:val="18"/>
+          <w:color w:val="000000"/>
+        </w:rPr>
+        <w:t xml:space="preserve">Panel A. Calibración de las estimaciones nacionales directas.</w:t>
       </w:r>
     </w:p>
     <w:tbl xmlns:a="http://schemas.openxmlformats.org/drawingml/2006/main" xmlns:pic="http://schemas.openxmlformats.org/drawingml/2006/picture">
@@ -7095,7 +7122,7 @@
           <w:szCs w:val="16"/>
           <w:color w:val="000000"/>
         </w:rPr>
-        <w:t xml:space="preserve">Estimaciones nacionales directas con diseño muestral complejo. 'Sin calibrar' usa el ponderador original del módulo de adultos; 'calibrado' lo ajusta por post-estratificación dentro de celdas de año, estrato de urbanidad, sexo y grupo quinquenal de edad, tomando como marco la población adulta elegible de cada ronda. Las cuatro últimas columnas comparan, solo para 2023 —la única ronda que lo distribuye—, el ponderador calibrado y el original contra el ponderador propio del módulo de tensión arterial; la diferencia es (estimación con nuestro ponderador − estimación con el ponderador de la encuesta). La fila final promedia el valor absoluto de esas diferencias en los 6 indicadores con dato de 2023: calibrar la reduce de 0,92 a 0,48 pp. pp: puntos porcentuales.</w:t>
+        <w:t xml:space="preserve">Estimaciones nacionales directas con diseño muestral complejo. 'Sin calibrar' usa el ponderador original del módulo de adultos; 'calibrado' lo ajusta por post-estratificación dentro de celdas de año, estrato de urbanidad, sexo y grupo quinquenal de edad, tomando como marco la población adulta elegible de cada ronda. Las tres últimas columnas comparan, solo para 2023 —la única ronda que lo distribuye—, el ponderador calibrado contra el ponderador propio del módulo de tensión arterial. pp: puntos porcentuales.</w:t>
       </w:r>
     </w:p>
     <w:p>
@@ -7108,7 +7135,7 @@
           <w:left w:val="none" w:sz="0" w:space="0" w:color="000000"/>
           <w:right w:val="none" w:sz="0" w:space="0" w:color="000000"/>
         </w:pBdr>
-        <w:spacing w:after="80" w:before="160" w:line="240"/>
+        <w:spacing w:after="60" w:before="120" w:line="240"/>
         <w:ind w:left="0" w:right="0" w:firstLine="0" w:firstLineChars="0"/>
       </w:pPr>
       <w:r>
@@ -7118,11 +7145,11 @@
           <w:b w:val="true"/>
           <w:u w:val="none"/>
           <w:strike w:val="false"/>
-          <w:sz w:val="22"/>
-          <w:szCs w:val="22"/>
+          <w:sz w:val="18"/>
+          <w:szCs w:val="18"/>
           <w:color w:val="000000"/>
         </w:rPr>
-        <w:t xml:space="preserve">Tabla S2, panel B. Modelo principal ponderado frente al ajuste sin ponderar en los cinco desenlaces, con el desglose por tamaño muestral municipal.</w:t>
+        <w:t xml:space="preserve">Panel B. Modelo principal ponderado frente a sensibilidad sin ponderar.</w:t>
       </w:r>
     </w:p>
     <w:tbl xmlns:a="http://schemas.openxmlformats.org/drawingml/2006/main" xmlns:pic="http://schemas.openxmlformats.org/drawingml/2006/picture">
@@ -10499,7 +10526,7 @@
           <w:szCs w:val="16"/>
           <w:color w:val="000000"/>
         </w:rPr>
-        <w:t xml:space="preserve">Se reajustaron los cinco modelos sin ponderar, con las mismas filas, fórmulas y previas que el modelo principal. La diferencia es la del valor absoluto de la prevalencia municipal suavizada (ponderado − sin ponderar), en puntos porcentuales (pp), sobre los municipios con muestra directa. n: número de encuestados del municipio en el denominador de ese paso; entre paréntesis, el número de municipios de cada estrato. El criterio fijado de antemano para considerar coherentes ambos ajustes fue una mediana absoluta menor de 2 pp y una correlación mayor de 0,95; no se cumplió en ningún desenlace, y la diferencia no desaparece en los municipios con n ≥30, por lo que el modelo ponderado se mantuvo como principal.</w:t>
+        <w:t xml:space="preserve">Ambos ajustes usan las mismas filas, fórmulas, previas y agregación municipal; solo cambia la inclusión del peso de pseudo-verosimilitud. El criterio preespecificado de diferencia pequeña exigía mediana absoluta &lt;2 pp y r&gt;0,95. No se cumplió en ningún desenlace y la discrepancia persistió con n≥30, por lo que el ponderado se mantuvo como principal.</w:t>
       </w:r>
     </w:p>
     <w:p>
@@ -22440,7 +22467,7 @@
           <w:szCs w:val="20"/>
           <w:color w:val="000000"/>
         </w:rPr>
-        <w:t xml:space="preserve">ΔWAIC: cambio del WAIC al añadir la covariable al modelo base (valores negativos indican mejor ajuste predictivo); EE: su error estándar, calculado a partir de las contribuciones punto por punto de ambos modelos sobre las mismas observaciones. El umbral preespecificado de inclusión fue ΔWAIC ≤ -2; ninguna mejora alcanza dos errores estándar (la mayor razón |ΔWAIC|/EE entre las mejoras es 0,69), de modo que las ganancias predictivas son pequeñas frente a su propia incertidumbre y la elección de especificación apenas altera las estimaciones municipales. Las cuatro razones que superan 2 (la densidad de establecimientos en diagnóstico-AHA y en tratamiento, y la altitud en control-ESH y control-AHA) son deterioros del ajuste (ΔWAIC positivo) de magnitud pequeña pero estimados con precisión. β: coeficiente posterior en la escala del logit, sólo para las covariables que el protocolo seleccionó (la pobreza municipal en control). RM: la misma estimación como razón de momios, por cada 10 puntos porcentuales de pobreza municipal. Las afirmaciones de asociación del texto se apoyan en el coeficiente y su intervalo, no en el ΔWAIC.</w:t>
+        <w:t xml:space="preserve">ΔWAIC: cambio del WAIC al añadir la covariable al modelo base (valores negativos indican mejor ajuste predictivo); EE: su error estándar, calculado sobre las mismas observaciones. La inclusión exigió simultáneamente ΔWAIC ≤ −2, mejora del log-CPO y cero fallos CPO. Ninguna mejora alcanzó dos EE de ΔWAIC, por lo que las ganancias predictivas son modestas. β: coeficiente posterior en la escala del logit, solo para covariables seleccionadas. RM: la misma estimación como razón de momios, por cada 10 puntos porcentuales de pobreza y por una unidad de densidad de establecimientos. Las afirmaciones de asociación se apoyan en el coeficiente y su intervalo, no en el ΔWAIC.</w:t>
       </w:r>
     </w:p>
     <w:p>
@@ -24526,7 +24553,7 @@
           <w:szCs w:val="20"/>
           <w:color w:val="000000"/>
         </w:rPr>
-        <w:t xml:space="preserve">VIF: factor de inflación de la varianza de las covariables de área de cada modelo (&gt;5 indicaría colinealidad); se calcula sobre la especificación que el protocolo seleccionó, no sobre todas las candidatas. Moran I: autocorrelación espacial de los residuos municipales (prevalencia directa menos prevalencia del modelo) en los municipios con muestra; ninguno difiere de cero, de modo que el término BYM2 absorbió la estructura espacial y no queda agrupamiento sin explicar. v: componente NO estructurado del BYM2, el único que el modelo supone gaussiano; se describe con asimetría y exceso de curtosis en vez de una prueba de normalidad, porque con 2 478 áreas cualquier prueba rechaza y porque se aplica sobre medias posteriores, que el encogimiento bayesiano concentra cerca de cero. PIT aleatorizado (Czado et al. 2009): con desenlace binario el PIT sin aleatorizar sigue a la prevalencia y no informa; aleatorizado debe ser uniforme con media 0,5 si el modelo está bien calibrado. Fallos CPO: observaciones cuya predicción dejada-fuera INLA no pudo calcular de forma fiable.</w:t>
+        <w:t xml:space="preserve">VIF: factor de inflación de la varianza de las covariables de área de cada modelo (&gt;5 indicaría colinealidad). Moran I: autocorrelación espacial de los residuos municipales; no se detectó autocorrelación residual significativa. v: componente no estructurado del BYM2, descrito con asimetría y exceso de curtosis. PIT aleatorizado (Czado et al. 2009): debería ser uniforme con media 0,5 si el modelo estuviera bien calibrado; la prueba KS rechazó la uniformidad en los cinco modelos, por lo que se declara calibración predictiva imperfecta. Fallos CPO: observaciones cuya predicción dejada-fuera INLA no pudo calcular de forma fiable.</w:t>
       </w:r>
     </w:p>
     <w:p>
@@ -24559,7 +24586,7 @@
           <w:szCs w:val="22"/>
           <w:color w:val="000000"/>
         </w:rPr>
-        <w:t xml:space="preserve">Tabla S6. Comparación de las estimaciones nacionales directas con la literatura nacional publicada sobre los mismos datos.</w:t>
+        <w:t xml:space="preserve">Tabla S6. Comparación de las estimaciones nacionales directas con la literatura nacional publicada sobre las mismas rondas.</w:t>
       </w:r>
     </w:p>
     <w:tbl xmlns:a="http://schemas.openxmlformats.org/drawingml/2006/main" xmlns:pic="http://schemas.openxmlformats.org/drawingml/2006/picture">
@@ -27093,7 +27120,7856 @@
           <w:szCs w:val="20"/>
           <w:color w:val="000000"/>
         </w:rPr>
-        <w:t xml:space="preserve">El grafo se construyó con contigüidad tipo "reina" sobre la capa municipal 1:4 000 000 del INEGI. Se verificó como una única componente conexa, con los 2478 municipios alcanzables entre sí y sin aristas asimétricas; ningún municipio quedó sin vecinos. El término ICAR del modelo BYM2 queda bien definido para los 2478 municipios. Los dos municipios insulares de Quintana Roo tampoco quedaron aislados: a la escala de generalización de esa capa, sus polígonos colindan con los municipios costeros contiguos, que son los mismos que se les asignaría por proximidad. El procedimiento de respaldo previsto en el código —conectar un municipio sin vecinos con aquel cuyo centroide esté más próximo— no llegó a aplicarse en ningún caso.</w:t>
+        <w:t xml:space="preserve">El grafo se construyó con contigüidad tipo "reina" sobre la capa municipal 1:4 000 000 del INEGI. Se verificó una única componente conexa para los 2478 municipios, sin aristas asimétricas ni municipios sin vecinos. Los dos municipios insulares de Quintana Roo tampoco quedaron aislados: a la escala de generalización de esa capa, sus polígonos colindan con los municipios costeros contiguos, que son los mismos que se les asignaría por proximidad. El procedimiento de respaldo previsto en el código —conectar un municipio sin vecinos con aquel cuyo centroide esté más próximo— no llegó a aplicarse en ningún caso.</w:t>
+      </w:r>
+    </w:p>
+    <w:p>
+      <w:pPr/>
+      <w:r>
+        <w:br w:type="page"/>
+      </w:r>
+    </w:p>
+    <w:p>
+      <w:pPr>
+        <w:pStyle w:val="Normal"/>
+        <w:jc w:val="both"/>
+        <w:pBdr>
+          <w:bottom w:val="none" w:sz="0" w:space="0" w:color="000000"/>
+          <w:top w:val="none" w:sz="0" w:space="0" w:color="000000"/>
+          <w:left w:val="none" w:sz="0" w:space="0" w:color="000000"/>
+          <w:right w:val="none" w:sz="0" w:space="0" w:color="000000"/>
+        </w:pBdr>
+        <w:spacing w:after="0" w:before="0" w:line="360"/>
+        <w:ind w:left="0" w:right="0" w:firstLine="0" w:firstLineChars="0"/>
+      </w:pPr>
+      <w:r>
+        <w:rPr>
+          <w:rFonts w:ascii="Arial" w:hAnsi="Arial" w:eastAsia="Arial" w:cs="Arial"/>
+          <w:i w:val="false"/>
+          <w:b w:val="true"/>
+          <w:u w:val="none"/>
+          <w:strike w:val="false"/>
+          <w:sz w:val="22"/>
+          <w:szCs w:val="22"/>
+          <w:color w:val="000000"/>
+        </w:rPr>
+        <w:t xml:space="preserve">Tabla S8. Características y faltantes por denominador clínico.</w:t>
+      </w:r>
+    </w:p>
+    <w:p>
+      <w:pPr>
+        <w:jc w:val="left"/>
+        <w:pBdr>
+          <w:bottom w:val="none" w:sz="0" w:space="0" w:color="000000"/>
+          <w:top w:val="none" w:sz="0" w:space="0" w:color="000000"/>
+          <w:left w:val="none" w:sz="0" w:space="0" w:color="000000"/>
+          <w:right w:val="none" w:sz="0" w:space="0" w:color="000000"/>
+        </w:pBdr>
+        <w:spacing w:after="0" w:before="0" w:line="240"/>
+        <w:ind w:left="0" w:right="0" w:firstLine="0" w:firstLineChars="0"/>
+      </w:pPr>
+      <w:r>
+        <w:rPr>
+          <w:rFonts w:ascii="Arial" w:hAnsi="Arial" w:eastAsia="Arial" w:cs="Arial"/>
+          <w:i w:val="false"/>
+          <w:b w:val="true"/>
+          <w:u w:val="none"/>
+          <w:strike w:val="false"/>
+          <w:sz w:val="18"/>
+          <w:szCs w:val="18"/>
+          <w:color w:val="000000"/>
+        </w:rPr>
+        <w:t xml:space="preserve">Panel A. n no ponderado y porcentaje ponderado; edad: media (DE).</w:t>
+      </w:r>
+    </w:p>
+    <w:tbl xmlns:a="http://schemas.openxmlformats.org/drawingml/2006/main" xmlns:pic="http://schemas.openxmlformats.org/drawingml/2006/picture">
+      <w:tblPr>
+        <w:tblLayout w:type="fixed"/>
+        <w:jc w:val="center"/>
+        <w:tblLook w:firstRow="1" w:lastRow="0" w:firstColumn="0" w:lastColumn="0" w:noHBand="0" w:noVBand="1"/>
+      </w:tblPr>
+      <w:tblGrid>
+        <w:gridCol w:w="1874"/>
+        <w:gridCol w:w="957"/>
+        <w:gridCol w:w="1224"/>
+        <w:gridCol w:w="1290"/>
+        <w:gridCol w:w="1444"/>
+        <w:gridCol w:w="1097"/>
+      </w:tblGrid>
+      <w:tr>
+        <w:trPr>
+          <w:trHeight w:val="234" w:hRule="auto"/>
+          <w:tblHeader/>
+        </w:trPr>
+        <w:tc>
+          <w:tcPr>
+            <w:tcBorders>
+              <w:bottom w:val="single" w:sz="8" w:space="0" w:color="000000"/>
+              <w:top w:val="none" w:sz="0" w:space="0" w:color="000000"/>
+              <w:left w:val="none" w:sz="0" w:space="0" w:color="000000"/>
+              <w:right w:val="none" w:sz="0" w:space="0" w:color="000000"/>
+            </w:tcBorders>
+            <w:shd w:val="clear" w:color="auto" w:fill="FFFFFF"/>
+            <w:tcMar>
+              <w:top w:w="0" w:type="dxa"/>
+              <w:bottom w:w="0" w:type="dxa"/>
+              <w:left w:w="0" w:type="dxa"/>
+              <w:right w:w="0" w:type="dxa"/>
+            </w:tcMar>
+            <w:vAlign w:val="center"/>
+          </w:tcPr>
+          <w:p>
+            <w:pPr>
+              <w:pStyle w:val="Normal"/>
+              <w:jc w:val="center"/>
+              <w:pBdr>
+                <w:bottom w:val="none" w:sz="0" w:space="0" w:color="000000"/>
+                <w:top w:val="none" w:sz="0" w:space="0" w:color="000000"/>
+                <w:left w:val="none" w:sz="0" w:space="0" w:color="000000"/>
+                <w:right w:val="none" w:sz="0" w:space="0" w:color="000000"/>
+              </w:pBdr>
+              <w:spacing w:after="40" w:before="40" w:line="240"/>
+              <w:ind w:left="40" w:right="40" w:firstLine="0" w:firstLineChars="0"/>
+              <w:rPr>
+                <w:rFonts w:ascii="Arial" w:hAnsi="Arial" w:eastAsia="Arial" w:cs="Arial"/>
+                <w:i w:val="false"/>
+                <w:b w:val="false"/>
+                <w:u w:val="none"/>
+                <w:strike w:val="false"/>
+                <w:sz w:val="12"/>
+                <w:szCs w:val="12"/>
+                <w:color w:val="000000"/>
+              </w:rPr>
+            </w:pPr>
+            <w:r>
+              <w:rPr>
+                <w:rFonts w:ascii="Arial" w:hAnsi="Arial" w:eastAsia="Arial" w:cs="Arial"/>
+                <w:i w:val="false"/>
+                <w:b w:val="false"/>
+                <w:u w:val="none"/>
+                <w:strike w:val="false"/>
+                <w:sz w:val="12"/>
+                <w:szCs w:val="12"/>
+                <w:color w:val="000000"/>
+              </w:rPr>
+              <w:t xml:space="preserve">Característica</w:t>
+            </w:r>
+          </w:p>
+        </w:tc>
+        <w:tc>
+          <w:tcPr>
+            <w:tcBorders>
+              <w:bottom w:val="single" w:sz="8" w:space="0" w:color="000000"/>
+              <w:top w:val="none" w:sz="0" w:space="0" w:color="000000"/>
+              <w:left w:val="none" w:sz="0" w:space="0" w:color="000000"/>
+              <w:right w:val="none" w:sz="0" w:space="0" w:color="000000"/>
+            </w:tcBorders>
+            <w:shd w:val="clear" w:color="auto" w:fill="FFFFFF"/>
+            <w:tcMar>
+              <w:top w:w="0" w:type="dxa"/>
+              <w:bottom w:w="0" w:type="dxa"/>
+              <w:left w:w="0" w:type="dxa"/>
+              <w:right w:w="0" w:type="dxa"/>
+            </w:tcMar>
+            <w:vAlign w:val="center"/>
+          </w:tcPr>
+          <w:p>
+            <w:pPr>
+              <w:pStyle w:val="Normal"/>
+              <w:jc w:val="center"/>
+              <w:pBdr>
+                <w:bottom w:val="none" w:sz="0" w:space="0" w:color="000000"/>
+                <w:top w:val="none" w:sz="0" w:space="0" w:color="000000"/>
+                <w:left w:val="none" w:sz="0" w:space="0" w:color="000000"/>
+                <w:right w:val="none" w:sz="0" w:space="0" w:color="000000"/>
+              </w:pBdr>
+              <w:spacing w:after="40" w:before="40" w:line="240"/>
+              <w:ind w:left="40" w:right="40" w:firstLine="0" w:firstLineChars="0"/>
+              <w:rPr>
+                <w:rFonts w:ascii="Arial" w:hAnsi="Arial" w:eastAsia="Arial" w:cs="Arial"/>
+                <w:i w:val="false"/>
+                <w:b w:val="false"/>
+                <w:u w:val="none"/>
+                <w:strike w:val="false"/>
+                <w:sz w:val="12"/>
+                <w:szCs w:val="12"/>
+                <w:color w:val="000000"/>
+              </w:rPr>
+            </w:pPr>
+            <w:r>
+              <w:rPr>
+                <w:rFonts w:ascii="Arial" w:hAnsi="Arial" w:eastAsia="Arial" w:cs="Arial"/>
+                <w:i w:val="false"/>
+                <w:b w:val="false"/>
+                <w:u w:val="none"/>
+                <w:strike w:val="false"/>
+                <w:sz w:val="12"/>
+                <w:szCs w:val="12"/>
+                <w:color w:val="000000"/>
+              </w:rPr>
+              <w:t xml:space="preserve">Total (n=25088)</w:t>
+            </w:r>
+          </w:p>
+        </w:tc>
+        <w:tc>
+          <w:tcPr>
+            <w:tcBorders>
+              <w:bottom w:val="single" w:sz="8" w:space="0" w:color="000000"/>
+              <w:top w:val="none" w:sz="0" w:space="0" w:color="000000"/>
+              <w:left w:val="none" w:sz="0" w:space="0" w:color="000000"/>
+              <w:right w:val="none" w:sz="0" w:space="0" w:color="000000"/>
+            </w:tcBorders>
+            <w:shd w:val="clear" w:color="auto" w:fill="FFFFFF"/>
+            <w:tcMar>
+              <w:top w:w="0" w:type="dxa"/>
+              <w:bottom w:w="0" w:type="dxa"/>
+              <w:left w:w="0" w:type="dxa"/>
+              <w:right w:w="0" w:type="dxa"/>
+            </w:tcMar>
+            <w:vAlign w:val="center"/>
+          </w:tcPr>
+          <w:p>
+            <w:pPr>
+              <w:pStyle w:val="Normal"/>
+              <w:jc w:val="center"/>
+              <w:pBdr>
+                <w:bottom w:val="none" w:sz="0" w:space="0" w:color="000000"/>
+                <w:top w:val="none" w:sz="0" w:space="0" w:color="000000"/>
+                <w:left w:val="none" w:sz="0" w:space="0" w:color="000000"/>
+                <w:right w:val="none" w:sz="0" w:space="0" w:color="000000"/>
+              </w:pBdr>
+              <w:spacing w:after="40" w:before="40" w:line="240"/>
+              <w:ind w:left="40" w:right="40" w:firstLine="0" w:firstLineChars="0"/>
+              <w:rPr>
+                <w:rFonts w:ascii="Arial" w:hAnsi="Arial" w:eastAsia="Arial" w:cs="Arial"/>
+                <w:i w:val="false"/>
+                <w:b w:val="false"/>
+                <w:u w:val="none"/>
+                <w:strike w:val="false"/>
+                <w:sz w:val="12"/>
+                <w:szCs w:val="12"/>
+                <w:color w:val="000000"/>
+              </w:rPr>
+            </w:pPr>
+            <w:r>
+              <w:rPr>
+                <w:rFonts w:ascii="Arial" w:hAnsi="Arial" w:eastAsia="Arial" w:cs="Arial"/>
+                <w:i w:val="false"/>
+                <w:b w:val="false"/>
+                <w:u w:val="none"/>
+                <w:strike w:val="false"/>
+                <w:sz w:val="12"/>
+                <w:szCs w:val="12"/>
+                <w:color w:val="000000"/>
+              </w:rPr>
+              <w:t xml:space="preserve">HTA (ESH) (n=7735)</w:t>
+            </w:r>
+          </w:p>
+        </w:tc>
+        <w:tc>
+          <w:tcPr>
+            <w:tcBorders>
+              <w:bottom w:val="single" w:sz="8" w:space="0" w:color="000000"/>
+              <w:top w:val="none" w:sz="0" w:space="0" w:color="000000"/>
+              <w:left w:val="none" w:sz="0" w:space="0" w:color="000000"/>
+              <w:right w:val="none" w:sz="0" w:space="0" w:color="000000"/>
+            </w:tcBorders>
+            <w:shd w:val="clear" w:color="auto" w:fill="FFFFFF"/>
+            <w:tcMar>
+              <w:top w:w="0" w:type="dxa"/>
+              <w:bottom w:w="0" w:type="dxa"/>
+              <w:left w:w="0" w:type="dxa"/>
+              <w:right w:w="0" w:type="dxa"/>
+            </w:tcMar>
+            <w:vAlign w:val="center"/>
+          </w:tcPr>
+          <w:p>
+            <w:pPr>
+              <w:pStyle w:val="Normal"/>
+              <w:jc w:val="center"/>
+              <w:pBdr>
+                <w:bottom w:val="none" w:sz="0" w:space="0" w:color="000000"/>
+                <w:top w:val="none" w:sz="0" w:space="0" w:color="000000"/>
+                <w:left w:val="none" w:sz="0" w:space="0" w:color="000000"/>
+                <w:right w:val="none" w:sz="0" w:space="0" w:color="000000"/>
+              </w:pBdr>
+              <w:spacing w:after="40" w:before="40" w:line="240"/>
+              <w:ind w:left="40" w:right="40" w:firstLine="0" w:firstLineChars="0"/>
+              <w:rPr>
+                <w:rFonts w:ascii="Arial" w:hAnsi="Arial" w:eastAsia="Arial" w:cs="Arial"/>
+                <w:i w:val="false"/>
+                <w:b w:val="false"/>
+                <w:u w:val="none"/>
+                <w:strike w:val="false"/>
+                <w:sz w:val="12"/>
+                <w:szCs w:val="12"/>
+                <w:color w:val="000000"/>
+              </w:rPr>
+            </w:pPr>
+            <w:r>
+              <w:rPr>
+                <w:rFonts w:ascii="Arial" w:hAnsi="Arial" w:eastAsia="Arial" w:cs="Arial"/>
+                <w:i w:val="false"/>
+                <w:b w:val="false"/>
+                <w:u w:val="none"/>
+                <w:strike w:val="false"/>
+                <w:sz w:val="12"/>
+                <w:szCs w:val="12"/>
+                <w:color w:val="000000"/>
+              </w:rPr>
+              <w:t xml:space="preserve">HTA (AHA) (n=11597)</w:t>
+            </w:r>
+          </w:p>
+        </w:tc>
+        <w:tc>
+          <w:tcPr>
+            <w:tcBorders>
+              <w:bottom w:val="single" w:sz="8" w:space="0" w:color="000000"/>
+              <w:top w:val="none" w:sz="0" w:space="0" w:color="000000"/>
+              <w:left w:val="none" w:sz="0" w:space="0" w:color="000000"/>
+              <w:right w:val="none" w:sz="0" w:space="0" w:color="000000"/>
+            </w:tcBorders>
+            <w:shd w:val="clear" w:color="auto" w:fill="FFFFFF"/>
+            <w:tcMar>
+              <w:top w:w="0" w:type="dxa"/>
+              <w:bottom w:w="0" w:type="dxa"/>
+              <w:left w:w="0" w:type="dxa"/>
+              <w:right w:w="0" w:type="dxa"/>
+            </w:tcMar>
+            <w:vAlign w:val="center"/>
+          </w:tcPr>
+          <w:p>
+            <w:pPr>
+              <w:pStyle w:val="Normal"/>
+              <w:jc w:val="center"/>
+              <w:pBdr>
+                <w:bottom w:val="none" w:sz="0" w:space="0" w:color="000000"/>
+                <w:top w:val="none" w:sz="0" w:space="0" w:color="000000"/>
+                <w:left w:val="none" w:sz="0" w:space="0" w:color="000000"/>
+                <w:right w:val="none" w:sz="0" w:space="0" w:color="000000"/>
+              </w:pBdr>
+              <w:spacing w:after="40" w:before="40" w:line="240"/>
+              <w:ind w:left="40" w:right="40" w:firstLine="0" w:firstLineChars="0"/>
+              <w:rPr>
+                <w:rFonts w:ascii="Arial" w:hAnsi="Arial" w:eastAsia="Arial" w:cs="Arial"/>
+                <w:i w:val="false"/>
+                <w:b w:val="false"/>
+                <w:u w:val="none"/>
+                <w:strike w:val="false"/>
+                <w:sz w:val="12"/>
+                <w:szCs w:val="12"/>
+                <w:color w:val="000000"/>
+              </w:rPr>
+            </w:pPr>
+            <w:r>
+              <w:rPr>
+                <w:rFonts w:ascii="Arial" w:hAnsi="Arial" w:eastAsia="Arial" w:cs="Arial"/>
+                <w:i w:val="false"/>
+                <w:b w:val="false"/>
+                <w:u w:val="none"/>
+                <w:strike w:val="false"/>
+                <w:sz w:val="12"/>
+                <w:szCs w:val="12"/>
+                <w:color w:val="000000"/>
+              </w:rPr>
+              <w:t xml:space="preserve">Diagnosticados (n=5203)</w:t>
+            </w:r>
+          </w:p>
+        </w:tc>
+        <w:tc>
+          <w:tcPr>
+            <w:tcBorders>
+              <w:bottom w:val="single" w:sz="8" w:space="0" w:color="000000"/>
+              <w:top w:val="none" w:sz="0" w:space="0" w:color="000000"/>
+              <w:left w:val="none" w:sz="0" w:space="0" w:color="000000"/>
+              <w:right w:val="none" w:sz="0" w:space="0" w:color="000000"/>
+            </w:tcBorders>
+            <w:shd w:val="clear" w:color="auto" w:fill="FFFFFF"/>
+            <w:tcMar>
+              <w:top w:w="0" w:type="dxa"/>
+              <w:bottom w:w="0" w:type="dxa"/>
+              <w:left w:w="0" w:type="dxa"/>
+              <w:right w:w="0" w:type="dxa"/>
+            </w:tcMar>
+            <w:vAlign w:val="center"/>
+          </w:tcPr>
+          <w:p>
+            <w:pPr>
+              <w:pStyle w:val="Normal"/>
+              <w:jc w:val="center"/>
+              <w:pBdr>
+                <w:bottom w:val="none" w:sz="0" w:space="0" w:color="000000"/>
+                <w:top w:val="none" w:sz="0" w:space="0" w:color="000000"/>
+                <w:left w:val="none" w:sz="0" w:space="0" w:color="000000"/>
+                <w:right w:val="none" w:sz="0" w:space="0" w:color="000000"/>
+              </w:pBdr>
+              <w:spacing w:after="40" w:before="40" w:line="240"/>
+              <w:ind w:left="40" w:right="40" w:firstLine="0" w:firstLineChars="0"/>
+              <w:rPr>
+                <w:rFonts w:ascii="Arial" w:hAnsi="Arial" w:eastAsia="Arial" w:cs="Arial"/>
+                <w:i w:val="false"/>
+                <w:b w:val="false"/>
+                <w:u w:val="none"/>
+                <w:strike w:val="false"/>
+                <w:sz w:val="12"/>
+                <w:szCs w:val="12"/>
+                <w:color w:val="000000"/>
+              </w:rPr>
+            </w:pPr>
+            <w:r>
+              <w:rPr>
+                <w:rFonts w:ascii="Arial" w:hAnsi="Arial" w:eastAsia="Arial" w:cs="Arial"/>
+                <w:i w:val="false"/>
+                <w:b w:val="false"/>
+                <w:u w:val="none"/>
+                <w:strike w:val="false"/>
+                <w:sz w:val="12"/>
+                <w:szCs w:val="12"/>
+                <w:color w:val="000000"/>
+              </w:rPr>
+              <w:t xml:space="preserve">Tratados (n=4388)</w:t>
+            </w:r>
+          </w:p>
+        </w:tc>
+      </w:tr>
+      <w:tr>
+        <w:trPr>
+          <w:trHeight w:val="224" w:hRule="auto"/>
+        </w:trPr>
+        <w:tc>
+          <w:tcPr>
+            <w:tcBorders>
+              <w:bottom w:val="none" w:sz="0" w:space="0" w:color="000000"/>
+              <w:top w:val="single" w:sz="8" w:space="0" w:color="000000"/>
+              <w:left w:val="none" w:sz="0" w:space="0" w:color="000000"/>
+              <w:right w:val="none" w:sz="0" w:space="0" w:color="000000"/>
+            </w:tcBorders>
+            <w:shd w:val="clear" w:color="auto" w:fill="FFFFFF"/>
+            <w:tcMar>
+              <w:top w:w="0" w:type="dxa"/>
+              <w:bottom w:w="0" w:type="dxa"/>
+              <w:left w:w="0" w:type="dxa"/>
+              <w:right w:w="0" w:type="dxa"/>
+            </w:tcMar>
+            <w:vAlign w:val="center"/>
+          </w:tcPr>
+          <w:p>
+            <w:pPr>
+              <w:pStyle w:val="Normal"/>
+              <w:jc w:val="center"/>
+              <w:pBdr>
+                <w:bottom w:val="none" w:sz="0" w:space="0" w:color="000000"/>
+                <w:top w:val="none" w:sz="0" w:space="0" w:color="000000"/>
+                <w:left w:val="none" w:sz="0" w:space="0" w:color="000000"/>
+                <w:right w:val="none" w:sz="0" w:space="0" w:color="000000"/>
+              </w:pBdr>
+              <w:spacing w:after="40" w:before="40" w:line="240"/>
+              <w:ind w:left="40" w:right="40" w:firstLine="0" w:firstLineChars="0"/>
+              <w:rPr>
+                <w:rFonts w:ascii="Arial" w:hAnsi="Arial" w:eastAsia="Arial" w:cs="Arial"/>
+                <w:i w:val="false"/>
+                <w:b w:val="false"/>
+                <w:u w:val="none"/>
+                <w:strike w:val="false"/>
+                <w:sz w:val="12"/>
+                <w:szCs w:val="12"/>
+                <w:color w:val="000000"/>
+              </w:rPr>
+            </w:pPr>
+            <w:r>
+              <w:rPr>
+                <w:rFonts w:ascii="Arial" w:hAnsi="Arial" w:eastAsia="Arial" w:cs="Arial"/>
+                <w:i w:val="false"/>
+                <w:b w:val="false"/>
+                <w:u w:val="none"/>
+                <w:strike w:val="false"/>
+                <w:sz w:val="12"/>
+                <w:szCs w:val="12"/>
+                <w:color w:val="000000"/>
+              </w:rPr>
+              <w:t xml:space="preserve">Edad: media (DE), años</w:t>
+            </w:r>
+          </w:p>
+        </w:tc>
+        <w:tc>
+          <w:tcPr>
+            <w:tcBorders>
+              <w:bottom w:val="none" w:sz="0" w:space="0" w:color="000000"/>
+              <w:top w:val="single" w:sz="8" w:space="0" w:color="000000"/>
+              <w:left w:val="none" w:sz="0" w:space="0" w:color="000000"/>
+              <w:right w:val="none" w:sz="0" w:space="0" w:color="000000"/>
+            </w:tcBorders>
+            <w:shd w:val="clear" w:color="auto" w:fill="FFFFFF"/>
+            <w:tcMar>
+              <w:top w:w="0" w:type="dxa"/>
+              <w:bottom w:w="0" w:type="dxa"/>
+              <w:left w:w="0" w:type="dxa"/>
+              <w:right w:w="0" w:type="dxa"/>
+            </w:tcMar>
+            <w:vAlign w:val="center"/>
+          </w:tcPr>
+          <w:p>
+            <w:pPr>
+              <w:pStyle w:val="Normal"/>
+              <w:jc w:val="center"/>
+              <w:pBdr>
+                <w:bottom w:val="none" w:sz="0" w:space="0" w:color="000000"/>
+                <w:top w:val="none" w:sz="0" w:space="0" w:color="000000"/>
+                <w:left w:val="none" w:sz="0" w:space="0" w:color="000000"/>
+                <w:right w:val="none" w:sz="0" w:space="0" w:color="000000"/>
+              </w:pBdr>
+              <w:spacing w:after="40" w:before="40" w:line="240"/>
+              <w:ind w:left="40" w:right="40" w:firstLine="0" w:firstLineChars="0"/>
+              <w:rPr>
+                <w:rFonts w:ascii="Arial" w:hAnsi="Arial" w:eastAsia="Arial" w:cs="Arial"/>
+                <w:i w:val="false"/>
+                <w:b w:val="false"/>
+                <w:u w:val="none"/>
+                <w:strike w:val="false"/>
+                <w:sz w:val="12"/>
+                <w:szCs w:val="12"/>
+                <w:color w:val="000000"/>
+              </w:rPr>
+            </w:pPr>
+            <w:r>
+              <w:rPr>
+                <w:rFonts w:ascii="Arial" w:hAnsi="Arial" w:eastAsia="Arial" w:cs="Arial"/>
+                <w:i w:val="false"/>
+                <w:b w:val="false"/>
+                <w:u w:val="none"/>
+                <w:strike w:val="false"/>
+                <w:sz w:val="12"/>
+                <w:szCs w:val="12"/>
+                <w:color w:val="000000"/>
+              </w:rPr>
+              <w:t xml:space="preserve">44,3 (16,6)</w:t>
+            </w:r>
+          </w:p>
+        </w:tc>
+        <w:tc>
+          <w:tcPr>
+            <w:tcBorders>
+              <w:bottom w:val="none" w:sz="0" w:space="0" w:color="000000"/>
+              <w:top w:val="single" w:sz="8" w:space="0" w:color="000000"/>
+              <w:left w:val="none" w:sz="0" w:space="0" w:color="000000"/>
+              <w:right w:val="none" w:sz="0" w:space="0" w:color="000000"/>
+            </w:tcBorders>
+            <w:shd w:val="clear" w:color="auto" w:fill="FFFFFF"/>
+            <w:tcMar>
+              <w:top w:w="0" w:type="dxa"/>
+              <w:bottom w:w="0" w:type="dxa"/>
+              <w:left w:w="0" w:type="dxa"/>
+              <w:right w:w="0" w:type="dxa"/>
+            </w:tcMar>
+            <w:vAlign w:val="center"/>
+          </w:tcPr>
+          <w:p>
+            <w:pPr>
+              <w:pStyle w:val="Normal"/>
+              <w:jc w:val="center"/>
+              <w:pBdr>
+                <w:bottom w:val="none" w:sz="0" w:space="0" w:color="000000"/>
+                <w:top w:val="none" w:sz="0" w:space="0" w:color="000000"/>
+                <w:left w:val="none" w:sz="0" w:space="0" w:color="000000"/>
+                <w:right w:val="none" w:sz="0" w:space="0" w:color="000000"/>
+              </w:pBdr>
+              <w:spacing w:after="40" w:before="40" w:line="240"/>
+              <w:ind w:left="40" w:right="40" w:firstLine="0" w:firstLineChars="0"/>
+              <w:rPr>
+                <w:rFonts w:ascii="Arial" w:hAnsi="Arial" w:eastAsia="Arial" w:cs="Arial"/>
+                <w:i w:val="false"/>
+                <w:b w:val="false"/>
+                <w:u w:val="none"/>
+                <w:strike w:val="false"/>
+                <w:sz w:val="12"/>
+                <w:szCs w:val="12"/>
+                <w:color w:val="000000"/>
+              </w:rPr>
+            </w:pPr>
+            <w:r>
+              <w:rPr>
+                <w:rFonts w:ascii="Arial" w:hAnsi="Arial" w:eastAsia="Arial" w:cs="Arial"/>
+                <w:i w:val="false"/>
+                <w:b w:val="false"/>
+                <w:u w:val="none"/>
+                <w:strike w:val="false"/>
+                <w:sz w:val="12"/>
+                <w:szCs w:val="12"/>
+                <w:color w:val="000000"/>
+              </w:rPr>
+              <w:t xml:space="preserve">55,5 (15,9)</w:t>
+            </w:r>
+          </w:p>
+        </w:tc>
+        <w:tc>
+          <w:tcPr>
+            <w:tcBorders>
+              <w:bottom w:val="none" w:sz="0" w:space="0" w:color="000000"/>
+              <w:top w:val="single" w:sz="8" w:space="0" w:color="000000"/>
+              <w:left w:val="none" w:sz="0" w:space="0" w:color="000000"/>
+              <w:right w:val="none" w:sz="0" w:space="0" w:color="000000"/>
+            </w:tcBorders>
+            <w:shd w:val="clear" w:color="auto" w:fill="FFFFFF"/>
+            <w:tcMar>
+              <w:top w:w="0" w:type="dxa"/>
+              <w:bottom w:w="0" w:type="dxa"/>
+              <w:left w:w="0" w:type="dxa"/>
+              <w:right w:w="0" w:type="dxa"/>
+            </w:tcMar>
+            <w:vAlign w:val="center"/>
+          </w:tcPr>
+          <w:p>
+            <w:pPr>
+              <w:pStyle w:val="Normal"/>
+              <w:jc w:val="center"/>
+              <w:pBdr>
+                <w:bottom w:val="none" w:sz="0" w:space="0" w:color="000000"/>
+                <w:top w:val="none" w:sz="0" w:space="0" w:color="000000"/>
+                <w:left w:val="none" w:sz="0" w:space="0" w:color="000000"/>
+                <w:right w:val="none" w:sz="0" w:space="0" w:color="000000"/>
+              </w:pBdr>
+              <w:spacing w:after="40" w:before="40" w:line="240"/>
+              <w:ind w:left="40" w:right="40" w:firstLine="0" w:firstLineChars="0"/>
+              <w:rPr>
+                <w:rFonts w:ascii="Arial" w:hAnsi="Arial" w:eastAsia="Arial" w:cs="Arial"/>
+                <w:i w:val="false"/>
+                <w:b w:val="false"/>
+                <w:u w:val="none"/>
+                <w:strike w:val="false"/>
+                <w:sz w:val="12"/>
+                <w:szCs w:val="12"/>
+                <w:color w:val="000000"/>
+              </w:rPr>
+            </w:pPr>
+            <w:r>
+              <w:rPr>
+                <w:rFonts w:ascii="Arial" w:hAnsi="Arial" w:eastAsia="Arial" w:cs="Arial"/>
+                <w:i w:val="false"/>
+                <w:b w:val="false"/>
+                <w:u w:val="none"/>
+                <w:strike w:val="false"/>
+                <w:sz w:val="12"/>
+                <w:szCs w:val="12"/>
+                <w:color w:val="000000"/>
+              </w:rPr>
+              <w:t xml:space="preserve">51,3 (16,5)</w:t>
+            </w:r>
+          </w:p>
+        </w:tc>
+        <w:tc>
+          <w:tcPr>
+            <w:tcBorders>
+              <w:bottom w:val="none" w:sz="0" w:space="0" w:color="000000"/>
+              <w:top w:val="single" w:sz="8" w:space="0" w:color="000000"/>
+              <w:left w:val="none" w:sz="0" w:space="0" w:color="000000"/>
+              <w:right w:val="none" w:sz="0" w:space="0" w:color="000000"/>
+            </w:tcBorders>
+            <w:shd w:val="clear" w:color="auto" w:fill="FFFFFF"/>
+            <w:tcMar>
+              <w:top w:w="0" w:type="dxa"/>
+              <w:bottom w:w="0" w:type="dxa"/>
+              <w:left w:w="0" w:type="dxa"/>
+              <w:right w:w="0" w:type="dxa"/>
+            </w:tcMar>
+            <w:vAlign w:val="center"/>
+          </w:tcPr>
+          <w:p>
+            <w:pPr>
+              <w:pStyle w:val="Normal"/>
+              <w:jc w:val="center"/>
+              <w:pBdr>
+                <w:bottom w:val="none" w:sz="0" w:space="0" w:color="000000"/>
+                <w:top w:val="none" w:sz="0" w:space="0" w:color="000000"/>
+                <w:left w:val="none" w:sz="0" w:space="0" w:color="000000"/>
+                <w:right w:val="none" w:sz="0" w:space="0" w:color="000000"/>
+              </w:pBdr>
+              <w:spacing w:after="40" w:before="40" w:line="240"/>
+              <w:ind w:left="40" w:right="40" w:firstLine="0" w:firstLineChars="0"/>
+              <w:rPr>
+                <w:rFonts w:ascii="Arial" w:hAnsi="Arial" w:eastAsia="Arial" w:cs="Arial"/>
+                <w:i w:val="false"/>
+                <w:b w:val="false"/>
+                <w:u w:val="none"/>
+                <w:strike w:val="false"/>
+                <w:sz w:val="12"/>
+                <w:szCs w:val="12"/>
+                <w:color w:val="000000"/>
+              </w:rPr>
+            </w:pPr>
+            <w:r>
+              <w:rPr>
+                <w:rFonts w:ascii="Arial" w:hAnsi="Arial" w:eastAsia="Arial" w:cs="Arial"/>
+                <w:i w:val="false"/>
+                <w:b w:val="false"/>
+                <w:u w:val="none"/>
+                <w:strike w:val="false"/>
+                <w:sz w:val="12"/>
+                <w:szCs w:val="12"/>
+                <w:color w:val="000000"/>
+              </w:rPr>
+              <w:t xml:space="preserve">57,7 (15,2)</w:t>
+            </w:r>
+          </w:p>
+        </w:tc>
+        <w:tc>
+          <w:tcPr>
+            <w:tcBorders>
+              <w:bottom w:val="none" w:sz="0" w:space="0" w:color="000000"/>
+              <w:top w:val="single" w:sz="8" w:space="0" w:color="000000"/>
+              <w:left w:val="none" w:sz="0" w:space="0" w:color="000000"/>
+              <w:right w:val="none" w:sz="0" w:space="0" w:color="000000"/>
+            </w:tcBorders>
+            <w:shd w:val="clear" w:color="auto" w:fill="FFFFFF"/>
+            <w:tcMar>
+              <w:top w:w="0" w:type="dxa"/>
+              <w:bottom w:w="0" w:type="dxa"/>
+              <w:left w:w="0" w:type="dxa"/>
+              <w:right w:w="0" w:type="dxa"/>
+            </w:tcMar>
+            <w:vAlign w:val="center"/>
+          </w:tcPr>
+          <w:p>
+            <w:pPr>
+              <w:pStyle w:val="Normal"/>
+              <w:jc w:val="center"/>
+              <w:pBdr>
+                <w:bottom w:val="none" w:sz="0" w:space="0" w:color="000000"/>
+                <w:top w:val="none" w:sz="0" w:space="0" w:color="000000"/>
+                <w:left w:val="none" w:sz="0" w:space="0" w:color="000000"/>
+                <w:right w:val="none" w:sz="0" w:space="0" w:color="000000"/>
+              </w:pBdr>
+              <w:spacing w:after="40" w:before="40" w:line="240"/>
+              <w:ind w:left="40" w:right="40" w:firstLine="0" w:firstLineChars="0"/>
+              <w:rPr>
+                <w:rFonts w:ascii="Arial" w:hAnsi="Arial" w:eastAsia="Arial" w:cs="Arial"/>
+                <w:i w:val="false"/>
+                <w:b w:val="false"/>
+                <w:u w:val="none"/>
+                <w:strike w:val="false"/>
+                <w:sz w:val="12"/>
+                <w:szCs w:val="12"/>
+                <w:color w:val="000000"/>
+              </w:rPr>
+            </w:pPr>
+            <w:r>
+              <w:rPr>
+                <w:rFonts w:ascii="Arial" w:hAnsi="Arial" w:eastAsia="Arial" w:cs="Arial"/>
+                <w:i w:val="false"/>
+                <w:b w:val="false"/>
+                <w:u w:val="none"/>
+                <w:strike w:val="false"/>
+                <w:sz w:val="12"/>
+                <w:szCs w:val="12"/>
+                <w:color w:val="000000"/>
+              </w:rPr>
+              <w:t xml:space="preserve">60,1 (14,2)</w:t>
+            </w:r>
+          </w:p>
+        </w:tc>
+      </w:tr>
+      <w:tr>
+        <w:trPr>
+          <w:trHeight w:val="224" w:hRule="auto"/>
+        </w:trPr>
+        <w:tc>
+          <w:tcPr>
+            <w:tcBorders>
+              <w:bottom w:val="none" w:sz="0" w:space="0" w:color="000000"/>
+              <w:top w:val="none" w:sz="0" w:space="0" w:color="000000"/>
+              <w:left w:val="none" w:sz="0" w:space="0" w:color="000000"/>
+              <w:right w:val="none" w:sz="0" w:space="0" w:color="000000"/>
+            </w:tcBorders>
+            <w:shd w:val="clear" w:color="auto" w:fill="FFFFFF"/>
+            <w:tcMar>
+              <w:top w:w="0" w:type="dxa"/>
+              <w:bottom w:w="0" w:type="dxa"/>
+              <w:left w:w="0" w:type="dxa"/>
+              <w:right w:w="0" w:type="dxa"/>
+            </w:tcMar>
+            <w:vAlign w:val="center"/>
+          </w:tcPr>
+          <w:p>
+            <w:pPr>
+              <w:pStyle w:val="Normal"/>
+              <w:jc w:val="center"/>
+              <w:pBdr>
+                <w:bottom w:val="none" w:sz="0" w:space="0" w:color="000000"/>
+                <w:top w:val="none" w:sz="0" w:space="0" w:color="000000"/>
+                <w:left w:val="none" w:sz="0" w:space="0" w:color="000000"/>
+                <w:right w:val="none" w:sz="0" w:space="0" w:color="000000"/>
+              </w:pBdr>
+              <w:spacing w:after="40" w:before="40" w:line="240"/>
+              <w:ind w:left="40" w:right="40" w:firstLine="0" w:firstLineChars="0"/>
+              <w:rPr>
+                <w:rFonts w:ascii="Arial" w:hAnsi="Arial" w:eastAsia="Arial" w:cs="Arial"/>
+                <w:i w:val="false"/>
+                <w:b w:val="false"/>
+                <w:u w:val="none"/>
+                <w:strike w:val="false"/>
+                <w:sz w:val="12"/>
+                <w:szCs w:val="12"/>
+                <w:color w:val="000000"/>
+              </w:rPr>
+            </w:pPr>
+            <w:r>
+              <w:rPr>
+                <w:rFonts w:ascii="Arial" w:hAnsi="Arial" w:eastAsia="Arial" w:cs="Arial"/>
+                <w:i w:val="false"/>
+                <w:b w:val="false"/>
+                <w:u w:val="none"/>
+                <w:strike w:val="false"/>
+                <w:sz w:val="12"/>
+                <w:szCs w:val="12"/>
+                <w:color w:val="000000"/>
+              </w:rPr>
+              <w:t xml:space="preserve">Sexo: Hombres</w:t>
+            </w:r>
+          </w:p>
+        </w:tc>
+        <w:tc>
+          <w:tcPr>
+            <w:tcBorders>
+              <w:bottom w:val="none" w:sz="0" w:space="0" w:color="000000"/>
+              <w:top w:val="none" w:sz="0" w:space="0" w:color="000000"/>
+              <w:left w:val="none" w:sz="0" w:space="0" w:color="000000"/>
+              <w:right w:val="none" w:sz="0" w:space="0" w:color="000000"/>
+            </w:tcBorders>
+            <w:shd w:val="clear" w:color="auto" w:fill="FFFFFF"/>
+            <w:tcMar>
+              <w:top w:w="0" w:type="dxa"/>
+              <w:bottom w:w="0" w:type="dxa"/>
+              <w:left w:w="0" w:type="dxa"/>
+              <w:right w:w="0" w:type="dxa"/>
+            </w:tcMar>
+            <w:vAlign w:val="center"/>
+          </w:tcPr>
+          <w:p>
+            <w:pPr>
+              <w:pStyle w:val="Normal"/>
+              <w:jc w:val="center"/>
+              <w:pBdr>
+                <w:bottom w:val="none" w:sz="0" w:space="0" w:color="000000"/>
+                <w:top w:val="none" w:sz="0" w:space="0" w:color="000000"/>
+                <w:left w:val="none" w:sz="0" w:space="0" w:color="000000"/>
+                <w:right w:val="none" w:sz="0" w:space="0" w:color="000000"/>
+              </w:pBdr>
+              <w:spacing w:after="40" w:before="40" w:line="240"/>
+              <w:ind w:left="40" w:right="40" w:firstLine="0" w:firstLineChars="0"/>
+              <w:rPr>
+                <w:rFonts w:ascii="Arial" w:hAnsi="Arial" w:eastAsia="Arial" w:cs="Arial"/>
+                <w:i w:val="false"/>
+                <w:b w:val="false"/>
+                <w:u w:val="none"/>
+                <w:strike w:val="false"/>
+                <w:sz w:val="12"/>
+                <w:szCs w:val="12"/>
+                <w:color w:val="000000"/>
+              </w:rPr>
+            </w:pPr>
+            <w:r>
+              <w:rPr>
+                <w:rFonts w:ascii="Arial" w:hAnsi="Arial" w:eastAsia="Arial" w:cs="Arial"/>
+                <w:i w:val="false"/>
+                <w:b w:val="false"/>
+                <w:u w:val="none"/>
+                <w:strike w:val="false"/>
+                <w:sz w:val="12"/>
+                <w:szCs w:val="12"/>
+                <w:color w:val="000000"/>
+              </w:rPr>
+              <w:t xml:space="preserve">9 361 (48,4%)</w:t>
+            </w:r>
+          </w:p>
+        </w:tc>
+        <w:tc>
+          <w:tcPr>
+            <w:tcBorders>
+              <w:bottom w:val="none" w:sz="0" w:space="0" w:color="000000"/>
+              <w:top w:val="none" w:sz="0" w:space="0" w:color="000000"/>
+              <w:left w:val="none" w:sz="0" w:space="0" w:color="000000"/>
+              <w:right w:val="none" w:sz="0" w:space="0" w:color="000000"/>
+            </w:tcBorders>
+            <w:shd w:val="clear" w:color="auto" w:fill="FFFFFF"/>
+            <w:tcMar>
+              <w:top w:w="0" w:type="dxa"/>
+              <w:bottom w:w="0" w:type="dxa"/>
+              <w:left w:w="0" w:type="dxa"/>
+              <w:right w:w="0" w:type="dxa"/>
+            </w:tcMar>
+            <w:vAlign w:val="center"/>
+          </w:tcPr>
+          <w:p>
+            <w:pPr>
+              <w:pStyle w:val="Normal"/>
+              <w:jc w:val="center"/>
+              <w:pBdr>
+                <w:bottom w:val="none" w:sz="0" w:space="0" w:color="000000"/>
+                <w:top w:val="none" w:sz="0" w:space="0" w:color="000000"/>
+                <w:left w:val="none" w:sz="0" w:space="0" w:color="000000"/>
+                <w:right w:val="none" w:sz="0" w:space="0" w:color="000000"/>
+              </w:pBdr>
+              <w:spacing w:after="40" w:before="40" w:line="240"/>
+              <w:ind w:left="40" w:right="40" w:firstLine="0" w:firstLineChars="0"/>
+              <w:rPr>
+                <w:rFonts w:ascii="Arial" w:hAnsi="Arial" w:eastAsia="Arial" w:cs="Arial"/>
+                <w:i w:val="false"/>
+                <w:b w:val="false"/>
+                <w:u w:val="none"/>
+                <w:strike w:val="false"/>
+                <w:sz w:val="12"/>
+                <w:szCs w:val="12"/>
+                <w:color w:val="000000"/>
+              </w:rPr>
+            </w:pPr>
+            <w:r>
+              <w:rPr>
+                <w:rFonts w:ascii="Arial" w:hAnsi="Arial" w:eastAsia="Arial" w:cs="Arial"/>
+                <w:i w:val="false"/>
+                <w:b w:val="false"/>
+                <w:u w:val="none"/>
+                <w:strike w:val="false"/>
+                <w:sz w:val="12"/>
+                <w:szCs w:val="12"/>
+                <w:color w:val="000000"/>
+              </w:rPr>
+              <w:t xml:space="preserve">3 000 (51,0%)</w:t>
+            </w:r>
+          </w:p>
+        </w:tc>
+        <w:tc>
+          <w:tcPr>
+            <w:tcBorders>
+              <w:bottom w:val="none" w:sz="0" w:space="0" w:color="000000"/>
+              <w:top w:val="none" w:sz="0" w:space="0" w:color="000000"/>
+              <w:left w:val="none" w:sz="0" w:space="0" w:color="000000"/>
+              <w:right w:val="none" w:sz="0" w:space="0" w:color="000000"/>
+            </w:tcBorders>
+            <w:shd w:val="clear" w:color="auto" w:fill="FFFFFF"/>
+            <w:tcMar>
+              <w:top w:w="0" w:type="dxa"/>
+              <w:bottom w:w="0" w:type="dxa"/>
+              <w:left w:w="0" w:type="dxa"/>
+              <w:right w:w="0" w:type="dxa"/>
+            </w:tcMar>
+            <w:vAlign w:val="center"/>
+          </w:tcPr>
+          <w:p>
+            <w:pPr>
+              <w:pStyle w:val="Normal"/>
+              <w:jc w:val="center"/>
+              <w:pBdr>
+                <w:bottom w:val="none" w:sz="0" w:space="0" w:color="000000"/>
+                <w:top w:val="none" w:sz="0" w:space="0" w:color="000000"/>
+                <w:left w:val="none" w:sz="0" w:space="0" w:color="000000"/>
+                <w:right w:val="none" w:sz="0" w:space="0" w:color="000000"/>
+              </w:pBdr>
+              <w:spacing w:after="40" w:before="40" w:line="240"/>
+              <w:ind w:left="40" w:right="40" w:firstLine="0" w:firstLineChars="0"/>
+              <w:rPr>
+                <w:rFonts w:ascii="Arial" w:hAnsi="Arial" w:eastAsia="Arial" w:cs="Arial"/>
+                <w:i w:val="false"/>
+                <w:b w:val="false"/>
+                <w:u w:val="none"/>
+                <w:strike w:val="false"/>
+                <w:sz w:val="12"/>
+                <w:szCs w:val="12"/>
+                <w:color w:val="000000"/>
+              </w:rPr>
+            </w:pPr>
+            <w:r>
+              <w:rPr>
+                <w:rFonts w:ascii="Arial" w:hAnsi="Arial" w:eastAsia="Arial" w:cs="Arial"/>
+                <w:i w:val="false"/>
+                <w:b w:val="false"/>
+                <w:u w:val="none"/>
+                <w:strike w:val="false"/>
+                <w:sz w:val="12"/>
+                <w:szCs w:val="12"/>
+                <w:color w:val="000000"/>
+              </w:rPr>
+              <w:t xml:space="preserve">4 864 (54,0%)</w:t>
+            </w:r>
+          </w:p>
+        </w:tc>
+        <w:tc>
+          <w:tcPr>
+            <w:tcBorders>
+              <w:bottom w:val="none" w:sz="0" w:space="0" w:color="000000"/>
+              <w:top w:val="none" w:sz="0" w:space="0" w:color="000000"/>
+              <w:left w:val="none" w:sz="0" w:space="0" w:color="000000"/>
+              <w:right w:val="none" w:sz="0" w:space="0" w:color="000000"/>
+            </w:tcBorders>
+            <w:shd w:val="clear" w:color="auto" w:fill="FFFFFF"/>
+            <w:tcMar>
+              <w:top w:w="0" w:type="dxa"/>
+              <w:bottom w:w="0" w:type="dxa"/>
+              <w:left w:w="0" w:type="dxa"/>
+              <w:right w:w="0" w:type="dxa"/>
+            </w:tcMar>
+            <w:vAlign w:val="center"/>
+          </w:tcPr>
+          <w:p>
+            <w:pPr>
+              <w:pStyle w:val="Normal"/>
+              <w:jc w:val="center"/>
+              <w:pBdr>
+                <w:bottom w:val="none" w:sz="0" w:space="0" w:color="000000"/>
+                <w:top w:val="none" w:sz="0" w:space="0" w:color="000000"/>
+                <w:left w:val="none" w:sz="0" w:space="0" w:color="000000"/>
+                <w:right w:val="none" w:sz="0" w:space="0" w:color="000000"/>
+              </w:pBdr>
+              <w:spacing w:after="40" w:before="40" w:line="240"/>
+              <w:ind w:left="40" w:right="40" w:firstLine="0" w:firstLineChars="0"/>
+              <w:rPr>
+                <w:rFonts w:ascii="Arial" w:hAnsi="Arial" w:eastAsia="Arial" w:cs="Arial"/>
+                <w:i w:val="false"/>
+                <w:b w:val="false"/>
+                <w:u w:val="none"/>
+                <w:strike w:val="false"/>
+                <w:sz w:val="12"/>
+                <w:szCs w:val="12"/>
+                <w:color w:val="000000"/>
+              </w:rPr>
+            </w:pPr>
+            <w:r>
+              <w:rPr>
+                <w:rFonts w:ascii="Arial" w:hAnsi="Arial" w:eastAsia="Arial" w:cs="Arial"/>
+                <w:i w:val="false"/>
+                <w:b w:val="false"/>
+                <w:u w:val="none"/>
+                <w:strike w:val="false"/>
+                <w:sz w:val="12"/>
+                <w:szCs w:val="12"/>
+                <w:color w:val="000000"/>
+              </w:rPr>
+              <w:t xml:space="preserve">1 667 (43,9%)</w:t>
+            </w:r>
+          </w:p>
+        </w:tc>
+        <w:tc>
+          <w:tcPr>
+            <w:tcBorders>
+              <w:bottom w:val="none" w:sz="0" w:space="0" w:color="000000"/>
+              <w:top w:val="none" w:sz="0" w:space="0" w:color="000000"/>
+              <w:left w:val="none" w:sz="0" w:space="0" w:color="000000"/>
+              <w:right w:val="none" w:sz="0" w:space="0" w:color="000000"/>
+            </w:tcBorders>
+            <w:shd w:val="clear" w:color="auto" w:fill="FFFFFF"/>
+            <w:tcMar>
+              <w:top w:w="0" w:type="dxa"/>
+              <w:bottom w:w="0" w:type="dxa"/>
+              <w:left w:w="0" w:type="dxa"/>
+              <w:right w:w="0" w:type="dxa"/>
+            </w:tcMar>
+            <w:vAlign w:val="center"/>
+          </w:tcPr>
+          <w:p>
+            <w:pPr>
+              <w:pStyle w:val="Normal"/>
+              <w:jc w:val="center"/>
+              <w:pBdr>
+                <w:bottom w:val="none" w:sz="0" w:space="0" w:color="000000"/>
+                <w:top w:val="none" w:sz="0" w:space="0" w:color="000000"/>
+                <w:left w:val="none" w:sz="0" w:space="0" w:color="000000"/>
+                <w:right w:val="none" w:sz="0" w:space="0" w:color="000000"/>
+              </w:pBdr>
+              <w:spacing w:after="40" w:before="40" w:line="240"/>
+              <w:ind w:left="40" w:right="40" w:firstLine="0" w:firstLineChars="0"/>
+              <w:rPr>
+                <w:rFonts w:ascii="Arial" w:hAnsi="Arial" w:eastAsia="Arial" w:cs="Arial"/>
+                <w:i w:val="false"/>
+                <w:b w:val="false"/>
+                <w:u w:val="none"/>
+                <w:strike w:val="false"/>
+                <w:sz w:val="12"/>
+                <w:szCs w:val="12"/>
+                <w:color w:val="000000"/>
+              </w:rPr>
+            </w:pPr>
+            <w:r>
+              <w:rPr>
+                <w:rFonts w:ascii="Arial" w:hAnsi="Arial" w:eastAsia="Arial" w:cs="Arial"/>
+                <w:i w:val="false"/>
+                <w:b w:val="false"/>
+                <w:u w:val="none"/>
+                <w:strike w:val="false"/>
+                <w:sz w:val="12"/>
+                <w:szCs w:val="12"/>
+                <w:color w:val="000000"/>
+              </w:rPr>
+              <w:t xml:space="preserve">1 332 (41,5%)</w:t>
+            </w:r>
+          </w:p>
+        </w:tc>
+      </w:tr>
+      <w:tr>
+        <w:trPr>
+          <w:trHeight w:val="224" w:hRule="auto"/>
+        </w:trPr>
+        <w:tc>
+          <w:tcPr>
+            <w:tcBorders>
+              <w:bottom w:val="none" w:sz="0" w:space="0" w:color="000000"/>
+              <w:top w:val="none" w:sz="0" w:space="0" w:color="000000"/>
+              <w:left w:val="none" w:sz="0" w:space="0" w:color="000000"/>
+              <w:right w:val="none" w:sz="0" w:space="0" w:color="000000"/>
+            </w:tcBorders>
+            <w:shd w:val="clear" w:color="auto" w:fill="FFFFFF"/>
+            <w:tcMar>
+              <w:top w:w="0" w:type="dxa"/>
+              <w:bottom w:w="0" w:type="dxa"/>
+              <w:left w:w="0" w:type="dxa"/>
+              <w:right w:w="0" w:type="dxa"/>
+            </w:tcMar>
+            <w:vAlign w:val="center"/>
+          </w:tcPr>
+          <w:p>
+            <w:pPr>
+              <w:pStyle w:val="Normal"/>
+              <w:jc w:val="center"/>
+              <w:pBdr>
+                <w:bottom w:val="none" w:sz="0" w:space="0" w:color="000000"/>
+                <w:top w:val="none" w:sz="0" w:space="0" w:color="000000"/>
+                <w:left w:val="none" w:sz="0" w:space="0" w:color="000000"/>
+                <w:right w:val="none" w:sz="0" w:space="0" w:color="000000"/>
+              </w:pBdr>
+              <w:spacing w:after="40" w:before="40" w:line="240"/>
+              <w:ind w:left="40" w:right="40" w:firstLine="0" w:firstLineChars="0"/>
+              <w:rPr>
+                <w:rFonts w:ascii="Arial" w:hAnsi="Arial" w:eastAsia="Arial" w:cs="Arial"/>
+                <w:i w:val="false"/>
+                <w:b w:val="false"/>
+                <w:u w:val="none"/>
+                <w:strike w:val="false"/>
+                <w:sz w:val="12"/>
+                <w:szCs w:val="12"/>
+                <w:color w:val="000000"/>
+              </w:rPr>
+            </w:pPr>
+            <w:r>
+              <w:rPr>
+                <w:rFonts w:ascii="Arial" w:hAnsi="Arial" w:eastAsia="Arial" w:cs="Arial"/>
+                <w:i w:val="false"/>
+                <w:b w:val="false"/>
+                <w:u w:val="none"/>
+                <w:strike w:val="false"/>
+                <w:sz w:val="12"/>
+                <w:szCs w:val="12"/>
+                <w:color w:val="000000"/>
+              </w:rPr>
+              <w:t xml:space="preserve">Sexo: Mujeres</w:t>
+            </w:r>
+          </w:p>
+        </w:tc>
+        <w:tc>
+          <w:tcPr>
+            <w:tcBorders>
+              <w:bottom w:val="none" w:sz="0" w:space="0" w:color="000000"/>
+              <w:top w:val="none" w:sz="0" w:space="0" w:color="000000"/>
+              <w:left w:val="none" w:sz="0" w:space="0" w:color="000000"/>
+              <w:right w:val="none" w:sz="0" w:space="0" w:color="000000"/>
+            </w:tcBorders>
+            <w:shd w:val="clear" w:color="auto" w:fill="FFFFFF"/>
+            <w:tcMar>
+              <w:top w:w="0" w:type="dxa"/>
+              <w:bottom w:w="0" w:type="dxa"/>
+              <w:left w:w="0" w:type="dxa"/>
+              <w:right w:w="0" w:type="dxa"/>
+            </w:tcMar>
+            <w:vAlign w:val="center"/>
+          </w:tcPr>
+          <w:p>
+            <w:pPr>
+              <w:pStyle w:val="Normal"/>
+              <w:jc w:val="center"/>
+              <w:pBdr>
+                <w:bottom w:val="none" w:sz="0" w:space="0" w:color="000000"/>
+                <w:top w:val="none" w:sz="0" w:space="0" w:color="000000"/>
+                <w:left w:val="none" w:sz="0" w:space="0" w:color="000000"/>
+                <w:right w:val="none" w:sz="0" w:space="0" w:color="000000"/>
+              </w:pBdr>
+              <w:spacing w:after="40" w:before="40" w:line="240"/>
+              <w:ind w:left="40" w:right="40" w:firstLine="0" w:firstLineChars="0"/>
+              <w:rPr>
+                <w:rFonts w:ascii="Arial" w:hAnsi="Arial" w:eastAsia="Arial" w:cs="Arial"/>
+                <w:i w:val="false"/>
+                <w:b w:val="false"/>
+                <w:u w:val="none"/>
+                <w:strike w:val="false"/>
+                <w:sz w:val="12"/>
+                <w:szCs w:val="12"/>
+                <w:color w:val="000000"/>
+              </w:rPr>
+            </w:pPr>
+            <w:r>
+              <w:rPr>
+                <w:rFonts w:ascii="Arial" w:hAnsi="Arial" w:eastAsia="Arial" w:cs="Arial"/>
+                <w:i w:val="false"/>
+                <w:b w:val="false"/>
+                <w:u w:val="none"/>
+                <w:strike w:val="false"/>
+                <w:sz w:val="12"/>
+                <w:szCs w:val="12"/>
+                <w:color w:val="000000"/>
+              </w:rPr>
+              <w:t xml:space="preserve">15 727 (51,6%)</w:t>
+            </w:r>
+          </w:p>
+        </w:tc>
+        <w:tc>
+          <w:tcPr>
+            <w:tcBorders>
+              <w:bottom w:val="none" w:sz="0" w:space="0" w:color="000000"/>
+              <w:top w:val="none" w:sz="0" w:space="0" w:color="000000"/>
+              <w:left w:val="none" w:sz="0" w:space="0" w:color="000000"/>
+              <w:right w:val="none" w:sz="0" w:space="0" w:color="000000"/>
+            </w:tcBorders>
+            <w:shd w:val="clear" w:color="auto" w:fill="FFFFFF"/>
+            <w:tcMar>
+              <w:top w:w="0" w:type="dxa"/>
+              <w:bottom w:w="0" w:type="dxa"/>
+              <w:left w:w="0" w:type="dxa"/>
+              <w:right w:w="0" w:type="dxa"/>
+            </w:tcMar>
+            <w:vAlign w:val="center"/>
+          </w:tcPr>
+          <w:p>
+            <w:pPr>
+              <w:pStyle w:val="Normal"/>
+              <w:jc w:val="center"/>
+              <w:pBdr>
+                <w:bottom w:val="none" w:sz="0" w:space="0" w:color="000000"/>
+                <w:top w:val="none" w:sz="0" w:space="0" w:color="000000"/>
+                <w:left w:val="none" w:sz="0" w:space="0" w:color="000000"/>
+                <w:right w:val="none" w:sz="0" w:space="0" w:color="000000"/>
+              </w:pBdr>
+              <w:spacing w:after="40" w:before="40" w:line="240"/>
+              <w:ind w:left="40" w:right="40" w:firstLine="0" w:firstLineChars="0"/>
+              <w:rPr>
+                <w:rFonts w:ascii="Arial" w:hAnsi="Arial" w:eastAsia="Arial" w:cs="Arial"/>
+                <w:i w:val="false"/>
+                <w:b w:val="false"/>
+                <w:u w:val="none"/>
+                <w:strike w:val="false"/>
+                <w:sz w:val="12"/>
+                <w:szCs w:val="12"/>
+                <w:color w:val="000000"/>
+              </w:rPr>
+            </w:pPr>
+            <w:r>
+              <w:rPr>
+                <w:rFonts w:ascii="Arial" w:hAnsi="Arial" w:eastAsia="Arial" w:cs="Arial"/>
+                <w:i w:val="false"/>
+                <w:b w:val="false"/>
+                <w:u w:val="none"/>
+                <w:strike w:val="false"/>
+                <w:sz w:val="12"/>
+                <w:szCs w:val="12"/>
+                <w:color w:val="000000"/>
+              </w:rPr>
+              <w:t xml:space="preserve">4 735 (49,0%)</w:t>
+            </w:r>
+          </w:p>
+        </w:tc>
+        <w:tc>
+          <w:tcPr>
+            <w:tcBorders>
+              <w:bottom w:val="none" w:sz="0" w:space="0" w:color="000000"/>
+              <w:top w:val="none" w:sz="0" w:space="0" w:color="000000"/>
+              <w:left w:val="none" w:sz="0" w:space="0" w:color="000000"/>
+              <w:right w:val="none" w:sz="0" w:space="0" w:color="000000"/>
+            </w:tcBorders>
+            <w:shd w:val="clear" w:color="auto" w:fill="FFFFFF"/>
+            <w:tcMar>
+              <w:top w:w="0" w:type="dxa"/>
+              <w:bottom w:w="0" w:type="dxa"/>
+              <w:left w:w="0" w:type="dxa"/>
+              <w:right w:w="0" w:type="dxa"/>
+            </w:tcMar>
+            <w:vAlign w:val="center"/>
+          </w:tcPr>
+          <w:p>
+            <w:pPr>
+              <w:pStyle w:val="Normal"/>
+              <w:jc w:val="center"/>
+              <w:pBdr>
+                <w:bottom w:val="none" w:sz="0" w:space="0" w:color="000000"/>
+                <w:top w:val="none" w:sz="0" w:space="0" w:color="000000"/>
+                <w:left w:val="none" w:sz="0" w:space="0" w:color="000000"/>
+                <w:right w:val="none" w:sz="0" w:space="0" w:color="000000"/>
+              </w:pBdr>
+              <w:spacing w:after="40" w:before="40" w:line="240"/>
+              <w:ind w:left="40" w:right="40" w:firstLine="0" w:firstLineChars="0"/>
+              <w:rPr>
+                <w:rFonts w:ascii="Arial" w:hAnsi="Arial" w:eastAsia="Arial" w:cs="Arial"/>
+                <w:i w:val="false"/>
+                <w:b w:val="false"/>
+                <w:u w:val="none"/>
+                <w:strike w:val="false"/>
+                <w:sz w:val="12"/>
+                <w:szCs w:val="12"/>
+                <w:color w:val="000000"/>
+              </w:rPr>
+            </w:pPr>
+            <w:r>
+              <w:rPr>
+                <w:rFonts w:ascii="Arial" w:hAnsi="Arial" w:eastAsia="Arial" w:cs="Arial"/>
+                <w:i w:val="false"/>
+                <w:b w:val="false"/>
+                <w:u w:val="none"/>
+                <w:strike w:val="false"/>
+                <w:sz w:val="12"/>
+                <w:szCs w:val="12"/>
+                <w:color w:val="000000"/>
+              </w:rPr>
+              <w:t xml:space="preserve">6 733 (46,0%)</w:t>
+            </w:r>
+          </w:p>
+        </w:tc>
+        <w:tc>
+          <w:tcPr>
+            <w:tcBorders>
+              <w:bottom w:val="none" w:sz="0" w:space="0" w:color="000000"/>
+              <w:top w:val="none" w:sz="0" w:space="0" w:color="000000"/>
+              <w:left w:val="none" w:sz="0" w:space="0" w:color="000000"/>
+              <w:right w:val="none" w:sz="0" w:space="0" w:color="000000"/>
+            </w:tcBorders>
+            <w:shd w:val="clear" w:color="auto" w:fill="FFFFFF"/>
+            <w:tcMar>
+              <w:top w:w="0" w:type="dxa"/>
+              <w:bottom w:w="0" w:type="dxa"/>
+              <w:left w:w="0" w:type="dxa"/>
+              <w:right w:w="0" w:type="dxa"/>
+            </w:tcMar>
+            <w:vAlign w:val="center"/>
+          </w:tcPr>
+          <w:p>
+            <w:pPr>
+              <w:pStyle w:val="Normal"/>
+              <w:jc w:val="center"/>
+              <w:pBdr>
+                <w:bottom w:val="none" w:sz="0" w:space="0" w:color="000000"/>
+                <w:top w:val="none" w:sz="0" w:space="0" w:color="000000"/>
+                <w:left w:val="none" w:sz="0" w:space="0" w:color="000000"/>
+                <w:right w:val="none" w:sz="0" w:space="0" w:color="000000"/>
+              </w:pBdr>
+              <w:spacing w:after="40" w:before="40" w:line="240"/>
+              <w:ind w:left="40" w:right="40" w:firstLine="0" w:firstLineChars="0"/>
+              <w:rPr>
+                <w:rFonts w:ascii="Arial" w:hAnsi="Arial" w:eastAsia="Arial" w:cs="Arial"/>
+                <w:i w:val="false"/>
+                <w:b w:val="false"/>
+                <w:u w:val="none"/>
+                <w:strike w:val="false"/>
+                <w:sz w:val="12"/>
+                <w:szCs w:val="12"/>
+                <w:color w:val="000000"/>
+              </w:rPr>
+            </w:pPr>
+            <w:r>
+              <w:rPr>
+                <w:rFonts w:ascii="Arial" w:hAnsi="Arial" w:eastAsia="Arial" w:cs="Arial"/>
+                <w:i w:val="false"/>
+                <w:b w:val="false"/>
+                <w:u w:val="none"/>
+                <w:strike w:val="false"/>
+                <w:sz w:val="12"/>
+                <w:szCs w:val="12"/>
+                <w:color w:val="000000"/>
+              </w:rPr>
+              <w:t xml:space="preserve">3 536 (56,1%)</w:t>
+            </w:r>
+          </w:p>
+        </w:tc>
+        <w:tc>
+          <w:tcPr>
+            <w:tcBorders>
+              <w:bottom w:val="none" w:sz="0" w:space="0" w:color="000000"/>
+              <w:top w:val="none" w:sz="0" w:space="0" w:color="000000"/>
+              <w:left w:val="none" w:sz="0" w:space="0" w:color="000000"/>
+              <w:right w:val="none" w:sz="0" w:space="0" w:color="000000"/>
+            </w:tcBorders>
+            <w:shd w:val="clear" w:color="auto" w:fill="FFFFFF"/>
+            <w:tcMar>
+              <w:top w:w="0" w:type="dxa"/>
+              <w:bottom w:w="0" w:type="dxa"/>
+              <w:left w:w="0" w:type="dxa"/>
+              <w:right w:w="0" w:type="dxa"/>
+            </w:tcMar>
+            <w:vAlign w:val="center"/>
+          </w:tcPr>
+          <w:p>
+            <w:pPr>
+              <w:pStyle w:val="Normal"/>
+              <w:jc w:val="center"/>
+              <w:pBdr>
+                <w:bottom w:val="none" w:sz="0" w:space="0" w:color="000000"/>
+                <w:top w:val="none" w:sz="0" w:space="0" w:color="000000"/>
+                <w:left w:val="none" w:sz="0" w:space="0" w:color="000000"/>
+                <w:right w:val="none" w:sz="0" w:space="0" w:color="000000"/>
+              </w:pBdr>
+              <w:spacing w:after="40" w:before="40" w:line="240"/>
+              <w:ind w:left="40" w:right="40" w:firstLine="0" w:firstLineChars="0"/>
+              <w:rPr>
+                <w:rFonts w:ascii="Arial" w:hAnsi="Arial" w:eastAsia="Arial" w:cs="Arial"/>
+                <w:i w:val="false"/>
+                <w:b w:val="false"/>
+                <w:u w:val="none"/>
+                <w:strike w:val="false"/>
+                <w:sz w:val="12"/>
+                <w:szCs w:val="12"/>
+                <w:color w:val="000000"/>
+              </w:rPr>
+            </w:pPr>
+            <w:r>
+              <w:rPr>
+                <w:rFonts w:ascii="Arial" w:hAnsi="Arial" w:eastAsia="Arial" w:cs="Arial"/>
+                <w:i w:val="false"/>
+                <w:b w:val="false"/>
+                <w:u w:val="none"/>
+                <w:strike w:val="false"/>
+                <w:sz w:val="12"/>
+                <w:szCs w:val="12"/>
+                <w:color w:val="000000"/>
+              </w:rPr>
+              <w:t xml:space="preserve">3 056 (58,5%)</w:t>
+            </w:r>
+          </w:p>
+        </w:tc>
+      </w:tr>
+      <w:tr>
+        <w:trPr>
+          <w:trHeight w:val="224" w:hRule="auto"/>
+        </w:trPr>
+        <w:tc>
+          <w:tcPr>
+            <w:tcBorders>
+              <w:bottom w:val="none" w:sz="0" w:space="0" w:color="000000"/>
+              <w:top w:val="none" w:sz="0" w:space="0" w:color="000000"/>
+              <w:left w:val="none" w:sz="0" w:space="0" w:color="000000"/>
+              <w:right w:val="none" w:sz="0" w:space="0" w:color="000000"/>
+            </w:tcBorders>
+            <w:shd w:val="clear" w:color="auto" w:fill="FFFFFF"/>
+            <w:tcMar>
+              <w:top w:w="0" w:type="dxa"/>
+              <w:bottom w:w="0" w:type="dxa"/>
+              <w:left w:w="0" w:type="dxa"/>
+              <w:right w:w="0" w:type="dxa"/>
+            </w:tcMar>
+            <w:vAlign w:val="center"/>
+          </w:tcPr>
+          <w:p>
+            <w:pPr>
+              <w:pStyle w:val="Normal"/>
+              <w:jc w:val="center"/>
+              <w:pBdr>
+                <w:bottom w:val="none" w:sz="0" w:space="0" w:color="000000"/>
+                <w:top w:val="none" w:sz="0" w:space="0" w:color="000000"/>
+                <w:left w:val="none" w:sz="0" w:space="0" w:color="000000"/>
+                <w:right w:val="none" w:sz="0" w:space="0" w:color="000000"/>
+              </w:pBdr>
+              <w:spacing w:after="40" w:before="40" w:line="240"/>
+              <w:ind w:left="40" w:right="40" w:firstLine="0" w:firstLineChars="0"/>
+              <w:rPr>
+                <w:rFonts w:ascii="Arial" w:hAnsi="Arial" w:eastAsia="Arial" w:cs="Arial"/>
+                <w:i w:val="false"/>
+                <w:b w:val="false"/>
+                <w:u w:val="none"/>
+                <w:strike w:val="false"/>
+                <w:sz w:val="12"/>
+                <w:szCs w:val="12"/>
+                <w:color w:val="000000"/>
+              </w:rPr>
+            </w:pPr>
+            <w:r>
+              <w:rPr>
+                <w:rFonts w:ascii="Arial" w:hAnsi="Arial" w:eastAsia="Arial" w:cs="Arial"/>
+                <w:i w:val="false"/>
+                <w:b w:val="false"/>
+                <w:u w:val="none"/>
+                <w:strike w:val="false"/>
+                <w:sz w:val="12"/>
+                <w:szCs w:val="12"/>
+                <w:color w:val="000000"/>
+              </w:rPr>
+              <w:t xml:space="preserve">Urbanidad: Rural</w:t>
+            </w:r>
+          </w:p>
+        </w:tc>
+        <w:tc>
+          <w:tcPr>
+            <w:tcBorders>
+              <w:bottom w:val="none" w:sz="0" w:space="0" w:color="000000"/>
+              <w:top w:val="none" w:sz="0" w:space="0" w:color="000000"/>
+              <w:left w:val="none" w:sz="0" w:space="0" w:color="000000"/>
+              <w:right w:val="none" w:sz="0" w:space="0" w:color="000000"/>
+            </w:tcBorders>
+            <w:shd w:val="clear" w:color="auto" w:fill="FFFFFF"/>
+            <w:tcMar>
+              <w:top w:w="0" w:type="dxa"/>
+              <w:bottom w:w="0" w:type="dxa"/>
+              <w:left w:w="0" w:type="dxa"/>
+              <w:right w:w="0" w:type="dxa"/>
+            </w:tcMar>
+            <w:vAlign w:val="center"/>
+          </w:tcPr>
+          <w:p>
+            <w:pPr>
+              <w:pStyle w:val="Normal"/>
+              <w:jc w:val="center"/>
+              <w:pBdr>
+                <w:bottom w:val="none" w:sz="0" w:space="0" w:color="000000"/>
+                <w:top w:val="none" w:sz="0" w:space="0" w:color="000000"/>
+                <w:left w:val="none" w:sz="0" w:space="0" w:color="000000"/>
+                <w:right w:val="none" w:sz="0" w:space="0" w:color="000000"/>
+              </w:pBdr>
+              <w:spacing w:after="40" w:before="40" w:line="240"/>
+              <w:ind w:left="40" w:right="40" w:firstLine="0" w:firstLineChars="0"/>
+              <w:rPr>
+                <w:rFonts w:ascii="Arial" w:hAnsi="Arial" w:eastAsia="Arial" w:cs="Arial"/>
+                <w:i w:val="false"/>
+                <w:b w:val="false"/>
+                <w:u w:val="none"/>
+                <w:strike w:val="false"/>
+                <w:sz w:val="12"/>
+                <w:szCs w:val="12"/>
+                <w:color w:val="000000"/>
+              </w:rPr>
+            </w:pPr>
+            <w:r>
+              <w:rPr>
+                <w:rFonts w:ascii="Arial" w:hAnsi="Arial" w:eastAsia="Arial" w:cs="Arial"/>
+                <w:i w:val="false"/>
+                <w:b w:val="false"/>
+                <w:u w:val="none"/>
+                <w:strike w:val="false"/>
+                <w:sz w:val="12"/>
+                <w:szCs w:val="12"/>
+                <w:color w:val="000000"/>
+              </w:rPr>
+              <w:t xml:space="preserve">6 679 (19,8%)</w:t>
+            </w:r>
+          </w:p>
+        </w:tc>
+        <w:tc>
+          <w:tcPr>
+            <w:tcBorders>
+              <w:bottom w:val="none" w:sz="0" w:space="0" w:color="000000"/>
+              <w:top w:val="none" w:sz="0" w:space="0" w:color="000000"/>
+              <w:left w:val="none" w:sz="0" w:space="0" w:color="000000"/>
+              <w:right w:val="none" w:sz="0" w:space="0" w:color="000000"/>
+            </w:tcBorders>
+            <w:shd w:val="clear" w:color="auto" w:fill="FFFFFF"/>
+            <w:tcMar>
+              <w:top w:w="0" w:type="dxa"/>
+              <w:bottom w:w="0" w:type="dxa"/>
+              <w:left w:w="0" w:type="dxa"/>
+              <w:right w:w="0" w:type="dxa"/>
+            </w:tcMar>
+            <w:vAlign w:val="center"/>
+          </w:tcPr>
+          <w:p>
+            <w:pPr>
+              <w:pStyle w:val="Normal"/>
+              <w:jc w:val="center"/>
+              <w:pBdr>
+                <w:bottom w:val="none" w:sz="0" w:space="0" w:color="000000"/>
+                <w:top w:val="none" w:sz="0" w:space="0" w:color="000000"/>
+                <w:left w:val="none" w:sz="0" w:space="0" w:color="000000"/>
+                <w:right w:val="none" w:sz="0" w:space="0" w:color="000000"/>
+              </w:pBdr>
+              <w:spacing w:after="40" w:before="40" w:line="240"/>
+              <w:ind w:left="40" w:right="40" w:firstLine="0" w:firstLineChars="0"/>
+              <w:rPr>
+                <w:rFonts w:ascii="Arial" w:hAnsi="Arial" w:eastAsia="Arial" w:cs="Arial"/>
+                <w:i w:val="false"/>
+                <w:b w:val="false"/>
+                <w:u w:val="none"/>
+                <w:strike w:val="false"/>
+                <w:sz w:val="12"/>
+                <w:szCs w:val="12"/>
+                <w:color w:val="000000"/>
+              </w:rPr>
+            </w:pPr>
+            <w:r>
+              <w:rPr>
+                <w:rFonts w:ascii="Arial" w:hAnsi="Arial" w:eastAsia="Arial" w:cs="Arial"/>
+                <w:i w:val="false"/>
+                <w:b w:val="false"/>
+                <w:u w:val="none"/>
+                <w:strike w:val="false"/>
+                <w:sz w:val="12"/>
+                <w:szCs w:val="12"/>
+                <w:color w:val="000000"/>
+              </w:rPr>
+              <w:t xml:space="preserve">1 999 (19,7%)</w:t>
+            </w:r>
+          </w:p>
+        </w:tc>
+        <w:tc>
+          <w:tcPr>
+            <w:tcBorders>
+              <w:bottom w:val="none" w:sz="0" w:space="0" w:color="000000"/>
+              <w:top w:val="none" w:sz="0" w:space="0" w:color="000000"/>
+              <w:left w:val="none" w:sz="0" w:space="0" w:color="000000"/>
+              <w:right w:val="none" w:sz="0" w:space="0" w:color="000000"/>
+            </w:tcBorders>
+            <w:shd w:val="clear" w:color="auto" w:fill="FFFFFF"/>
+            <w:tcMar>
+              <w:top w:w="0" w:type="dxa"/>
+              <w:bottom w:w="0" w:type="dxa"/>
+              <w:left w:w="0" w:type="dxa"/>
+              <w:right w:w="0" w:type="dxa"/>
+            </w:tcMar>
+            <w:vAlign w:val="center"/>
+          </w:tcPr>
+          <w:p>
+            <w:pPr>
+              <w:pStyle w:val="Normal"/>
+              <w:jc w:val="center"/>
+              <w:pBdr>
+                <w:bottom w:val="none" w:sz="0" w:space="0" w:color="000000"/>
+                <w:top w:val="none" w:sz="0" w:space="0" w:color="000000"/>
+                <w:left w:val="none" w:sz="0" w:space="0" w:color="000000"/>
+                <w:right w:val="none" w:sz="0" w:space="0" w:color="000000"/>
+              </w:pBdr>
+              <w:spacing w:after="40" w:before="40" w:line="240"/>
+              <w:ind w:left="40" w:right="40" w:firstLine="0" w:firstLineChars="0"/>
+              <w:rPr>
+                <w:rFonts w:ascii="Arial" w:hAnsi="Arial" w:eastAsia="Arial" w:cs="Arial"/>
+                <w:i w:val="false"/>
+                <w:b w:val="false"/>
+                <w:u w:val="none"/>
+                <w:strike w:val="false"/>
+                <w:sz w:val="12"/>
+                <w:szCs w:val="12"/>
+                <w:color w:val="000000"/>
+              </w:rPr>
+            </w:pPr>
+            <w:r>
+              <w:rPr>
+                <w:rFonts w:ascii="Arial" w:hAnsi="Arial" w:eastAsia="Arial" w:cs="Arial"/>
+                <w:i w:val="false"/>
+                <w:b w:val="false"/>
+                <w:u w:val="none"/>
+                <w:strike w:val="false"/>
+                <w:sz w:val="12"/>
+                <w:szCs w:val="12"/>
+                <w:color w:val="000000"/>
+              </w:rPr>
+              <w:t xml:space="preserve">3 046 (19,7%)</w:t>
+            </w:r>
+          </w:p>
+        </w:tc>
+        <w:tc>
+          <w:tcPr>
+            <w:tcBorders>
+              <w:bottom w:val="none" w:sz="0" w:space="0" w:color="000000"/>
+              <w:top w:val="none" w:sz="0" w:space="0" w:color="000000"/>
+              <w:left w:val="none" w:sz="0" w:space="0" w:color="000000"/>
+              <w:right w:val="none" w:sz="0" w:space="0" w:color="000000"/>
+            </w:tcBorders>
+            <w:shd w:val="clear" w:color="auto" w:fill="FFFFFF"/>
+            <w:tcMar>
+              <w:top w:w="0" w:type="dxa"/>
+              <w:bottom w:w="0" w:type="dxa"/>
+              <w:left w:w="0" w:type="dxa"/>
+              <w:right w:w="0" w:type="dxa"/>
+            </w:tcMar>
+            <w:vAlign w:val="center"/>
+          </w:tcPr>
+          <w:p>
+            <w:pPr>
+              <w:pStyle w:val="Normal"/>
+              <w:jc w:val="center"/>
+              <w:pBdr>
+                <w:bottom w:val="none" w:sz="0" w:space="0" w:color="000000"/>
+                <w:top w:val="none" w:sz="0" w:space="0" w:color="000000"/>
+                <w:left w:val="none" w:sz="0" w:space="0" w:color="000000"/>
+                <w:right w:val="none" w:sz="0" w:space="0" w:color="000000"/>
+              </w:pBdr>
+              <w:spacing w:after="40" w:before="40" w:line="240"/>
+              <w:ind w:left="40" w:right="40" w:firstLine="0" w:firstLineChars="0"/>
+              <w:rPr>
+                <w:rFonts w:ascii="Arial" w:hAnsi="Arial" w:eastAsia="Arial" w:cs="Arial"/>
+                <w:i w:val="false"/>
+                <w:b w:val="false"/>
+                <w:u w:val="none"/>
+                <w:strike w:val="false"/>
+                <w:sz w:val="12"/>
+                <w:szCs w:val="12"/>
+                <w:color w:val="000000"/>
+              </w:rPr>
+            </w:pPr>
+            <w:r>
+              <w:rPr>
+                <w:rFonts w:ascii="Arial" w:hAnsi="Arial" w:eastAsia="Arial" w:cs="Arial"/>
+                <w:i w:val="false"/>
+                <w:b w:val="false"/>
+                <w:u w:val="none"/>
+                <w:strike w:val="false"/>
+                <w:sz w:val="12"/>
+                <w:szCs w:val="12"/>
+                <w:color w:val="000000"/>
+              </w:rPr>
+              <w:t xml:space="preserve">1 290 (18,5%)</w:t>
+            </w:r>
+          </w:p>
+        </w:tc>
+        <w:tc>
+          <w:tcPr>
+            <w:tcBorders>
+              <w:bottom w:val="none" w:sz="0" w:space="0" w:color="000000"/>
+              <w:top w:val="none" w:sz="0" w:space="0" w:color="000000"/>
+              <w:left w:val="none" w:sz="0" w:space="0" w:color="000000"/>
+              <w:right w:val="none" w:sz="0" w:space="0" w:color="000000"/>
+            </w:tcBorders>
+            <w:shd w:val="clear" w:color="auto" w:fill="FFFFFF"/>
+            <w:tcMar>
+              <w:top w:w="0" w:type="dxa"/>
+              <w:bottom w:w="0" w:type="dxa"/>
+              <w:left w:w="0" w:type="dxa"/>
+              <w:right w:w="0" w:type="dxa"/>
+            </w:tcMar>
+            <w:vAlign w:val="center"/>
+          </w:tcPr>
+          <w:p>
+            <w:pPr>
+              <w:pStyle w:val="Normal"/>
+              <w:jc w:val="center"/>
+              <w:pBdr>
+                <w:bottom w:val="none" w:sz="0" w:space="0" w:color="000000"/>
+                <w:top w:val="none" w:sz="0" w:space="0" w:color="000000"/>
+                <w:left w:val="none" w:sz="0" w:space="0" w:color="000000"/>
+                <w:right w:val="none" w:sz="0" w:space="0" w:color="000000"/>
+              </w:pBdr>
+              <w:spacing w:after="40" w:before="40" w:line="240"/>
+              <w:ind w:left="40" w:right="40" w:firstLine="0" w:firstLineChars="0"/>
+              <w:rPr>
+                <w:rFonts w:ascii="Arial" w:hAnsi="Arial" w:eastAsia="Arial" w:cs="Arial"/>
+                <w:i w:val="false"/>
+                <w:b w:val="false"/>
+                <w:u w:val="none"/>
+                <w:strike w:val="false"/>
+                <w:sz w:val="12"/>
+                <w:szCs w:val="12"/>
+                <w:color w:val="000000"/>
+              </w:rPr>
+            </w:pPr>
+            <w:r>
+              <w:rPr>
+                <w:rFonts w:ascii="Arial" w:hAnsi="Arial" w:eastAsia="Arial" w:cs="Arial"/>
+                <w:i w:val="false"/>
+                <w:b w:val="false"/>
+                <w:u w:val="none"/>
+                <w:strike w:val="false"/>
+                <w:sz w:val="12"/>
+                <w:szCs w:val="12"/>
+                <w:color w:val="000000"/>
+              </w:rPr>
+              <w:t xml:space="preserve">1 069 (17,2%)</w:t>
+            </w:r>
+          </w:p>
+        </w:tc>
+      </w:tr>
+      <w:tr>
+        <w:trPr>
+          <w:trHeight w:val="224" w:hRule="auto"/>
+        </w:trPr>
+        <w:tc>
+          <w:tcPr>
+            <w:tcBorders>
+              <w:bottom w:val="none" w:sz="0" w:space="0" w:color="000000"/>
+              <w:top w:val="none" w:sz="0" w:space="0" w:color="000000"/>
+              <w:left w:val="none" w:sz="0" w:space="0" w:color="000000"/>
+              <w:right w:val="none" w:sz="0" w:space="0" w:color="000000"/>
+            </w:tcBorders>
+            <w:shd w:val="clear" w:color="auto" w:fill="FFFFFF"/>
+            <w:tcMar>
+              <w:top w:w="0" w:type="dxa"/>
+              <w:bottom w:w="0" w:type="dxa"/>
+              <w:left w:w="0" w:type="dxa"/>
+              <w:right w:w="0" w:type="dxa"/>
+            </w:tcMar>
+            <w:vAlign w:val="center"/>
+          </w:tcPr>
+          <w:p>
+            <w:pPr>
+              <w:pStyle w:val="Normal"/>
+              <w:jc w:val="center"/>
+              <w:pBdr>
+                <w:bottom w:val="none" w:sz="0" w:space="0" w:color="000000"/>
+                <w:top w:val="none" w:sz="0" w:space="0" w:color="000000"/>
+                <w:left w:val="none" w:sz="0" w:space="0" w:color="000000"/>
+                <w:right w:val="none" w:sz="0" w:space="0" w:color="000000"/>
+              </w:pBdr>
+              <w:spacing w:after="40" w:before="40" w:line="240"/>
+              <w:ind w:left="40" w:right="40" w:firstLine="0" w:firstLineChars="0"/>
+              <w:rPr>
+                <w:rFonts w:ascii="Arial" w:hAnsi="Arial" w:eastAsia="Arial" w:cs="Arial"/>
+                <w:i w:val="false"/>
+                <w:b w:val="false"/>
+                <w:u w:val="none"/>
+                <w:strike w:val="false"/>
+                <w:sz w:val="12"/>
+                <w:szCs w:val="12"/>
+                <w:color w:val="000000"/>
+              </w:rPr>
+            </w:pPr>
+            <w:r>
+              <w:rPr>
+                <w:rFonts w:ascii="Arial" w:hAnsi="Arial" w:eastAsia="Arial" w:cs="Arial"/>
+                <w:i w:val="false"/>
+                <w:b w:val="false"/>
+                <w:u w:val="none"/>
+                <w:strike w:val="false"/>
+                <w:sz w:val="12"/>
+                <w:szCs w:val="12"/>
+                <w:color w:val="000000"/>
+              </w:rPr>
+              <w:t xml:space="preserve">Urbanidad: Urbano</w:t>
+            </w:r>
+          </w:p>
+        </w:tc>
+        <w:tc>
+          <w:tcPr>
+            <w:tcBorders>
+              <w:bottom w:val="none" w:sz="0" w:space="0" w:color="000000"/>
+              <w:top w:val="none" w:sz="0" w:space="0" w:color="000000"/>
+              <w:left w:val="none" w:sz="0" w:space="0" w:color="000000"/>
+              <w:right w:val="none" w:sz="0" w:space="0" w:color="000000"/>
+            </w:tcBorders>
+            <w:shd w:val="clear" w:color="auto" w:fill="FFFFFF"/>
+            <w:tcMar>
+              <w:top w:w="0" w:type="dxa"/>
+              <w:bottom w:w="0" w:type="dxa"/>
+              <w:left w:w="0" w:type="dxa"/>
+              <w:right w:w="0" w:type="dxa"/>
+            </w:tcMar>
+            <w:vAlign w:val="center"/>
+          </w:tcPr>
+          <w:p>
+            <w:pPr>
+              <w:pStyle w:val="Normal"/>
+              <w:jc w:val="center"/>
+              <w:pBdr>
+                <w:bottom w:val="none" w:sz="0" w:space="0" w:color="000000"/>
+                <w:top w:val="none" w:sz="0" w:space="0" w:color="000000"/>
+                <w:left w:val="none" w:sz="0" w:space="0" w:color="000000"/>
+                <w:right w:val="none" w:sz="0" w:space="0" w:color="000000"/>
+              </w:pBdr>
+              <w:spacing w:after="40" w:before="40" w:line="240"/>
+              <w:ind w:left="40" w:right="40" w:firstLine="0" w:firstLineChars="0"/>
+              <w:rPr>
+                <w:rFonts w:ascii="Arial" w:hAnsi="Arial" w:eastAsia="Arial" w:cs="Arial"/>
+                <w:i w:val="false"/>
+                <w:b w:val="false"/>
+                <w:u w:val="none"/>
+                <w:strike w:val="false"/>
+                <w:sz w:val="12"/>
+                <w:szCs w:val="12"/>
+                <w:color w:val="000000"/>
+              </w:rPr>
+            </w:pPr>
+            <w:r>
+              <w:rPr>
+                <w:rFonts w:ascii="Arial" w:hAnsi="Arial" w:eastAsia="Arial" w:cs="Arial"/>
+                <w:i w:val="false"/>
+                <w:b w:val="false"/>
+                <w:u w:val="none"/>
+                <w:strike w:val="false"/>
+                <w:sz w:val="12"/>
+                <w:szCs w:val="12"/>
+                <w:color w:val="000000"/>
+              </w:rPr>
+              <w:t xml:space="preserve">7 642 (29,3%)</w:t>
+            </w:r>
+          </w:p>
+        </w:tc>
+        <w:tc>
+          <w:tcPr>
+            <w:tcBorders>
+              <w:bottom w:val="none" w:sz="0" w:space="0" w:color="000000"/>
+              <w:top w:val="none" w:sz="0" w:space="0" w:color="000000"/>
+              <w:left w:val="none" w:sz="0" w:space="0" w:color="000000"/>
+              <w:right w:val="none" w:sz="0" w:space="0" w:color="000000"/>
+            </w:tcBorders>
+            <w:shd w:val="clear" w:color="auto" w:fill="FFFFFF"/>
+            <w:tcMar>
+              <w:top w:w="0" w:type="dxa"/>
+              <w:bottom w:w="0" w:type="dxa"/>
+              <w:left w:w="0" w:type="dxa"/>
+              <w:right w:w="0" w:type="dxa"/>
+            </w:tcMar>
+            <w:vAlign w:val="center"/>
+          </w:tcPr>
+          <w:p>
+            <w:pPr>
+              <w:pStyle w:val="Normal"/>
+              <w:jc w:val="center"/>
+              <w:pBdr>
+                <w:bottom w:val="none" w:sz="0" w:space="0" w:color="000000"/>
+                <w:top w:val="none" w:sz="0" w:space="0" w:color="000000"/>
+                <w:left w:val="none" w:sz="0" w:space="0" w:color="000000"/>
+                <w:right w:val="none" w:sz="0" w:space="0" w:color="000000"/>
+              </w:pBdr>
+              <w:spacing w:after="40" w:before="40" w:line="240"/>
+              <w:ind w:left="40" w:right="40" w:firstLine="0" w:firstLineChars="0"/>
+              <w:rPr>
+                <w:rFonts w:ascii="Arial" w:hAnsi="Arial" w:eastAsia="Arial" w:cs="Arial"/>
+                <w:i w:val="false"/>
+                <w:b w:val="false"/>
+                <w:u w:val="none"/>
+                <w:strike w:val="false"/>
+                <w:sz w:val="12"/>
+                <w:szCs w:val="12"/>
+                <w:color w:val="000000"/>
+              </w:rPr>
+            </w:pPr>
+            <w:r>
+              <w:rPr>
+                <w:rFonts w:ascii="Arial" w:hAnsi="Arial" w:eastAsia="Arial" w:cs="Arial"/>
+                <w:i w:val="false"/>
+                <w:b w:val="false"/>
+                <w:u w:val="none"/>
+                <w:strike w:val="false"/>
+                <w:sz w:val="12"/>
+                <w:szCs w:val="12"/>
+                <w:color w:val="000000"/>
+              </w:rPr>
+              <w:t xml:space="preserve">2 331 (29,3%)</w:t>
+            </w:r>
+          </w:p>
+        </w:tc>
+        <w:tc>
+          <w:tcPr>
+            <w:tcBorders>
+              <w:bottom w:val="none" w:sz="0" w:space="0" w:color="000000"/>
+              <w:top w:val="none" w:sz="0" w:space="0" w:color="000000"/>
+              <w:left w:val="none" w:sz="0" w:space="0" w:color="000000"/>
+              <w:right w:val="none" w:sz="0" w:space="0" w:color="000000"/>
+            </w:tcBorders>
+            <w:shd w:val="clear" w:color="auto" w:fill="FFFFFF"/>
+            <w:tcMar>
+              <w:top w:w="0" w:type="dxa"/>
+              <w:bottom w:w="0" w:type="dxa"/>
+              <w:left w:w="0" w:type="dxa"/>
+              <w:right w:w="0" w:type="dxa"/>
+            </w:tcMar>
+            <w:vAlign w:val="center"/>
+          </w:tcPr>
+          <w:p>
+            <w:pPr>
+              <w:pStyle w:val="Normal"/>
+              <w:jc w:val="center"/>
+              <w:pBdr>
+                <w:bottom w:val="none" w:sz="0" w:space="0" w:color="000000"/>
+                <w:top w:val="none" w:sz="0" w:space="0" w:color="000000"/>
+                <w:left w:val="none" w:sz="0" w:space="0" w:color="000000"/>
+                <w:right w:val="none" w:sz="0" w:space="0" w:color="000000"/>
+              </w:pBdr>
+              <w:spacing w:after="40" w:before="40" w:line="240"/>
+              <w:ind w:left="40" w:right="40" w:firstLine="0" w:firstLineChars="0"/>
+              <w:rPr>
+                <w:rFonts w:ascii="Arial" w:hAnsi="Arial" w:eastAsia="Arial" w:cs="Arial"/>
+                <w:i w:val="false"/>
+                <w:b w:val="false"/>
+                <w:u w:val="none"/>
+                <w:strike w:val="false"/>
+                <w:sz w:val="12"/>
+                <w:szCs w:val="12"/>
+                <w:color w:val="000000"/>
+              </w:rPr>
+            </w:pPr>
+            <w:r>
+              <w:rPr>
+                <w:rFonts w:ascii="Arial" w:hAnsi="Arial" w:eastAsia="Arial" w:cs="Arial"/>
+                <w:i w:val="false"/>
+                <w:b w:val="false"/>
+                <w:u w:val="none"/>
+                <w:strike w:val="false"/>
+                <w:sz w:val="12"/>
+                <w:szCs w:val="12"/>
+                <w:color w:val="000000"/>
+              </w:rPr>
+              <w:t xml:space="preserve">3 546 (29,9%)</w:t>
+            </w:r>
+          </w:p>
+        </w:tc>
+        <w:tc>
+          <w:tcPr>
+            <w:tcBorders>
+              <w:bottom w:val="none" w:sz="0" w:space="0" w:color="000000"/>
+              <w:top w:val="none" w:sz="0" w:space="0" w:color="000000"/>
+              <w:left w:val="none" w:sz="0" w:space="0" w:color="000000"/>
+              <w:right w:val="none" w:sz="0" w:space="0" w:color="000000"/>
+            </w:tcBorders>
+            <w:shd w:val="clear" w:color="auto" w:fill="FFFFFF"/>
+            <w:tcMar>
+              <w:top w:w="0" w:type="dxa"/>
+              <w:bottom w:w="0" w:type="dxa"/>
+              <w:left w:w="0" w:type="dxa"/>
+              <w:right w:w="0" w:type="dxa"/>
+            </w:tcMar>
+            <w:vAlign w:val="center"/>
+          </w:tcPr>
+          <w:p>
+            <w:pPr>
+              <w:pStyle w:val="Normal"/>
+              <w:jc w:val="center"/>
+              <w:pBdr>
+                <w:bottom w:val="none" w:sz="0" w:space="0" w:color="000000"/>
+                <w:top w:val="none" w:sz="0" w:space="0" w:color="000000"/>
+                <w:left w:val="none" w:sz="0" w:space="0" w:color="000000"/>
+                <w:right w:val="none" w:sz="0" w:space="0" w:color="000000"/>
+              </w:pBdr>
+              <w:spacing w:after="40" w:before="40" w:line="240"/>
+              <w:ind w:left="40" w:right="40" w:firstLine="0" w:firstLineChars="0"/>
+              <w:rPr>
+                <w:rFonts w:ascii="Arial" w:hAnsi="Arial" w:eastAsia="Arial" w:cs="Arial"/>
+                <w:i w:val="false"/>
+                <w:b w:val="false"/>
+                <w:u w:val="none"/>
+                <w:strike w:val="false"/>
+                <w:sz w:val="12"/>
+                <w:szCs w:val="12"/>
+                <w:color w:val="000000"/>
+              </w:rPr>
+            </w:pPr>
+            <w:r>
+              <w:rPr>
+                <w:rFonts w:ascii="Arial" w:hAnsi="Arial" w:eastAsia="Arial" w:cs="Arial"/>
+                <w:i w:val="false"/>
+                <w:b w:val="false"/>
+                <w:u w:val="none"/>
+                <w:strike w:val="false"/>
+                <w:sz w:val="12"/>
+                <w:szCs w:val="12"/>
+                <w:color w:val="000000"/>
+              </w:rPr>
+              <w:t xml:space="preserve">1 558 (28,2%)</w:t>
+            </w:r>
+          </w:p>
+        </w:tc>
+        <w:tc>
+          <w:tcPr>
+            <w:tcBorders>
+              <w:bottom w:val="none" w:sz="0" w:space="0" w:color="000000"/>
+              <w:top w:val="none" w:sz="0" w:space="0" w:color="000000"/>
+              <w:left w:val="none" w:sz="0" w:space="0" w:color="000000"/>
+              <w:right w:val="none" w:sz="0" w:space="0" w:color="000000"/>
+            </w:tcBorders>
+            <w:shd w:val="clear" w:color="auto" w:fill="FFFFFF"/>
+            <w:tcMar>
+              <w:top w:w="0" w:type="dxa"/>
+              <w:bottom w:w="0" w:type="dxa"/>
+              <w:left w:w="0" w:type="dxa"/>
+              <w:right w:w="0" w:type="dxa"/>
+            </w:tcMar>
+            <w:vAlign w:val="center"/>
+          </w:tcPr>
+          <w:p>
+            <w:pPr>
+              <w:pStyle w:val="Normal"/>
+              <w:jc w:val="center"/>
+              <w:pBdr>
+                <w:bottom w:val="none" w:sz="0" w:space="0" w:color="000000"/>
+                <w:top w:val="none" w:sz="0" w:space="0" w:color="000000"/>
+                <w:left w:val="none" w:sz="0" w:space="0" w:color="000000"/>
+                <w:right w:val="none" w:sz="0" w:space="0" w:color="000000"/>
+              </w:pBdr>
+              <w:spacing w:after="40" w:before="40" w:line="240"/>
+              <w:ind w:left="40" w:right="40" w:firstLine="0" w:firstLineChars="0"/>
+              <w:rPr>
+                <w:rFonts w:ascii="Arial" w:hAnsi="Arial" w:eastAsia="Arial" w:cs="Arial"/>
+                <w:i w:val="false"/>
+                <w:b w:val="false"/>
+                <w:u w:val="none"/>
+                <w:strike w:val="false"/>
+                <w:sz w:val="12"/>
+                <w:szCs w:val="12"/>
+                <w:color w:val="000000"/>
+              </w:rPr>
+            </w:pPr>
+            <w:r>
+              <w:rPr>
+                <w:rFonts w:ascii="Arial" w:hAnsi="Arial" w:eastAsia="Arial" w:cs="Arial"/>
+                <w:i w:val="false"/>
+                <w:b w:val="false"/>
+                <w:u w:val="none"/>
+                <w:strike w:val="false"/>
+                <w:sz w:val="12"/>
+                <w:szCs w:val="12"/>
+                <w:color w:val="000000"/>
+              </w:rPr>
+              <w:t xml:space="preserve">1 291 (27,7%)</w:t>
+            </w:r>
+          </w:p>
+        </w:tc>
+      </w:tr>
+      <w:tr>
+        <w:trPr>
+          <w:trHeight w:val="224" w:hRule="auto"/>
+        </w:trPr>
+        <w:tc>
+          <w:tcPr>
+            <w:tcBorders>
+              <w:bottom w:val="none" w:sz="0" w:space="0" w:color="000000"/>
+              <w:top w:val="none" w:sz="0" w:space="0" w:color="000000"/>
+              <w:left w:val="none" w:sz="0" w:space="0" w:color="000000"/>
+              <w:right w:val="none" w:sz="0" w:space="0" w:color="000000"/>
+            </w:tcBorders>
+            <w:shd w:val="clear" w:color="auto" w:fill="FFFFFF"/>
+            <w:tcMar>
+              <w:top w:w="0" w:type="dxa"/>
+              <w:bottom w:w="0" w:type="dxa"/>
+              <w:left w:w="0" w:type="dxa"/>
+              <w:right w:w="0" w:type="dxa"/>
+            </w:tcMar>
+            <w:vAlign w:val="center"/>
+          </w:tcPr>
+          <w:p>
+            <w:pPr>
+              <w:pStyle w:val="Normal"/>
+              <w:jc w:val="center"/>
+              <w:pBdr>
+                <w:bottom w:val="none" w:sz="0" w:space="0" w:color="000000"/>
+                <w:top w:val="none" w:sz="0" w:space="0" w:color="000000"/>
+                <w:left w:val="none" w:sz="0" w:space="0" w:color="000000"/>
+                <w:right w:val="none" w:sz="0" w:space="0" w:color="000000"/>
+              </w:pBdr>
+              <w:spacing w:after="40" w:before="40" w:line="240"/>
+              <w:ind w:left="40" w:right="40" w:firstLine="0" w:firstLineChars="0"/>
+              <w:rPr>
+                <w:rFonts w:ascii="Arial" w:hAnsi="Arial" w:eastAsia="Arial" w:cs="Arial"/>
+                <w:i w:val="false"/>
+                <w:b w:val="false"/>
+                <w:u w:val="none"/>
+                <w:strike w:val="false"/>
+                <w:sz w:val="12"/>
+                <w:szCs w:val="12"/>
+                <w:color w:val="000000"/>
+              </w:rPr>
+            </w:pPr>
+            <w:r>
+              <w:rPr>
+                <w:rFonts w:ascii="Arial" w:hAnsi="Arial" w:eastAsia="Arial" w:cs="Arial"/>
+                <w:i w:val="false"/>
+                <w:b w:val="false"/>
+                <w:u w:val="none"/>
+                <w:strike w:val="false"/>
+                <w:sz w:val="12"/>
+                <w:szCs w:val="12"/>
+                <w:color w:val="000000"/>
+              </w:rPr>
+              <w:t xml:space="preserve">Urbanidad: Metropolitano</w:t>
+            </w:r>
+          </w:p>
+        </w:tc>
+        <w:tc>
+          <w:tcPr>
+            <w:tcBorders>
+              <w:bottom w:val="none" w:sz="0" w:space="0" w:color="000000"/>
+              <w:top w:val="none" w:sz="0" w:space="0" w:color="000000"/>
+              <w:left w:val="none" w:sz="0" w:space="0" w:color="000000"/>
+              <w:right w:val="none" w:sz="0" w:space="0" w:color="000000"/>
+            </w:tcBorders>
+            <w:shd w:val="clear" w:color="auto" w:fill="FFFFFF"/>
+            <w:tcMar>
+              <w:top w:w="0" w:type="dxa"/>
+              <w:bottom w:w="0" w:type="dxa"/>
+              <w:left w:w="0" w:type="dxa"/>
+              <w:right w:w="0" w:type="dxa"/>
+            </w:tcMar>
+            <w:vAlign w:val="center"/>
+          </w:tcPr>
+          <w:p>
+            <w:pPr>
+              <w:pStyle w:val="Normal"/>
+              <w:jc w:val="center"/>
+              <w:pBdr>
+                <w:bottom w:val="none" w:sz="0" w:space="0" w:color="000000"/>
+                <w:top w:val="none" w:sz="0" w:space="0" w:color="000000"/>
+                <w:left w:val="none" w:sz="0" w:space="0" w:color="000000"/>
+                <w:right w:val="none" w:sz="0" w:space="0" w:color="000000"/>
+              </w:pBdr>
+              <w:spacing w:after="40" w:before="40" w:line="240"/>
+              <w:ind w:left="40" w:right="40" w:firstLine="0" w:firstLineChars="0"/>
+              <w:rPr>
+                <w:rFonts w:ascii="Arial" w:hAnsi="Arial" w:eastAsia="Arial" w:cs="Arial"/>
+                <w:i w:val="false"/>
+                <w:b w:val="false"/>
+                <w:u w:val="none"/>
+                <w:strike w:val="false"/>
+                <w:sz w:val="12"/>
+                <w:szCs w:val="12"/>
+                <w:color w:val="000000"/>
+              </w:rPr>
+            </w:pPr>
+            <w:r>
+              <w:rPr>
+                <w:rFonts w:ascii="Arial" w:hAnsi="Arial" w:eastAsia="Arial" w:cs="Arial"/>
+                <w:i w:val="false"/>
+                <w:b w:val="false"/>
+                <w:u w:val="none"/>
+                <w:strike w:val="false"/>
+                <w:sz w:val="12"/>
+                <w:szCs w:val="12"/>
+                <w:color w:val="000000"/>
+              </w:rPr>
+              <w:t xml:space="preserve">10 767 (50,9%)</w:t>
+            </w:r>
+          </w:p>
+        </w:tc>
+        <w:tc>
+          <w:tcPr>
+            <w:tcBorders>
+              <w:bottom w:val="none" w:sz="0" w:space="0" w:color="000000"/>
+              <w:top w:val="none" w:sz="0" w:space="0" w:color="000000"/>
+              <w:left w:val="none" w:sz="0" w:space="0" w:color="000000"/>
+              <w:right w:val="none" w:sz="0" w:space="0" w:color="000000"/>
+            </w:tcBorders>
+            <w:shd w:val="clear" w:color="auto" w:fill="FFFFFF"/>
+            <w:tcMar>
+              <w:top w:w="0" w:type="dxa"/>
+              <w:bottom w:w="0" w:type="dxa"/>
+              <w:left w:w="0" w:type="dxa"/>
+              <w:right w:w="0" w:type="dxa"/>
+            </w:tcMar>
+            <w:vAlign w:val="center"/>
+          </w:tcPr>
+          <w:p>
+            <w:pPr>
+              <w:pStyle w:val="Normal"/>
+              <w:jc w:val="center"/>
+              <w:pBdr>
+                <w:bottom w:val="none" w:sz="0" w:space="0" w:color="000000"/>
+                <w:top w:val="none" w:sz="0" w:space="0" w:color="000000"/>
+                <w:left w:val="none" w:sz="0" w:space="0" w:color="000000"/>
+                <w:right w:val="none" w:sz="0" w:space="0" w:color="000000"/>
+              </w:pBdr>
+              <w:spacing w:after="40" w:before="40" w:line="240"/>
+              <w:ind w:left="40" w:right="40" w:firstLine="0" w:firstLineChars="0"/>
+              <w:rPr>
+                <w:rFonts w:ascii="Arial" w:hAnsi="Arial" w:eastAsia="Arial" w:cs="Arial"/>
+                <w:i w:val="false"/>
+                <w:b w:val="false"/>
+                <w:u w:val="none"/>
+                <w:strike w:val="false"/>
+                <w:sz w:val="12"/>
+                <w:szCs w:val="12"/>
+                <w:color w:val="000000"/>
+              </w:rPr>
+            </w:pPr>
+            <w:r>
+              <w:rPr>
+                <w:rFonts w:ascii="Arial" w:hAnsi="Arial" w:eastAsia="Arial" w:cs="Arial"/>
+                <w:i w:val="false"/>
+                <w:b w:val="false"/>
+                <w:u w:val="none"/>
+                <w:strike w:val="false"/>
+                <w:sz w:val="12"/>
+                <w:szCs w:val="12"/>
+                <w:color w:val="000000"/>
+              </w:rPr>
+              <w:t xml:space="preserve">3 405 (51,0%)</w:t>
+            </w:r>
+          </w:p>
+        </w:tc>
+        <w:tc>
+          <w:tcPr>
+            <w:tcBorders>
+              <w:bottom w:val="none" w:sz="0" w:space="0" w:color="000000"/>
+              <w:top w:val="none" w:sz="0" w:space="0" w:color="000000"/>
+              <w:left w:val="none" w:sz="0" w:space="0" w:color="000000"/>
+              <w:right w:val="none" w:sz="0" w:space="0" w:color="000000"/>
+            </w:tcBorders>
+            <w:shd w:val="clear" w:color="auto" w:fill="FFFFFF"/>
+            <w:tcMar>
+              <w:top w:w="0" w:type="dxa"/>
+              <w:bottom w:w="0" w:type="dxa"/>
+              <w:left w:w="0" w:type="dxa"/>
+              <w:right w:w="0" w:type="dxa"/>
+            </w:tcMar>
+            <w:vAlign w:val="center"/>
+          </w:tcPr>
+          <w:p>
+            <w:pPr>
+              <w:pStyle w:val="Normal"/>
+              <w:jc w:val="center"/>
+              <w:pBdr>
+                <w:bottom w:val="none" w:sz="0" w:space="0" w:color="000000"/>
+                <w:top w:val="none" w:sz="0" w:space="0" w:color="000000"/>
+                <w:left w:val="none" w:sz="0" w:space="0" w:color="000000"/>
+                <w:right w:val="none" w:sz="0" w:space="0" w:color="000000"/>
+              </w:pBdr>
+              <w:spacing w:after="40" w:before="40" w:line="240"/>
+              <w:ind w:left="40" w:right="40" w:firstLine="0" w:firstLineChars="0"/>
+              <w:rPr>
+                <w:rFonts w:ascii="Arial" w:hAnsi="Arial" w:eastAsia="Arial" w:cs="Arial"/>
+                <w:i w:val="false"/>
+                <w:b w:val="false"/>
+                <w:u w:val="none"/>
+                <w:strike w:val="false"/>
+                <w:sz w:val="12"/>
+                <w:szCs w:val="12"/>
+                <w:color w:val="000000"/>
+              </w:rPr>
+            </w:pPr>
+            <w:r>
+              <w:rPr>
+                <w:rFonts w:ascii="Arial" w:hAnsi="Arial" w:eastAsia="Arial" w:cs="Arial"/>
+                <w:i w:val="false"/>
+                <w:b w:val="false"/>
+                <w:u w:val="none"/>
+                <w:strike w:val="false"/>
+                <w:sz w:val="12"/>
+                <w:szCs w:val="12"/>
+                <w:color w:val="000000"/>
+              </w:rPr>
+              <w:t xml:space="preserve">5 005 (50,4%)</w:t>
+            </w:r>
+          </w:p>
+        </w:tc>
+        <w:tc>
+          <w:tcPr>
+            <w:tcBorders>
+              <w:bottom w:val="none" w:sz="0" w:space="0" w:color="000000"/>
+              <w:top w:val="none" w:sz="0" w:space="0" w:color="000000"/>
+              <w:left w:val="none" w:sz="0" w:space="0" w:color="000000"/>
+              <w:right w:val="none" w:sz="0" w:space="0" w:color="000000"/>
+            </w:tcBorders>
+            <w:shd w:val="clear" w:color="auto" w:fill="FFFFFF"/>
+            <w:tcMar>
+              <w:top w:w="0" w:type="dxa"/>
+              <w:bottom w:w="0" w:type="dxa"/>
+              <w:left w:w="0" w:type="dxa"/>
+              <w:right w:w="0" w:type="dxa"/>
+            </w:tcMar>
+            <w:vAlign w:val="center"/>
+          </w:tcPr>
+          <w:p>
+            <w:pPr>
+              <w:pStyle w:val="Normal"/>
+              <w:jc w:val="center"/>
+              <w:pBdr>
+                <w:bottom w:val="none" w:sz="0" w:space="0" w:color="000000"/>
+                <w:top w:val="none" w:sz="0" w:space="0" w:color="000000"/>
+                <w:left w:val="none" w:sz="0" w:space="0" w:color="000000"/>
+                <w:right w:val="none" w:sz="0" w:space="0" w:color="000000"/>
+              </w:pBdr>
+              <w:spacing w:after="40" w:before="40" w:line="240"/>
+              <w:ind w:left="40" w:right="40" w:firstLine="0" w:firstLineChars="0"/>
+              <w:rPr>
+                <w:rFonts w:ascii="Arial" w:hAnsi="Arial" w:eastAsia="Arial" w:cs="Arial"/>
+                <w:i w:val="false"/>
+                <w:b w:val="false"/>
+                <w:u w:val="none"/>
+                <w:strike w:val="false"/>
+                <w:sz w:val="12"/>
+                <w:szCs w:val="12"/>
+                <w:color w:val="000000"/>
+              </w:rPr>
+            </w:pPr>
+            <w:r>
+              <w:rPr>
+                <w:rFonts w:ascii="Arial" w:hAnsi="Arial" w:eastAsia="Arial" w:cs="Arial"/>
+                <w:i w:val="false"/>
+                <w:b w:val="false"/>
+                <w:u w:val="none"/>
+                <w:strike w:val="false"/>
+                <w:sz w:val="12"/>
+                <w:szCs w:val="12"/>
+                <w:color w:val="000000"/>
+              </w:rPr>
+              <w:t xml:space="preserve">2 355 (53,3%)</w:t>
+            </w:r>
+          </w:p>
+        </w:tc>
+        <w:tc>
+          <w:tcPr>
+            <w:tcBorders>
+              <w:bottom w:val="none" w:sz="0" w:space="0" w:color="000000"/>
+              <w:top w:val="none" w:sz="0" w:space="0" w:color="000000"/>
+              <w:left w:val="none" w:sz="0" w:space="0" w:color="000000"/>
+              <w:right w:val="none" w:sz="0" w:space="0" w:color="000000"/>
+            </w:tcBorders>
+            <w:shd w:val="clear" w:color="auto" w:fill="FFFFFF"/>
+            <w:tcMar>
+              <w:top w:w="0" w:type="dxa"/>
+              <w:bottom w:w="0" w:type="dxa"/>
+              <w:left w:w="0" w:type="dxa"/>
+              <w:right w:w="0" w:type="dxa"/>
+            </w:tcMar>
+            <w:vAlign w:val="center"/>
+          </w:tcPr>
+          <w:p>
+            <w:pPr>
+              <w:pStyle w:val="Normal"/>
+              <w:jc w:val="center"/>
+              <w:pBdr>
+                <w:bottom w:val="none" w:sz="0" w:space="0" w:color="000000"/>
+                <w:top w:val="none" w:sz="0" w:space="0" w:color="000000"/>
+                <w:left w:val="none" w:sz="0" w:space="0" w:color="000000"/>
+                <w:right w:val="none" w:sz="0" w:space="0" w:color="000000"/>
+              </w:pBdr>
+              <w:spacing w:after="40" w:before="40" w:line="240"/>
+              <w:ind w:left="40" w:right="40" w:firstLine="0" w:firstLineChars="0"/>
+              <w:rPr>
+                <w:rFonts w:ascii="Arial" w:hAnsi="Arial" w:eastAsia="Arial" w:cs="Arial"/>
+                <w:i w:val="false"/>
+                <w:b w:val="false"/>
+                <w:u w:val="none"/>
+                <w:strike w:val="false"/>
+                <w:sz w:val="12"/>
+                <w:szCs w:val="12"/>
+                <w:color w:val="000000"/>
+              </w:rPr>
+            </w:pPr>
+            <w:r>
+              <w:rPr>
+                <w:rFonts w:ascii="Arial" w:hAnsi="Arial" w:eastAsia="Arial" w:cs="Arial"/>
+                <w:i w:val="false"/>
+                <w:b w:val="false"/>
+                <w:u w:val="none"/>
+                <w:strike w:val="false"/>
+                <w:sz w:val="12"/>
+                <w:szCs w:val="12"/>
+                <w:color w:val="000000"/>
+              </w:rPr>
+              <w:t xml:space="preserve">2 028 (55,1%)</w:t>
+            </w:r>
+          </w:p>
+        </w:tc>
+      </w:tr>
+      <w:tr>
+        <w:trPr>
+          <w:trHeight w:val="224" w:hRule="auto"/>
+        </w:trPr>
+        <w:tc>
+          <w:tcPr>
+            <w:tcBorders>
+              <w:bottom w:val="none" w:sz="0" w:space="0" w:color="000000"/>
+              <w:top w:val="none" w:sz="0" w:space="0" w:color="000000"/>
+              <w:left w:val="none" w:sz="0" w:space="0" w:color="000000"/>
+              <w:right w:val="none" w:sz="0" w:space="0" w:color="000000"/>
+            </w:tcBorders>
+            <w:shd w:val="clear" w:color="auto" w:fill="FFFFFF"/>
+            <w:tcMar>
+              <w:top w:w="0" w:type="dxa"/>
+              <w:bottom w:w="0" w:type="dxa"/>
+              <w:left w:w="0" w:type="dxa"/>
+              <w:right w:w="0" w:type="dxa"/>
+            </w:tcMar>
+            <w:vAlign w:val="center"/>
+          </w:tcPr>
+          <w:p>
+            <w:pPr>
+              <w:pStyle w:val="Normal"/>
+              <w:jc w:val="center"/>
+              <w:pBdr>
+                <w:bottom w:val="none" w:sz="0" w:space="0" w:color="000000"/>
+                <w:top w:val="none" w:sz="0" w:space="0" w:color="000000"/>
+                <w:left w:val="none" w:sz="0" w:space="0" w:color="000000"/>
+                <w:right w:val="none" w:sz="0" w:space="0" w:color="000000"/>
+              </w:pBdr>
+              <w:spacing w:after="40" w:before="40" w:line="240"/>
+              <w:ind w:left="40" w:right="40" w:firstLine="0" w:firstLineChars="0"/>
+              <w:rPr>
+                <w:rFonts w:ascii="Arial" w:hAnsi="Arial" w:eastAsia="Arial" w:cs="Arial"/>
+                <w:i w:val="false"/>
+                <w:b w:val="false"/>
+                <w:u w:val="none"/>
+                <w:strike w:val="false"/>
+                <w:sz w:val="12"/>
+                <w:szCs w:val="12"/>
+                <w:color w:val="000000"/>
+              </w:rPr>
+            </w:pPr>
+            <w:r>
+              <w:rPr>
+                <w:rFonts w:ascii="Arial" w:hAnsi="Arial" w:eastAsia="Arial" w:cs="Arial"/>
+                <w:i w:val="false"/>
+                <w:b w:val="false"/>
+                <w:u w:val="none"/>
+                <w:strike w:val="false"/>
+                <w:sz w:val="12"/>
+                <w:szCs w:val="12"/>
+                <w:color w:val="000000"/>
+              </w:rPr>
+              <w:t xml:space="preserve">Escolaridad: Sin escolaridad</w:t>
+            </w:r>
+          </w:p>
+        </w:tc>
+        <w:tc>
+          <w:tcPr>
+            <w:tcBorders>
+              <w:bottom w:val="none" w:sz="0" w:space="0" w:color="000000"/>
+              <w:top w:val="none" w:sz="0" w:space="0" w:color="000000"/>
+              <w:left w:val="none" w:sz="0" w:space="0" w:color="000000"/>
+              <w:right w:val="none" w:sz="0" w:space="0" w:color="000000"/>
+            </w:tcBorders>
+            <w:shd w:val="clear" w:color="auto" w:fill="FFFFFF"/>
+            <w:tcMar>
+              <w:top w:w="0" w:type="dxa"/>
+              <w:bottom w:w="0" w:type="dxa"/>
+              <w:left w:w="0" w:type="dxa"/>
+              <w:right w:w="0" w:type="dxa"/>
+            </w:tcMar>
+            <w:vAlign w:val="center"/>
+          </w:tcPr>
+          <w:p>
+            <w:pPr>
+              <w:pStyle w:val="Normal"/>
+              <w:jc w:val="center"/>
+              <w:pBdr>
+                <w:bottom w:val="none" w:sz="0" w:space="0" w:color="000000"/>
+                <w:top w:val="none" w:sz="0" w:space="0" w:color="000000"/>
+                <w:left w:val="none" w:sz="0" w:space="0" w:color="000000"/>
+                <w:right w:val="none" w:sz="0" w:space="0" w:color="000000"/>
+              </w:pBdr>
+              <w:spacing w:after="40" w:before="40" w:line="240"/>
+              <w:ind w:left="40" w:right="40" w:firstLine="0" w:firstLineChars="0"/>
+              <w:rPr>
+                <w:rFonts w:ascii="Arial" w:hAnsi="Arial" w:eastAsia="Arial" w:cs="Arial"/>
+                <w:i w:val="false"/>
+                <w:b w:val="false"/>
+                <w:u w:val="none"/>
+                <w:strike w:val="false"/>
+                <w:sz w:val="12"/>
+                <w:szCs w:val="12"/>
+                <w:color w:val="000000"/>
+              </w:rPr>
+            </w:pPr>
+            <w:r>
+              <w:rPr>
+                <w:rFonts w:ascii="Arial" w:hAnsi="Arial" w:eastAsia="Arial" w:cs="Arial"/>
+                <w:i w:val="false"/>
+                <w:b w:val="false"/>
+                <w:u w:val="none"/>
+                <w:strike w:val="false"/>
+                <w:sz w:val="12"/>
+                <w:szCs w:val="12"/>
+                <w:color w:val="000000"/>
+              </w:rPr>
+              <w:t xml:space="preserve">1 551 (4,5%)</w:t>
+            </w:r>
+          </w:p>
+        </w:tc>
+        <w:tc>
+          <w:tcPr>
+            <w:tcBorders>
+              <w:bottom w:val="none" w:sz="0" w:space="0" w:color="000000"/>
+              <w:top w:val="none" w:sz="0" w:space="0" w:color="000000"/>
+              <w:left w:val="none" w:sz="0" w:space="0" w:color="000000"/>
+              <w:right w:val="none" w:sz="0" w:space="0" w:color="000000"/>
+            </w:tcBorders>
+            <w:shd w:val="clear" w:color="auto" w:fill="FFFFFF"/>
+            <w:tcMar>
+              <w:top w:w="0" w:type="dxa"/>
+              <w:bottom w:w="0" w:type="dxa"/>
+              <w:left w:w="0" w:type="dxa"/>
+              <w:right w:w="0" w:type="dxa"/>
+            </w:tcMar>
+            <w:vAlign w:val="center"/>
+          </w:tcPr>
+          <w:p>
+            <w:pPr>
+              <w:pStyle w:val="Normal"/>
+              <w:jc w:val="center"/>
+              <w:pBdr>
+                <w:bottom w:val="none" w:sz="0" w:space="0" w:color="000000"/>
+                <w:top w:val="none" w:sz="0" w:space="0" w:color="000000"/>
+                <w:left w:val="none" w:sz="0" w:space="0" w:color="000000"/>
+                <w:right w:val="none" w:sz="0" w:space="0" w:color="000000"/>
+              </w:pBdr>
+              <w:spacing w:after="40" w:before="40" w:line="240"/>
+              <w:ind w:left="40" w:right="40" w:firstLine="0" w:firstLineChars="0"/>
+              <w:rPr>
+                <w:rFonts w:ascii="Arial" w:hAnsi="Arial" w:eastAsia="Arial" w:cs="Arial"/>
+                <w:i w:val="false"/>
+                <w:b w:val="false"/>
+                <w:u w:val="none"/>
+                <w:strike w:val="false"/>
+                <w:sz w:val="12"/>
+                <w:szCs w:val="12"/>
+                <w:color w:val="000000"/>
+              </w:rPr>
+            </w:pPr>
+            <w:r>
+              <w:rPr>
+                <w:rFonts w:ascii="Arial" w:hAnsi="Arial" w:eastAsia="Arial" w:cs="Arial"/>
+                <w:i w:val="false"/>
+                <w:b w:val="false"/>
+                <w:u w:val="none"/>
+                <w:strike w:val="false"/>
+                <w:sz w:val="12"/>
+                <w:szCs w:val="12"/>
+                <w:color w:val="000000"/>
+              </w:rPr>
+              <w:t xml:space="preserve">801 (7,6%)</w:t>
+            </w:r>
+          </w:p>
+        </w:tc>
+        <w:tc>
+          <w:tcPr>
+            <w:tcBorders>
+              <w:bottom w:val="none" w:sz="0" w:space="0" w:color="000000"/>
+              <w:top w:val="none" w:sz="0" w:space="0" w:color="000000"/>
+              <w:left w:val="none" w:sz="0" w:space="0" w:color="000000"/>
+              <w:right w:val="none" w:sz="0" w:space="0" w:color="000000"/>
+            </w:tcBorders>
+            <w:shd w:val="clear" w:color="auto" w:fill="FFFFFF"/>
+            <w:tcMar>
+              <w:top w:w="0" w:type="dxa"/>
+              <w:bottom w:w="0" w:type="dxa"/>
+              <w:left w:w="0" w:type="dxa"/>
+              <w:right w:w="0" w:type="dxa"/>
+            </w:tcMar>
+            <w:vAlign w:val="center"/>
+          </w:tcPr>
+          <w:p>
+            <w:pPr>
+              <w:pStyle w:val="Normal"/>
+              <w:jc w:val="center"/>
+              <w:pBdr>
+                <w:bottom w:val="none" w:sz="0" w:space="0" w:color="000000"/>
+                <w:top w:val="none" w:sz="0" w:space="0" w:color="000000"/>
+                <w:left w:val="none" w:sz="0" w:space="0" w:color="000000"/>
+                <w:right w:val="none" w:sz="0" w:space="0" w:color="000000"/>
+              </w:pBdr>
+              <w:spacing w:after="40" w:before="40" w:line="240"/>
+              <w:ind w:left="40" w:right="40" w:firstLine="0" w:firstLineChars="0"/>
+              <w:rPr>
+                <w:rFonts w:ascii="Arial" w:hAnsi="Arial" w:eastAsia="Arial" w:cs="Arial"/>
+                <w:i w:val="false"/>
+                <w:b w:val="false"/>
+                <w:u w:val="none"/>
+                <w:strike w:val="false"/>
+                <w:sz w:val="12"/>
+                <w:szCs w:val="12"/>
+                <w:color w:val="000000"/>
+              </w:rPr>
+            </w:pPr>
+            <w:r>
+              <w:rPr>
+                <w:rFonts w:ascii="Arial" w:hAnsi="Arial" w:eastAsia="Arial" w:cs="Arial"/>
+                <w:i w:val="false"/>
+                <w:b w:val="false"/>
+                <w:u w:val="none"/>
+                <w:strike w:val="false"/>
+                <w:sz w:val="12"/>
+                <w:szCs w:val="12"/>
+                <w:color w:val="000000"/>
+              </w:rPr>
+              <w:t xml:space="preserve">1 010 (6,0%)</w:t>
+            </w:r>
+          </w:p>
+        </w:tc>
+        <w:tc>
+          <w:tcPr>
+            <w:tcBorders>
+              <w:bottom w:val="none" w:sz="0" w:space="0" w:color="000000"/>
+              <w:top w:val="none" w:sz="0" w:space="0" w:color="000000"/>
+              <w:left w:val="none" w:sz="0" w:space="0" w:color="000000"/>
+              <w:right w:val="none" w:sz="0" w:space="0" w:color="000000"/>
+            </w:tcBorders>
+            <w:shd w:val="clear" w:color="auto" w:fill="FFFFFF"/>
+            <w:tcMar>
+              <w:top w:w="0" w:type="dxa"/>
+              <w:bottom w:w="0" w:type="dxa"/>
+              <w:left w:w="0" w:type="dxa"/>
+              <w:right w:w="0" w:type="dxa"/>
+            </w:tcMar>
+            <w:vAlign w:val="center"/>
+          </w:tcPr>
+          <w:p>
+            <w:pPr>
+              <w:pStyle w:val="Normal"/>
+              <w:jc w:val="center"/>
+              <w:pBdr>
+                <w:bottom w:val="none" w:sz="0" w:space="0" w:color="000000"/>
+                <w:top w:val="none" w:sz="0" w:space="0" w:color="000000"/>
+                <w:left w:val="none" w:sz="0" w:space="0" w:color="000000"/>
+                <w:right w:val="none" w:sz="0" w:space="0" w:color="000000"/>
+              </w:pBdr>
+              <w:spacing w:after="40" w:before="40" w:line="240"/>
+              <w:ind w:left="40" w:right="40" w:firstLine="0" w:firstLineChars="0"/>
+              <w:rPr>
+                <w:rFonts w:ascii="Arial" w:hAnsi="Arial" w:eastAsia="Arial" w:cs="Arial"/>
+                <w:i w:val="false"/>
+                <w:b w:val="false"/>
+                <w:u w:val="none"/>
+                <w:strike w:val="false"/>
+                <w:sz w:val="12"/>
+                <w:szCs w:val="12"/>
+                <w:color w:val="000000"/>
+              </w:rPr>
+            </w:pPr>
+            <w:r>
+              <w:rPr>
+                <w:rFonts w:ascii="Arial" w:hAnsi="Arial" w:eastAsia="Arial" w:cs="Arial"/>
+                <w:i w:val="false"/>
+                <w:b w:val="false"/>
+                <w:u w:val="none"/>
+                <w:strike w:val="false"/>
+                <w:sz w:val="12"/>
+                <w:szCs w:val="12"/>
+                <w:color w:val="000000"/>
+              </w:rPr>
+              <w:t xml:space="preserve">544 (7,9%)</w:t>
+            </w:r>
+          </w:p>
+        </w:tc>
+        <w:tc>
+          <w:tcPr>
+            <w:tcBorders>
+              <w:bottom w:val="none" w:sz="0" w:space="0" w:color="000000"/>
+              <w:top w:val="none" w:sz="0" w:space="0" w:color="000000"/>
+              <w:left w:val="none" w:sz="0" w:space="0" w:color="000000"/>
+              <w:right w:val="none" w:sz="0" w:space="0" w:color="000000"/>
+            </w:tcBorders>
+            <w:shd w:val="clear" w:color="auto" w:fill="FFFFFF"/>
+            <w:tcMar>
+              <w:top w:w="0" w:type="dxa"/>
+              <w:bottom w:w="0" w:type="dxa"/>
+              <w:left w:w="0" w:type="dxa"/>
+              <w:right w:w="0" w:type="dxa"/>
+            </w:tcMar>
+            <w:vAlign w:val="center"/>
+          </w:tcPr>
+          <w:p>
+            <w:pPr>
+              <w:pStyle w:val="Normal"/>
+              <w:jc w:val="center"/>
+              <w:pBdr>
+                <w:bottom w:val="none" w:sz="0" w:space="0" w:color="000000"/>
+                <w:top w:val="none" w:sz="0" w:space="0" w:color="000000"/>
+                <w:left w:val="none" w:sz="0" w:space="0" w:color="000000"/>
+                <w:right w:val="none" w:sz="0" w:space="0" w:color="000000"/>
+              </w:pBdr>
+              <w:spacing w:after="40" w:before="40" w:line="240"/>
+              <w:ind w:left="40" w:right="40" w:firstLine="0" w:firstLineChars="0"/>
+              <w:rPr>
+                <w:rFonts w:ascii="Arial" w:hAnsi="Arial" w:eastAsia="Arial" w:cs="Arial"/>
+                <w:i w:val="false"/>
+                <w:b w:val="false"/>
+                <w:u w:val="none"/>
+                <w:strike w:val="false"/>
+                <w:sz w:val="12"/>
+                <w:szCs w:val="12"/>
+                <w:color w:val="000000"/>
+              </w:rPr>
+            </w:pPr>
+            <w:r>
+              <w:rPr>
+                <w:rFonts w:ascii="Arial" w:hAnsi="Arial" w:eastAsia="Arial" w:cs="Arial"/>
+                <w:i w:val="false"/>
+                <w:b w:val="false"/>
+                <w:u w:val="none"/>
+                <w:strike w:val="false"/>
+                <w:sz w:val="12"/>
+                <w:szCs w:val="12"/>
+                <w:color w:val="000000"/>
+              </w:rPr>
+              <w:t xml:space="preserve">485 (8,2%)</w:t>
+            </w:r>
+          </w:p>
+        </w:tc>
+      </w:tr>
+      <w:tr>
+        <w:trPr>
+          <w:trHeight w:val="224" w:hRule="auto"/>
+        </w:trPr>
+        <w:tc>
+          <w:tcPr>
+            <w:tcBorders>
+              <w:bottom w:val="none" w:sz="0" w:space="0" w:color="000000"/>
+              <w:top w:val="none" w:sz="0" w:space="0" w:color="000000"/>
+              <w:left w:val="none" w:sz="0" w:space="0" w:color="000000"/>
+              <w:right w:val="none" w:sz="0" w:space="0" w:color="000000"/>
+            </w:tcBorders>
+            <w:shd w:val="clear" w:color="auto" w:fill="FFFFFF"/>
+            <w:tcMar>
+              <w:top w:w="0" w:type="dxa"/>
+              <w:bottom w:w="0" w:type="dxa"/>
+              <w:left w:w="0" w:type="dxa"/>
+              <w:right w:w="0" w:type="dxa"/>
+            </w:tcMar>
+            <w:vAlign w:val="center"/>
+          </w:tcPr>
+          <w:p>
+            <w:pPr>
+              <w:pStyle w:val="Normal"/>
+              <w:jc w:val="center"/>
+              <w:pBdr>
+                <w:bottom w:val="none" w:sz="0" w:space="0" w:color="000000"/>
+                <w:top w:val="none" w:sz="0" w:space="0" w:color="000000"/>
+                <w:left w:val="none" w:sz="0" w:space="0" w:color="000000"/>
+                <w:right w:val="none" w:sz="0" w:space="0" w:color="000000"/>
+              </w:pBdr>
+              <w:spacing w:after="40" w:before="40" w:line="240"/>
+              <w:ind w:left="40" w:right="40" w:firstLine="0" w:firstLineChars="0"/>
+              <w:rPr>
+                <w:rFonts w:ascii="Arial" w:hAnsi="Arial" w:eastAsia="Arial" w:cs="Arial"/>
+                <w:i w:val="false"/>
+                <w:b w:val="false"/>
+                <w:u w:val="none"/>
+                <w:strike w:val="false"/>
+                <w:sz w:val="12"/>
+                <w:szCs w:val="12"/>
+                <w:color w:val="000000"/>
+              </w:rPr>
+            </w:pPr>
+            <w:r>
+              <w:rPr>
+                <w:rFonts w:ascii="Arial" w:hAnsi="Arial" w:eastAsia="Arial" w:cs="Arial"/>
+                <w:i w:val="false"/>
+                <w:b w:val="false"/>
+                <w:u w:val="none"/>
+                <w:strike w:val="false"/>
+                <w:sz w:val="12"/>
+                <w:szCs w:val="12"/>
+                <w:color w:val="000000"/>
+              </w:rPr>
+              <w:t xml:space="preserve">Escolaridad: Primaria o menos</w:t>
+            </w:r>
+          </w:p>
+        </w:tc>
+        <w:tc>
+          <w:tcPr>
+            <w:tcBorders>
+              <w:bottom w:val="none" w:sz="0" w:space="0" w:color="000000"/>
+              <w:top w:val="none" w:sz="0" w:space="0" w:color="000000"/>
+              <w:left w:val="none" w:sz="0" w:space="0" w:color="000000"/>
+              <w:right w:val="none" w:sz="0" w:space="0" w:color="000000"/>
+            </w:tcBorders>
+            <w:shd w:val="clear" w:color="auto" w:fill="FFFFFF"/>
+            <w:tcMar>
+              <w:top w:w="0" w:type="dxa"/>
+              <w:bottom w:w="0" w:type="dxa"/>
+              <w:left w:w="0" w:type="dxa"/>
+              <w:right w:w="0" w:type="dxa"/>
+            </w:tcMar>
+            <w:vAlign w:val="center"/>
+          </w:tcPr>
+          <w:p>
+            <w:pPr>
+              <w:pStyle w:val="Normal"/>
+              <w:jc w:val="center"/>
+              <w:pBdr>
+                <w:bottom w:val="none" w:sz="0" w:space="0" w:color="000000"/>
+                <w:top w:val="none" w:sz="0" w:space="0" w:color="000000"/>
+                <w:left w:val="none" w:sz="0" w:space="0" w:color="000000"/>
+                <w:right w:val="none" w:sz="0" w:space="0" w:color="000000"/>
+              </w:pBdr>
+              <w:spacing w:after="40" w:before="40" w:line="240"/>
+              <w:ind w:left="40" w:right="40" w:firstLine="0" w:firstLineChars="0"/>
+              <w:rPr>
+                <w:rFonts w:ascii="Arial" w:hAnsi="Arial" w:eastAsia="Arial" w:cs="Arial"/>
+                <w:i w:val="false"/>
+                <w:b w:val="false"/>
+                <w:u w:val="none"/>
+                <w:strike w:val="false"/>
+                <w:sz w:val="12"/>
+                <w:szCs w:val="12"/>
+                <w:color w:val="000000"/>
+              </w:rPr>
+            </w:pPr>
+            <w:r>
+              <w:rPr>
+                <w:rFonts w:ascii="Arial" w:hAnsi="Arial" w:eastAsia="Arial" w:cs="Arial"/>
+                <w:i w:val="false"/>
+                <w:b w:val="false"/>
+                <w:u w:val="none"/>
+                <w:strike w:val="false"/>
+                <w:sz w:val="12"/>
+                <w:szCs w:val="12"/>
+                <w:color w:val="000000"/>
+              </w:rPr>
+              <w:t xml:space="preserve">7 010 (22,0%)</w:t>
+            </w:r>
+          </w:p>
+        </w:tc>
+        <w:tc>
+          <w:tcPr>
+            <w:tcBorders>
+              <w:bottom w:val="none" w:sz="0" w:space="0" w:color="000000"/>
+              <w:top w:val="none" w:sz="0" w:space="0" w:color="000000"/>
+              <w:left w:val="none" w:sz="0" w:space="0" w:color="000000"/>
+              <w:right w:val="none" w:sz="0" w:space="0" w:color="000000"/>
+            </w:tcBorders>
+            <w:shd w:val="clear" w:color="auto" w:fill="FFFFFF"/>
+            <w:tcMar>
+              <w:top w:w="0" w:type="dxa"/>
+              <w:bottom w:w="0" w:type="dxa"/>
+              <w:left w:w="0" w:type="dxa"/>
+              <w:right w:w="0" w:type="dxa"/>
+            </w:tcMar>
+            <w:vAlign w:val="center"/>
+          </w:tcPr>
+          <w:p>
+            <w:pPr>
+              <w:pStyle w:val="Normal"/>
+              <w:jc w:val="center"/>
+              <w:pBdr>
+                <w:bottom w:val="none" w:sz="0" w:space="0" w:color="000000"/>
+                <w:top w:val="none" w:sz="0" w:space="0" w:color="000000"/>
+                <w:left w:val="none" w:sz="0" w:space="0" w:color="000000"/>
+                <w:right w:val="none" w:sz="0" w:space="0" w:color="000000"/>
+              </w:pBdr>
+              <w:spacing w:after="40" w:before="40" w:line="240"/>
+              <w:ind w:left="40" w:right="40" w:firstLine="0" w:firstLineChars="0"/>
+              <w:rPr>
+                <w:rFonts w:ascii="Arial" w:hAnsi="Arial" w:eastAsia="Arial" w:cs="Arial"/>
+                <w:i w:val="false"/>
+                <w:b w:val="false"/>
+                <w:u w:val="none"/>
+                <w:strike w:val="false"/>
+                <w:sz w:val="12"/>
+                <w:szCs w:val="12"/>
+                <w:color w:val="000000"/>
+              </w:rPr>
+            </w:pPr>
+            <w:r>
+              <w:rPr>
+                <w:rFonts w:ascii="Arial" w:hAnsi="Arial" w:eastAsia="Arial" w:cs="Arial"/>
+                <w:i w:val="false"/>
+                <w:b w:val="false"/>
+                <w:u w:val="none"/>
+                <w:strike w:val="false"/>
+                <w:sz w:val="12"/>
+                <w:szCs w:val="12"/>
+                <w:color w:val="000000"/>
+              </w:rPr>
+              <w:t xml:space="preserve">3 063 (32,8%)</w:t>
+            </w:r>
+          </w:p>
+        </w:tc>
+        <w:tc>
+          <w:tcPr>
+            <w:tcBorders>
+              <w:bottom w:val="none" w:sz="0" w:space="0" w:color="000000"/>
+              <w:top w:val="none" w:sz="0" w:space="0" w:color="000000"/>
+              <w:left w:val="none" w:sz="0" w:space="0" w:color="000000"/>
+              <w:right w:val="none" w:sz="0" w:space="0" w:color="000000"/>
+            </w:tcBorders>
+            <w:shd w:val="clear" w:color="auto" w:fill="FFFFFF"/>
+            <w:tcMar>
+              <w:top w:w="0" w:type="dxa"/>
+              <w:bottom w:w="0" w:type="dxa"/>
+              <w:left w:w="0" w:type="dxa"/>
+              <w:right w:w="0" w:type="dxa"/>
+            </w:tcMar>
+            <w:vAlign w:val="center"/>
+          </w:tcPr>
+          <w:p>
+            <w:pPr>
+              <w:pStyle w:val="Normal"/>
+              <w:jc w:val="center"/>
+              <w:pBdr>
+                <w:bottom w:val="none" w:sz="0" w:space="0" w:color="000000"/>
+                <w:top w:val="none" w:sz="0" w:space="0" w:color="000000"/>
+                <w:left w:val="none" w:sz="0" w:space="0" w:color="000000"/>
+                <w:right w:val="none" w:sz="0" w:space="0" w:color="000000"/>
+              </w:pBdr>
+              <w:spacing w:after="40" w:before="40" w:line="240"/>
+              <w:ind w:left="40" w:right="40" w:firstLine="0" w:firstLineChars="0"/>
+              <w:rPr>
+                <w:rFonts w:ascii="Arial" w:hAnsi="Arial" w:eastAsia="Arial" w:cs="Arial"/>
+                <w:i w:val="false"/>
+                <w:b w:val="false"/>
+                <w:u w:val="none"/>
+                <w:strike w:val="false"/>
+                <w:sz w:val="12"/>
+                <w:szCs w:val="12"/>
+                <w:color w:val="000000"/>
+              </w:rPr>
+            </w:pPr>
+            <w:r>
+              <w:rPr>
+                <w:rFonts w:ascii="Arial" w:hAnsi="Arial" w:eastAsia="Arial" w:cs="Arial"/>
+                <w:i w:val="false"/>
+                <w:b w:val="false"/>
+                <w:u w:val="none"/>
+                <w:strike w:val="false"/>
+                <w:sz w:val="12"/>
+                <w:szCs w:val="12"/>
+                <w:color w:val="000000"/>
+              </w:rPr>
+              <w:t xml:space="preserve">4 119 (29,0%)</w:t>
+            </w:r>
+          </w:p>
+        </w:tc>
+        <w:tc>
+          <w:tcPr>
+            <w:tcBorders>
+              <w:bottom w:val="none" w:sz="0" w:space="0" w:color="000000"/>
+              <w:top w:val="none" w:sz="0" w:space="0" w:color="000000"/>
+              <w:left w:val="none" w:sz="0" w:space="0" w:color="000000"/>
+              <w:right w:val="none" w:sz="0" w:space="0" w:color="000000"/>
+            </w:tcBorders>
+            <w:shd w:val="clear" w:color="auto" w:fill="FFFFFF"/>
+            <w:tcMar>
+              <w:top w:w="0" w:type="dxa"/>
+              <w:bottom w:w="0" w:type="dxa"/>
+              <w:left w:w="0" w:type="dxa"/>
+              <w:right w:w="0" w:type="dxa"/>
+            </w:tcMar>
+            <w:vAlign w:val="center"/>
+          </w:tcPr>
+          <w:p>
+            <w:pPr>
+              <w:pStyle w:val="Normal"/>
+              <w:jc w:val="center"/>
+              <w:pBdr>
+                <w:bottom w:val="none" w:sz="0" w:space="0" w:color="000000"/>
+                <w:top w:val="none" w:sz="0" w:space="0" w:color="000000"/>
+                <w:left w:val="none" w:sz="0" w:space="0" w:color="000000"/>
+                <w:right w:val="none" w:sz="0" w:space="0" w:color="000000"/>
+              </w:pBdr>
+              <w:spacing w:after="40" w:before="40" w:line="240"/>
+              <w:ind w:left="40" w:right="40" w:firstLine="0" w:firstLineChars="0"/>
+              <w:rPr>
+                <w:rFonts w:ascii="Arial" w:hAnsi="Arial" w:eastAsia="Arial" w:cs="Arial"/>
+                <w:i w:val="false"/>
+                <w:b w:val="false"/>
+                <w:u w:val="none"/>
+                <w:strike w:val="false"/>
+                <w:sz w:val="12"/>
+                <w:szCs w:val="12"/>
+                <w:color w:val="000000"/>
+              </w:rPr>
+            </w:pPr>
+            <w:r>
+              <w:rPr>
+                <w:rFonts w:ascii="Arial" w:hAnsi="Arial" w:eastAsia="Arial" w:cs="Arial"/>
+                <w:i w:val="false"/>
+                <w:b w:val="false"/>
+                <w:u w:val="none"/>
+                <w:strike w:val="false"/>
+                <w:sz w:val="12"/>
+                <w:szCs w:val="12"/>
+                <w:color w:val="000000"/>
+              </w:rPr>
+              <w:t xml:space="preserve">2 126 (33,7%)</w:t>
+            </w:r>
+          </w:p>
+        </w:tc>
+        <w:tc>
+          <w:tcPr>
+            <w:tcBorders>
+              <w:bottom w:val="none" w:sz="0" w:space="0" w:color="000000"/>
+              <w:top w:val="none" w:sz="0" w:space="0" w:color="000000"/>
+              <w:left w:val="none" w:sz="0" w:space="0" w:color="000000"/>
+              <w:right w:val="none" w:sz="0" w:space="0" w:color="000000"/>
+            </w:tcBorders>
+            <w:shd w:val="clear" w:color="auto" w:fill="FFFFFF"/>
+            <w:tcMar>
+              <w:top w:w="0" w:type="dxa"/>
+              <w:bottom w:w="0" w:type="dxa"/>
+              <w:left w:w="0" w:type="dxa"/>
+              <w:right w:w="0" w:type="dxa"/>
+            </w:tcMar>
+            <w:vAlign w:val="center"/>
+          </w:tcPr>
+          <w:p>
+            <w:pPr>
+              <w:pStyle w:val="Normal"/>
+              <w:jc w:val="center"/>
+              <w:pBdr>
+                <w:bottom w:val="none" w:sz="0" w:space="0" w:color="000000"/>
+                <w:top w:val="none" w:sz="0" w:space="0" w:color="000000"/>
+                <w:left w:val="none" w:sz="0" w:space="0" w:color="000000"/>
+                <w:right w:val="none" w:sz="0" w:space="0" w:color="000000"/>
+              </w:pBdr>
+              <w:spacing w:after="40" w:before="40" w:line="240"/>
+              <w:ind w:left="40" w:right="40" w:firstLine="0" w:firstLineChars="0"/>
+              <w:rPr>
+                <w:rFonts w:ascii="Arial" w:hAnsi="Arial" w:eastAsia="Arial" w:cs="Arial"/>
+                <w:i w:val="false"/>
+                <w:b w:val="false"/>
+                <w:u w:val="none"/>
+                <w:strike w:val="false"/>
+                <w:sz w:val="12"/>
+                <w:szCs w:val="12"/>
+                <w:color w:val="000000"/>
+              </w:rPr>
+            </w:pPr>
+            <w:r>
+              <w:rPr>
+                <w:rFonts w:ascii="Arial" w:hAnsi="Arial" w:eastAsia="Arial" w:cs="Arial"/>
+                <w:i w:val="false"/>
+                <w:b w:val="false"/>
+                <w:u w:val="none"/>
+                <w:strike w:val="false"/>
+                <w:sz w:val="12"/>
+                <w:szCs w:val="12"/>
+                <w:color w:val="000000"/>
+              </w:rPr>
+              <w:t xml:space="preserve">1 862 (35,6%)</w:t>
+            </w:r>
+          </w:p>
+        </w:tc>
+      </w:tr>
+      <w:tr>
+        <w:trPr>
+          <w:trHeight w:val="224" w:hRule="auto"/>
+        </w:trPr>
+        <w:tc>
+          <w:tcPr>
+            <w:tcBorders>
+              <w:bottom w:val="none" w:sz="0" w:space="0" w:color="000000"/>
+              <w:top w:val="none" w:sz="0" w:space="0" w:color="000000"/>
+              <w:left w:val="none" w:sz="0" w:space="0" w:color="000000"/>
+              <w:right w:val="none" w:sz="0" w:space="0" w:color="000000"/>
+            </w:tcBorders>
+            <w:shd w:val="clear" w:color="auto" w:fill="FFFFFF"/>
+            <w:tcMar>
+              <w:top w:w="0" w:type="dxa"/>
+              <w:bottom w:w="0" w:type="dxa"/>
+              <w:left w:w="0" w:type="dxa"/>
+              <w:right w:w="0" w:type="dxa"/>
+            </w:tcMar>
+            <w:vAlign w:val="center"/>
+          </w:tcPr>
+          <w:p>
+            <w:pPr>
+              <w:pStyle w:val="Normal"/>
+              <w:jc w:val="center"/>
+              <w:pBdr>
+                <w:bottom w:val="none" w:sz="0" w:space="0" w:color="000000"/>
+                <w:top w:val="none" w:sz="0" w:space="0" w:color="000000"/>
+                <w:left w:val="none" w:sz="0" w:space="0" w:color="000000"/>
+                <w:right w:val="none" w:sz="0" w:space="0" w:color="000000"/>
+              </w:pBdr>
+              <w:spacing w:after="40" w:before="40" w:line="240"/>
+              <w:ind w:left="40" w:right="40" w:firstLine="0" w:firstLineChars="0"/>
+              <w:rPr>
+                <w:rFonts w:ascii="Arial" w:hAnsi="Arial" w:eastAsia="Arial" w:cs="Arial"/>
+                <w:i w:val="false"/>
+                <w:b w:val="false"/>
+                <w:u w:val="none"/>
+                <w:strike w:val="false"/>
+                <w:sz w:val="12"/>
+                <w:szCs w:val="12"/>
+                <w:color w:val="000000"/>
+              </w:rPr>
+            </w:pPr>
+            <w:r>
+              <w:rPr>
+                <w:rFonts w:ascii="Arial" w:hAnsi="Arial" w:eastAsia="Arial" w:cs="Arial"/>
+                <w:i w:val="false"/>
+                <w:b w:val="false"/>
+                <w:u w:val="none"/>
+                <w:strike w:val="false"/>
+                <w:sz w:val="12"/>
+                <w:szCs w:val="12"/>
+                <w:color w:val="000000"/>
+              </w:rPr>
+              <w:t xml:space="preserve">Escolaridad: Secundaria</w:t>
+            </w:r>
+          </w:p>
+        </w:tc>
+        <w:tc>
+          <w:tcPr>
+            <w:tcBorders>
+              <w:bottom w:val="none" w:sz="0" w:space="0" w:color="000000"/>
+              <w:top w:val="none" w:sz="0" w:space="0" w:color="000000"/>
+              <w:left w:val="none" w:sz="0" w:space="0" w:color="000000"/>
+              <w:right w:val="none" w:sz="0" w:space="0" w:color="000000"/>
+            </w:tcBorders>
+            <w:shd w:val="clear" w:color="auto" w:fill="FFFFFF"/>
+            <w:tcMar>
+              <w:top w:w="0" w:type="dxa"/>
+              <w:bottom w:w="0" w:type="dxa"/>
+              <w:left w:w="0" w:type="dxa"/>
+              <w:right w:w="0" w:type="dxa"/>
+            </w:tcMar>
+            <w:vAlign w:val="center"/>
+          </w:tcPr>
+          <w:p>
+            <w:pPr>
+              <w:pStyle w:val="Normal"/>
+              <w:jc w:val="center"/>
+              <w:pBdr>
+                <w:bottom w:val="none" w:sz="0" w:space="0" w:color="000000"/>
+                <w:top w:val="none" w:sz="0" w:space="0" w:color="000000"/>
+                <w:left w:val="none" w:sz="0" w:space="0" w:color="000000"/>
+                <w:right w:val="none" w:sz="0" w:space="0" w:color="000000"/>
+              </w:pBdr>
+              <w:spacing w:after="40" w:before="40" w:line="240"/>
+              <w:ind w:left="40" w:right="40" w:firstLine="0" w:firstLineChars="0"/>
+              <w:rPr>
+                <w:rFonts w:ascii="Arial" w:hAnsi="Arial" w:eastAsia="Arial" w:cs="Arial"/>
+                <w:i w:val="false"/>
+                <w:b w:val="false"/>
+                <w:u w:val="none"/>
+                <w:strike w:val="false"/>
+                <w:sz w:val="12"/>
+                <w:szCs w:val="12"/>
+                <w:color w:val="000000"/>
+              </w:rPr>
+            </w:pPr>
+            <w:r>
+              <w:rPr>
+                <w:rFonts w:ascii="Arial" w:hAnsi="Arial" w:eastAsia="Arial" w:cs="Arial"/>
+                <w:i w:val="false"/>
+                <w:b w:val="false"/>
+                <w:u w:val="none"/>
+                <w:strike w:val="false"/>
+                <w:sz w:val="12"/>
+                <w:szCs w:val="12"/>
+                <w:color w:val="000000"/>
+              </w:rPr>
+              <w:t xml:space="preserve">7 346 (28,4%)</w:t>
+            </w:r>
+          </w:p>
+        </w:tc>
+        <w:tc>
+          <w:tcPr>
+            <w:tcBorders>
+              <w:bottom w:val="none" w:sz="0" w:space="0" w:color="000000"/>
+              <w:top w:val="none" w:sz="0" w:space="0" w:color="000000"/>
+              <w:left w:val="none" w:sz="0" w:space="0" w:color="000000"/>
+              <w:right w:val="none" w:sz="0" w:space="0" w:color="000000"/>
+            </w:tcBorders>
+            <w:shd w:val="clear" w:color="auto" w:fill="FFFFFF"/>
+            <w:tcMar>
+              <w:top w:w="0" w:type="dxa"/>
+              <w:bottom w:w="0" w:type="dxa"/>
+              <w:left w:w="0" w:type="dxa"/>
+              <w:right w:w="0" w:type="dxa"/>
+            </w:tcMar>
+            <w:vAlign w:val="center"/>
+          </w:tcPr>
+          <w:p>
+            <w:pPr>
+              <w:pStyle w:val="Normal"/>
+              <w:jc w:val="center"/>
+              <w:pBdr>
+                <w:bottom w:val="none" w:sz="0" w:space="0" w:color="000000"/>
+                <w:top w:val="none" w:sz="0" w:space="0" w:color="000000"/>
+                <w:left w:val="none" w:sz="0" w:space="0" w:color="000000"/>
+                <w:right w:val="none" w:sz="0" w:space="0" w:color="000000"/>
+              </w:pBdr>
+              <w:spacing w:after="40" w:before="40" w:line="240"/>
+              <w:ind w:left="40" w:right="40" w:firstLine="0" w:firstLineChars="0"/>
+              <w:rPr>
+                <w:rFonts w:ascii="Arial" w:hAnsi="Arial" w:eastAsia="Arial" w:cs="Arial"/>
+                <w:i w:val="false"/>
+                <w:b w:val="false"/>
+                <w:u w:val="none"/>
+                <w:strike w:val="false"/>
+                <w:sz w:val="12"/>
+                <w:szCs w:val="12"/>
+                <w:color w:val="000000"/>
+              </w:rPr>
+            </w:pPr>
+            <w:r>
+              <w:rPr>
+                <w:rFonts w:ascii="Arial" w:hAnsi="Arial" w:eastAsia="Arial" w:cs="Arial"/>
+                <w:i w:val="false"/>
+                <w:b w:val="false"/>
+                <w:u w:val="none"/>
+                <w:strike w:val="false"/>
+                <w:sz w:val="12"/>
+                <w:szCs w:val="12"/>
+                <w:color w:val="000000"/>
+              </w:rPr>
+              <w:t xml:space="preserve">2 009 (28,4%)</w:t>
+            </w:r>
+          </w:p>
+        </w:tc>
+        <w:tc>
+          <w:tcPr>
+            <w:tcBorders>
+              <w:bottom w:val="none" w:sz="0" w:space="0" w:color="000000"/>
+              <w:top w:val="none" w:sz="0" w:space="0" w:color="000000"/>
+              <w:left w:val="none" w:sz="0" w:space="0" w:color="000000"/>
+              <w:right w:val="none" w:sz="0" w:space="0" w:color="000000"/>
+            </w:tcBorders>
+            <w:shd w:val="clear" w:color="auto" w:fill="FFFFFF"/>
+            <w:tcMar>
+              <w:top w:w="0" w:type="dxa"/>
+              <w:bottom w:w="0" w:type="dxa"/>
+              <w:left w:w="0" w:type="dxa"/>
+              <w:right w:w="0" w:type="dxa"/>
+            </w:tcMar>
+            <w:vAlign w:val="center"/>
+          </w:tcPr>
+          <w:p>
+            <w:pPr>
+              <w:pStyle w:val="Normal"/>
+              <w:jc w:val="center"/>
+              <w:pBdr>
+                <w:bottom w:val="none" w:sz="0" w:space="0" w:color="000000"/>
+                <w:top w:val="none" w:sz="0" w:space="0" w:color="000000"/>
+                <w:left w:val="none" w:sz="0" w:space="0" w:color="000000"/>
+                <w:right w:val="none" w:sz="0" w:space="0" w:color="000000"/>
+              </w:pBdr>
+              <w:spacing w:after="40" w:before="40" w:line="240"/>
+              <w:ind w:left="40" w:right="40" w:firstLine="0" w:firstLineChars="0"/>
+              <w:rPr>
+                <w:rFonts w:ascii="Arial" w:hAnsi="Arial" w:eastAsia="Arial" w:cs="Arial"/>
+                <w:i w:val="false"/>
+                <w:b w:val="false"/>
+                <w:u w:val="none"/>
+                <w:strike w:val="false"/>
+                <w:sz w:val="12"/>
+                <w:szCs w:val="12"/>
+                <w:color w:val="000000"/>
+              </w:rPr>
+            </w:pPr>
+            <w:r>
+              <w:rPr>
+                <w:rFonts w:ascii="Arial" w:hAnsi="Arial" w:eastAsia="Arial" w:cs="Arial"/>
+                <w:i w:val="false"/>
+                <w:b w:val="false"/>
+                <w:u w:val="none"/>
+                <w:strike w:val="false"/>
+                <w:sz w:val="12"/>
+                <w:szCs w:val="12"/>
+                <w:color w:val="000000"/>
+              </w:rPr>
+              <w:t xml:space="preserve">3 170 (28,3%)</w:t>
+            </w:r>
+          </w:p>
+        </w:tc>
+        <w:tc>
+          <w:tcPr>
+            <w:tcBorders>
+              <w:bottom w:val="none" w:sz="0" w:space="0" w:color="000000"/>
+              <w:top w:val="none" w:sz="0" w:space="0" w:color="000000"/>
+              <w:left w:val="none" w:sz="0" w:space="0" w:color="000000"/>
+              <w:right w:val="none" w:sz="0" w:space="0" w:color="000000"/>
+            </w:tcBorders>
+            <w:shd w:val="clear" w:color="auto" w:fill="FFFFFF"/>
+            <w:tcMar>
+              <w:top w:w="0" w:type="dxa"/>
+              <w:bottom w:w="0" w:type="dxa"/>
+              <w:left w:w="0" w:type="dxa"/>
+              <w:right w:w="0" w:type="dxa"/>
+            </w:tcMar>
+            <w:vAlign w:val="center"/>
+          </w:tcPr>
+          <w:p>
+            <w:pPr>
+              <w:pStyle w:val="Normal"/>
+              <w:jc w:val="center"/>
+              <w:pBdr>
+                <w:bottom w:val="none" w:sz="0" w:space="0" w:color="000000"/>
+                <w:top w:val="none" w:sz="0" w:space="0" w:color="000000"/>
+                <w:left w:val="none" w:sz="0" w:space="0" w:color="000000"/>
+                <w:right w:val="none" w:sz="0" w:space="0" w:color="000000"/>
+              </w:pBdr>
+              <w:spacing w:after="40" w:before="40" w:line="240"/>
+              <w:ind w:left="40" w:right="40" w:firstLine="0" w:firstLineChars="0"/>
+              <w:rPr>
+                <w:rFonts w:ascii="Arial" w:hAnsi="Arial" w:eastAsia="Arial" w:cs="Arial"/>
+                <w:i w:val="false"/>
+                <w:b w:val="false"/>
+                <w:u w:val="none"/>
+                <w:strike w:val="false"/>
+                <w:sz w:val="12"/>
+                <w:szCs w:val="12"/>
+                <w:color w:val="000000"/>
+              </w:rPr>
+            </w:pPr>
+            <w:r>
+              <w:rPr>
+                <w:rFonts w:ascii="Arial" w:hAnsi="Arial" w:eastAsia="Arial" w:cs="Arial"/>
+                <w:i w:val="false"/>
+                <w:b w:val="false"/>
+                <w:u w:val="none"/>
+                <w:strike w:val="false"/>
+                <w:sz w:val="12"/>
+                <w:szCs w:val="12"/>
+                <w:color w:val="000000"/>
+              </w:rPr>
+              <w:t xml:space="preserve">1 324 (27,5%)</w:t>
+            </w:r>
+          </w:p>
+        </w:tc>
+        <w:tc>
+          <w:tcPr>
+            <w:tcBorders>
+              <w:bottom w:val="none" w:sz="0" w:space="0" w:color="000000"/>
+              <w:top w:val="none" w:sz="0" w:space="0" w:color="000000"/>
+              <w:left w:val="none" w:sz="0" w:space="0" w:color="000000"/>
+              <w:right w:val="none" w:sz="0" w:space="0" w:color="000000"/>
+            </w:tcBorders>
+            <w:shd w:val="clear" w:color="auto" w:fill="FFFFFF"/>
+            <w:tcMar>
+              <w:top w:w="0" w:type="dxa"/>
+              <w:bottom w:w="0" w:type="dxa"/>
+              <w:left w:w="0" w:type="dxa"/>
+              <w:right w:w="0" w:type="dxa"/>
+            </w:tcMar>
+            <w:vAlign w:val="center"/>
+          </w:tcPr>
+          <w:p>
+            <w:pPr>
+              <w:pStyle w:val="Normal"/>
+              <w:jc w:val="center"/>
+              <w:pBdr>
+                <w:bottom w:val="none" w:sz="0" w:space="0" w:color="000000"/>
+                <w:top w:val="none" w:sz="0" w:space="0" w:color="000000"/>
+                <w:left w:val="none" w:sz="0" w:space="0" w:color="000000"/>
+                <w:right w:val="none" w:sz="0" w:space="0" w:color="000000"/>
+              </w:pBdr>
+              <w:spacing w:after="40" w:before="40" w:line="240"/>
+              <w:ind w:left="40" w:right="40" w:firstLine="0" w:firstLineChars="0"/>
+              <w:rPr>
+                <w:rFonts w:ascii="Arial" w:hAnsi="Arial" w:eastAsia="Arial" w:cs="Arial"/>
+                <w:i w:val="false"/>
+                <w:b w:val="false"/>
+                <w:u w:val="none"/>
+                <w:strike w:val="false"/>
+                <w:sz w:val="12"/>
+                <w:szCs w:val="12"/>
+                <w:color w:val="000000"/>
+              </w:rPr>
+            </w:pPr>
+            <w:r>
+              <w:rPr>
+                <w:rFonts w:ascii="Arial" w:hAnsi="Arial" w:eastAsia="Arial" w:cs="Arial"/>
+                <w:i w:val="false"/>
+                <w:b w:val="false"/>
+                <w:u w:val="none"/>
+                <w:strike w:val="false"/>
+                <w:sz w:val="12"/>
+                <w:szCs w:val="12"/>
+                <w:color w:val="000000"/>
+              </w:rPr>
+              <w:t xml:space="preserve">1 068 (25,5%)</w:t>
+            </w:r>
+          </w:p>
+        </w:tc>
+      </w:tr>
+      <w:tr>
+        <w:trPr>
+          <w:trHeight w:val="224" w:hRule="auto"/>
+        </w:trPr>
+        <w:tc>
+          <w:tcPr>
+            <w:tcBorders>
+              <w:bottom w:val="none" w:sz="0" w:space="0" w:color="000000"/>
+              <w:top w:val="none" w:sz="0" w:space="0" w:color="000000"/>
+              <w:left w:val="none" w:sz="0" w:space="0" w:color="000000"/>
+              <w:right w:val="none" w:sz="0" w:space="0" w:color="000000"/>
+            </w:tcBorders>
+            <w:shd w:val="clear" w:color="auto" w:fill="FFFFFF"/>
+            <w:tcMar>
+              <w:top w:w="0" w:type="dxa"/>
+              <w:bottom w:w="0" w:type="dxa"/>
+              <w:left w:w="0" w:type="dxa"/>
+              <w:right w:w="0" w:type="dxa"/>
+            </w:tcMar>
+            <w:vAlign w:val="center"/>
+          </w:tcPr>
+          <w:p>
+            <w:pPr>
+              <w:pStyle w:val="Normal"/>
+              <w:jc w:val="center"/>
+              <w:pBdr>
+                <w:bottom w:val="none" w:sz="0" w:space="0" w:color="000000"/>
+                <w:top w:val="none" w:sz="0" w:space="0" w:color="000000"/>
+                <w:left w:val="none" w:sz="0" w:space="0" w:color="000000"/>
+                <w:right w:val="none" w:sz="0" w:space="0" w:color="000000"/>
+              </w:pBdr>
+              <w:spacing w:after="40" w:before="40" w:line="240"/>
+              <w:ind w:left="40" w:right="40" w:firstLine="0" w:firstLineChars="0"/>
+              <w:rPr>
+                <w:rFonts w:ascii="Arial" w:hAnsi="Arial" w:eastAsia="Arial" w:cs="Arial"/>
+                <w:i w:val="false"/>
+                <w:b w:val="false"/>
+                <w:u w:val="none"/>
+                <w:strike w:val="false"/>
+                <w:sz w:val="12"/>
+                <w:szCs w:val="12"/>
+                <w:color w:val="000000"/>
+              </w:rPr>
+            </w:pPr>
+            <w:r>
+              <w:rPr>
+                <w:rFonts w:ascii="Arial" w:hAnsi="Arial" w:eastAsia="Arial" w:cs="Arial"/>
+                <w:i w:val="false"/>
+                <w:b w:val="false"/>
+                <w:u w:val="none"/>
+                <w:strike w:val="false"/>
+                <w:sz w:val="12"/>
+                <w:szCs w:val="12"/>
+                <w:color w:val="000000"/>
+              </w:rPr>
+              <w:t xml:space="preserve">Escolaridad: Preparatoria/técnico</w:t>
+            </w:r>
+          </w:p>
+        </w:tc>
+        <w:tc>
+          <w:tcPr>
+            <w:tcBorders>
+              <w:bottom w:val="none" w:sz="0" w:space="0" w:color="000000"/>
+              <w:top w:val="none" w:sz="0" w:space="0" w:color="000000"/>
+              <w:left w:val="none" w:sz="0" w:space="0" w:color="000000"/>
+              <w:right w:val="none" w:sz="0" w:space="0" w:color="000000"/>
+            </w:tcBorders>
+            <w:shd w:val="clear" w:color="auto" w:fill="FFFFFF"/>
+            <w:tcMar>
+              <w:top w:w="0" w:type="dxa"/>
+              <w:bottom w:w="0" w:type="dxa"/>
+              <w:left w:w="0" w:type="dxa"/>
+              <w:right w:w="0" w:type="dxa"/>
+            </w:tcMar>
+            <w:vAlign w:val="center"/>
+          </w:tcPr>
+          <w:p>
+            <w:pPr>
+              <w:pStyle w:val="Normal"/>
+              <w:jc w:val="center"/>
+              <w:pBdr>
+                <w:bottom w:val="none" w:sz="0" w:space="0" w:color="000000"/>
+                <w:top w:val="none" w:sz="0" w:space="0" w:color="000000"/>
+                <w:left w:val="none" w:sz="0" w:space="0" w:color="000000"/>
+                <w:right w:val="none" w:sz="0" w:space="0" w:color="000000"/>
+              </w:pBdr>
+              <w:spacing w:after="40" w:before="40" w:line="240"/>
+              <w:ind w:left="40" w:right="40" w:firstLine="0" w:firstLineChars="0"/>
+              <w:rPr>
+                <w:rFonts w:ascii="Arial" w:hAnsi="Arial" w:eastAsia="Arial" w:cs="Arial"/>
+                <w:i w:val="false"/>
+                <w:b w:val="false"/>
+                <w:u w:val="none"/>
+                <w:strike w:val="false"/>
+                <w:sz w:val="12"/>
+                <w:szCs w:val="12"/>
+                <w:color w:val="000000"/>
+              </w:rPr>
+            </w:pPr>
+            <w:r>
+              <w:rPr>
+                <w:rFonts w:ascii="Arial" w:hAnsi="Arial" w:eastAsia="Arial" w:cs="Arial"/>
+                <w:i w:val="false"/>
+                <w:b w:val="false"/>
+                <w:u w:val="none"/>
+                <w:strike w:val="false"/>
+                <w:sz w:val="12"/>
+                <w:szCs w:val="12"/>
+                <w:color w:val="000000"/>
+              </w:rPr>
+              <w:t xml:space="preserve">5 209 (24,5%)</w:t>
+            </w:r>
+          </w:p>
+        </w:tc>
+        <w:tc>
+          <w:tcPr>
+            <w:tcBorders>
+              <w:bottom w:val="none" w:sz="0" w:space="0" w:color="000000"/>
+              <w:top w:val="none" w:sz="0" w:space="0" w:color="000000"/>
+              <w:left w:val="none" w:sz="0" w:space="0" w:color="000000"/>
+              <w:right w:val="none" w:sz="0" w:space="0" w:color="000000"/>
+            </w:tcBorders>
+            <w:shd w:val="clear" w:color="auto" w:fill="FFFFFF"/>
+            <w:tcMar>
+              <w:top w:w="0" w:type="dxa"/>
+              <w:bottom w:w="0" w:type="dxa"/>
+              <w:left w:w="0" w:type="dxa"/>
+              <w:right w:w="0" w:type="dxa"/>
+            </w:tcMar>
+            <w:vAlign w:val="center"/>
+          </w:tcPr>
+          <w:p>
+            <w:pPr>
+              <w:pStyle w:val="Normal"/>
+              <w:jc w:val="center"/>
+              <w:pBdr>
+                <w:bottom w:val="none" w:sz="0" w:space="0" w:color="000000"/>
+                <w:top w:val="none" w:sz="0" w:space="0" w:color="000000"/>
+                <w:left w:val="none" w:sz="0" w:space="0" w:color="000000"/>
+                <w:right w:val="none" w:sz="0" w:space="0" w:color="000000"/>
+              </w:pBdr>
+              <w:spacing w:after="40" w:before="40" w:line="240"/>
+              <w:ind w:left="40" w:right="40" w:firstLine="0" w:firstLineChars="0"/>
+              <w:rPr>
+                <w:rFonts w:ascii="Arial" w:hAnsi="Arial" w:eastAsia="Arial" w:cs="Arial"/>
+                <w:i w:val="false"/>
+                <w:b w:val="false"/>
+                <w:u w:val="none"/>
+                <w:strike w:val="false"/>
+                <w:sz w:val="12"/>
+                <w:szCs w:val="12"/>
+                <w:color w:val="000000"/>
+              </w:rPr>
+            </w:pPr>
+            <w:r>
+              <w:rPr>
+                <w:rFonts w:ascii="Arial" w:hAnsi="Arial" w:eastAsia="Arial" w:cs="Arial"/>
+                <w:i w:val="false"/>
+                <w:b w:val="false"/>
+                <w:u w:val="none"/>
+                <w:strike w:val="false"/>
+                <w:sz w:val="12"/>
+                <w:szCs w:val="12"/>
+                <w:color w:val="000000"/>
+              </w:rPr>
+              <w:t xml:space="preserve">1 109 (17,8%)</w:t>
+            </w:r>
+          </w:p>
+        </w:tc>
+        <w:tc>
+          <w:tcPr>
+            <w:tcBorders>
+              <w:bottom w:val="none" w:sz="0" w:space="0" w:color="000000"/>
+              <w:top w:val="none" w:sz="0" w:space="0" w:color="000000"/>
+              <w:left w:val="none" w:sz="0" w:space="0" w:color="000000"/>
+              <w:right w:val="none" w:sz="0" w:space="0" w:color="000000"/>
+            </w:tcBorders>
+            <w:shd w:val="clear" w:color="auto" w:fill="FFFFFF"/>
+            <w:tcMar>
+              <w:top w:w="0" w:type="dxa"/>
+              <w:bottom w:w="0" w:type="dxa"/>
+              <w:left w:w="0" w:type="dxa"/>
+              <w:right w:w="0" w:type="dxa"/>
+            </w:tcMar>
+            <w:vAlign w:val="center"/>
+          </w:tcPr>
+          <w:p>
+            <w:pPr>
+              <w:pStyle w:val="Normal"/>
+              <w:jc w:val="center"/>
+              <w:pBdr>
+                <w:bottom w:val="none" w:sz="0" w:space="0" w:color="000000"/>
+                <w:top w:val="none" w:sz="0" w:space="0" w:color="000000"/>
+                <w:left w:val="none" w:sz="0" w:space="0" w:color="000000"/>
+                <w:right w:val="none" w:sz="0" w:space="0" w:color="000000"/>
+              </w:pBdr>
+              <w:spacing w:after="40" w:before="40" w:line="240"/>
+              <w:ind w:left="40" w:right="40" w:firstLine="0" w:firstLineChars="0"/>
+              <w:rPr>
+                <w:rFonts w:ascii="Arial" w:hAnsi="Arial" w:eastAsia="Arial" w:cs="Arial"/>
+                <w:i w:val="false"/>
+                <w:b w:val="false"/>
+                <w:u w:val="none"/>
+                <w:strike w:val="false"/>
+                <w:sz w:val="12"/>
+                <w:szCs w:val="12"/>
+                <w:color w:val="000000"/>
+              </w:rPr>
+            </w:pPr>
+            <w:r>
+              <w:rPr>
+                <w:rFonts w:ascii="Arial" w:hAnsi="Arial" w:eastAsia="Arial" w:cs="Arial"/>
+                <w:i w:val="false"/>
+                <w:b w:val="false"/>
+                <w:u w:val="none"/>
+                <w:strike w:val="false"/>
+                <w:sz w:val="12"/>
+                <w:szCs w:val="12"/>
+                <w:color w:val="000000"/>
+              </w:rPr>
+              <w:t xml:space="preserve">1 895 (20,3%)</w:t>
+            </w:r>
+          </w:p>
+        </w:tc>
+        <w:tc>
+          <w:tcPr>
+            <w:tcBorders>
+              <w:bottom w:val="none" w:sz="0" w:space="0" w:color="000000"/>
+              <w:top w:val="none" w:sz="0" w:space="0" w:color="000000"/>
+              <w:left w:val="none" w:sz="0" w:space="0" w:color="000000"/>
+              <w:right w:val="none" w:sz="0" w:space="0" w:color="000000"/>
+            </w:tcBorders>
+            <w:shd w:val="clear" w:color="auto" w:fill="FFFFFF"/>
+            <w:tcMar>
+              <w:top w:w="0" w:type="dxa"/>
+              <w:bottom w:w="0" w:type="dxa"/>
+              <w:left w:w="0" w:type="dxa"/>
+              <w:right w:w="0" w:type="dxa"/>
+            </w:tcMar>
+            <w:vAlign w:val="center"/>
+          </w:tcPr>
+          <w:p>
+            <w:pPr>
+              <w:pStyle w:val="Normal"/>
+              <w:jc w:val="center"/>
+              <w:pBdr>
+                <w:bottom w:val="none" w:sz="0" w:space="0" w:color="000000"/>
+                <w:top w:val="none" w:sz="0" w:space="0" w:color="000000"/>
+                <w:left w:val="none" w:sz="0" w:space="0" w:color="000000"/>
+                <w:right w:val="none" w:sz="0" w:space="0" w:color="000000"/>
+              </w:pBdr>
+              <w:spacing w:after="40" w:before="40" w:line="240"/>
+              <w:ind w:left="40" w:right="40" w:firstLine="0" w:firstLineChars="0"/>
+              <w:rPr>
+                <w:rFonts w:ascii="Arial" w:hAnsi="Arial" w:eastAsia="Arial" w:cs="Arial"/>
+                <w:i w:val="false"/>
+                <w:b w:val="false"/>
+                <w:u w:val="none"/>
+                <w:strike w:val="false"/>
+                <w:sz w:val="12"/>
+                <w:szCs w:val="12"/>
+                <w:color w:val="000000"/>
+              </w:rPr>
+            </w:pPr>
+            <w:r>
+              <w:rPr>
+                <w:rFonts w:ascii="Arial" w:hAnsi="Arial" w:eastAsia="Arial" w:cs="Arial"/>
+                <w:i w:val="false"/>
+                <w:b w:val="false"/>
+                <w:u w:val="none"/>
+                <w:strike w:val="false"/>
+                <w:sz w:val="12"/>
+                <w:szCs w:val="12"/>
+                <w:color w:val="000000"/>
+              </w:rPr>
+              <w:t xml:space="preserve">724 (17,7%)</w:t>
+            </w:r>
+          </w:p>
+        </w:tc>
+        <w:tc>
+          <w:tcPr>
+            <w:tcBorders>
+              <w:bottom w:val="none" w:sz="0" w:space="0" w:color="000000"/>
+              <w:top w:val="none" w:sz="0" w:space="0" w:color="000000"/>
+              <w:left w:val="none" w:sz="0" w:space="0" w:color="000000"/>
+              <w:right w:val="none" w:sz="0" w:space="0" w:color="000000"/>
+            </w:tcBorders>
+            <w:shd w:val="clear" w:color="auto" w:fill="FFFFFF"/>
+            <w:tcMar>
+              <w:top w:w="0" w:type="dxa"/>
+              <w:bottom w:w="0" w:type="dxa"/>
+              <w:left w:w="0" w:type="dxa"/>
+              <w:right w:w="0" w:type="dxa"/>
+            </w:tcMar>
+            <w:vAlign w:val="center"/>
+          </w:tcPr>
+          <w:p>
+            <w:pPr>
+              <w:pStyle w:val="Normal"/>
+              <w:jc w:val="center"/>
+              <w:pBdr>
+                <w:bottom w:val="none" w:sz="0" w:space="0" w:color="000000"/>
+                <w:top w:val="none" w:sz="0" w:space="0" w:color="000000"/>
+                <w:left w:val="none" w:sz="0" w:space="0" w:color="000000"/>
+                <w:right w:val="none" w:sz="0" w:space="0" w:color="000000"/>
+              </w:pBdr>
+              <w:spacing w:after="40" w:before="40" w:line="240"/>
+              <w:ind w:left="40" w:right="40" w:firstLine="0" w:firstLineChars="0"/>
+              <w:rPr>
+                <w:rFonts w:ascii="Arial" w:hAnsi="Arial" w:eastAsia="Arial" w:cs="Arial"/>
+                <w:i w:val="false"/>
+                <w:b w:val="false"/>
+                <w:u w:val="none"/>
+                <w:strike w:val="false"/>
+                <w:sz w:val="12"/>
+                <w:szCs w:val="12"/>
+                <w:color w:val="000000"/>
+              </w:rPr>
+            </w:pPr>
+            <w:r>
+              <w:rPr>
+                <w:rFonts w:ascii="Arial" w:hAnsi="Arial" w:eastAsia="Arial" w:cs="Arial"/>
+                <w:i w:val="false"/>
+                <w:b w:val="false"/>
+                <w:u w:val="none"/>
+                <w:strike w:val="false"/>
+                <w:sz w:val="12"/>
+                <w:szCs w:val="12"/>
+                <w:color w:val="000000"/>
+              </w:rPr>
+              <w:t xml:space="preserve">575 (17,3%)</w:t>
+            </w:r>
+          </w:p>
+        </w:tc>
+      </w:tr>
+      <w:tr>
+        <w:trPr>
+          <w:trHeight w:val="224" w:hRule="auto"/>
+        </w:trPr>
+        <w:tc>
+          <w:tcPr>
+            <w:tcBorders>
+              <w:bottom w:val="none" w:sz="0" w:space="0" w:color="000000"/>
+              <w:top w:val="none" w:sz="0" w:space="0" w:color="000000"/>
+              <w:left w:val="none" w:sz="0" w:space="0" w:color="000000"/>
+              <w:right w:val="none" w:sz="0" w:space="0" w:color="000000"/>
+            </w:tcBorders>
+            <w:shd w:val="clear" w:color="auto" w:fill="FFFFFF"/>
+            <w:tcMar>
+              <w:top w:w="0" w:type="dxa"/>
+              <w:bottom w:w="0" w:type="dxa"/>
+              <w:left w:w="0" w:type="dxa"/>
+              <w:right w:w="0" w:type="dxa"/>
+            </w:tcMar>
+            <w:vAlign w:val="center"/>
+          </w:tcPr>
+          <w:p>
+            <w:pPr>
+              <w:pStyle w:val="Normal"/>
+              <w:jc w:val="center"/>
+              <w:pBdr>
+                <w:bottom w:val="none" w:sz="0" w:space="0" w:color="000000"/>
+                <w:top w:val="none" w:sz="0" w:space="0" w:color="000000"/>
+                <w:left w:val="none" w:sz="0" w:space="0" w:color="000000"/>
+                <w:right w:val="none" w:sz="0" w:space="0" w:color="000000"/>
+              </w:pBdr>
+              <w:spacing w:after="40" w:before="40" w:line="240"/>
+              <w:ind w:left="40" w:right="40" w:firstLine="0" w:firstLineChars="0"/>
+              <w:rPr>
+                <w:rFonts w:ascii="Arial" w:hAnsi="Arial" w:eastAsia="Arial" w:cs="Arial"/>
+                <w:i w:val="false"/>
+                <w:b w:val="false"/>
+                <w:u w:val="none"/>
+                <w:strike w:val="false"/>
+                <w:sz w:val="12"/>
+                <w:szCs w:val="12"/>
+                <w:color w:val="000000"/>
+              </w:rPr>
+            </w:pPr>
+            <w:r>
+              <w:rPr>
+                <w:rFonts w:ascii="Arial" w:hAnsi="Arial" w:eastAsia="Arial" w:cs="Arial"/>
+                <w:i w:val="false"/>
+                <w:b w:val="false"/>
+                <w:u w:val="none"/>
+                <w:strike w:val="false"/>
+                <w:sz w:val="12"/>
+                <w:szCs w:val="12"/>
+                <w:color w:val="000000"/>
+              </w:rPr>
+              <w:t xml:space="preserve">Escolaridad: Superior</w:t>
+            </w:r>
+          </w:p>
+        </w:tc>
+        <w:tc>
+          <w:tcPr>
+            <w:tcBorders>
+              <w:bottom w:val="none" w:sz="0" w:space="0" w:color="000000"/>
+              <w:top w:val="none" w:sz="0" w:space="0" w:color="000000"/>
+              <w:left w:val="none" w:sz="0" w:space="0" w:color="000000"/>
+              <w:right w:val="none" w:sz="0" w:space="0" w:color="000000"/>
+            </w:tcBorders>
+            <w:shd w:val="clear" w:color="auto" w:fill="FFFFFF"/>
+            <w:tcMar>
+              <w:top w:w="0" w:type="dxa"/>
+              <w:bottom w:w="0" w:type="dxa"/>
+              <w:left w:w="0" w:type="dxa"/>
+              <w:right w:w="0" w:type="dxa"/>
+            </w:tcMar>
+            <w:vAlign w:val="center"/>
+          </w:tcPr>
+          <w:p>
+            <w:pPr>
+              <w:pStyle w:val="Normal"/>
+              <w:jc w:val="center"/>
+              <w:pBdr>
+                <w:bottom w:val="none" w:sz="0" w:space="0" w:color="000000"/>
+                <w:top w:val="none" w:sz="0" w:space="0" w:color="000000"/>
+                <w:left w:val="none" w:sz="0" w:space="0" w:color="000000"/>
+                <w:right w:val="none" w:sz="0" w:space="0" w:color="000000"/>
+              </w:pBdr>
+              <w:spacing w:after="40" w:before="40" w:line="240"/>
+              <w:ind w:left="40" w:right="40" w:firstLine="0" w:firstLineChars="0"/>
+              <w:rPr>
+                <w:rFonts w:ascii="Arial" w:hAnsi="Arial" w:eastAsia="Arial" w:cs="Arial"/>
+                <w:i w:val="false"/>
+                <w:b w:val="false"/>
+                <w:u w:val="none"/>
+                <w:strike w:val="false"/>
+                <w:sz w:val="12"/>
+                <w:szCs w:val="12"/>
+                <w:color w:val="000000"/>
+              </w:rPr>
+            </w:pPr>
+            <w:r>
+              <w:rPr>
+                <w:rFonts w:ascii="Arial" w:hAnsi="Arial" w:eastAsia="Arial" w:cs="Arial"/>
+                <w:i w:val="false"/>
+                <w:b w:val="false"/>
+                <w:u w:val="none"/>
+                <w:strike w:val="false"/>
+                <w:sz w:val="12"/>
+                <w:szCs w:val="12"/>
+                <w:color w:val="000000"/>
+              </w:rPr>
+              <w:t xml:space="preserve">3 972 (20,7%)</w:t>
+            </w:r>
+          </w:p>
+        </w:tc>
+        <w:tc>
+          <w:tcPr>
+            <w:tcBorders>
+              <w:bottom w:val="none" w:sz="0" w:space="0" w:color="000000"/>
+              <w:top w:val="none" w:sz="0" w:space="0" w:color="000000"/>
+              <w:left w:val="none" w:sz="0" w:space="0" w:color="000000"/>
+              <w:right w:val="none" w:sz="0" w:space="0" w:color="000000"/>
+            </w:tcBorders>
+            <w:shd w:val="clear" w:color="auto" w:fill="FFFFFF"/>
+            <w:tcMar>
+              <w:top w:w="0" w:type="dxa"/>
+              <w:bottom w:w="0" w:type="dxa"/>
+              <w:left w:w="0" w:type="dxa"/>
+              <w:right w:w="0" w:type="dxa"/>
+            </w:tcMar>
+            <w:vAlign w:val="center"/>
+          </w:tcPr>
+          <w:p>
+            <w:pPr>
+              <w:pStyle w:val="Normal"/>
+              <w:jc w:val="center"/>
+              <w:pBdr>
+                <w:bottom w:val="none" w:sz="0" w:space="0" w:color="000000"/>
+                <w:top w:val="none" w:sz="0" w:space="0" w:color="000000"/>
+                <w:left w:val="none" w:sz="0" w:space="0" w:color="000000"/>
+                <w:right w:val="none" w:sz="0" w:space="0" w:color="000000"/>
+              </w:pBdr>
+              <w:spacing w:after="40" w:before="40" w:line="240"/>
+              <w:ind w:left="40" w:right="40" w:firstLine="0" w:firstLineChars="0"/>
+              <w:rPr>
+                <w:rFonts w:ascii="Arial" w:hAnsi="Arial" w:eastAsia="Arial" w:cs="Arial"/>
+                <w:i w:val="false"/>
+                <w:b w:val="false"/>
+                <w:u w:val="none"/>
+                <w:strike w:val="false"/>
+                <w:sz w:val="12"/>
+                <w:szCs w:val="12"/>
+                <w:color w:val="000000"/>
+              </w:rPr>
+            </w:pPr>
+            <w:r>
+              <w:rPr>
+                <w:rFonts w:ascii="Arial" w:hAnsi="Arial" w:eastAsia="Arial" w:cs="Arial"/>
+                <w:i w:val="false"/>
+                <w:b w:val="false"/>
+                <w:u w:val="none"/>
+                <w:strike w:val="false"/>
+                <w:sz w:val="12"/>
+                <w:szCs w:val="12"/>
+                <w:color w:val="000000"/>
+              </w:rPr>
+              <w:t xml:space="preserve">753 (13,4%)</w:t>
+            </w:r>
+          </w:p>
+        </w:tc>
+        <w:tc>
+          <w:tcPr>
+            <w:tcBorders>
+              <w:bottom w:val="none" w:sz="0" w:space="0" w:color="000000"/>
+              <w:top w:val="none" w:sz="0" w:space="0" w:color="000000"/>
+              <w:left w:val="none" w:sz="0" w:space="0" w:color="000000"/>
+              <w:right w:val="none" w:sz="0" w:space="0" w:color="000000"/>
+            </w:tcBorders>
+            <w:shd w:val="clear" w:color="auto" w:fill="FFFFFF"/>
+            <w:tcMar>
+              <w:top w:w="0" w:type="dxa"/>
+              <w:bottom w:w="0" w:type="dxa"/>
+              <w:left w:w="0" w:type="dxa"/>
+              <w:right w:w="0" w:type="dxa"/>
+            </w:tcMar>
+            <w:vAlign w:val="center"/>
+          </w:tcPr>
+          <w:p>
+            <w:pPr>
+              <w:pStyle w:val="Normal"/>
+              <w:jc w:val="center"/>
+              <w:pBdr>
+                <w:bottom w:val="none" w:sz="0" w:space="0" w:color="000000"/>
+                <w:top w:val="none" w:sz="0" w:space="0" w:color="000000"/>
+                <w:left w:val="none" w:sz="0" w:space="0" w:color="000000"/>
+                <w:right w:val="none" w:sz="0" w:space="0" w:color="000000"/>
+              </w:pBdr>
+              <w:spacing w:after="40" w:before="40" w:line="240"/>
+              <w:ind w:left="40" w:right="40" w:firstLine="0" w:firstLineChars="0"/>
+              <w:rPr>
+                <w:rFonts w:ascii="Arial" w:hAnsi="Arial" w:eastAsia="Arial" w:cs="Arial"/>
+                <w:i w:val="false"/>
+                <w:b w:val="false"/>
+                <w:u w:val="none"/>
+                <w:strike w:val="false"/>
+                <w:sz w:val="12"/>
+                <w:szCs w:val="12"/>
+                <w:color w:val="000000"/>
+              </w:rPr>
+            </w:pPr>
+            <w:r>
+              <w:rPr>
+                <w:rFonts w:ascii="Arial" w:hAnsi="Arial" w:eastAsia="Arial" w:cs="Arial"/>
+                <w:i w:val="false"/>
+                <w:b w:val="false"/>
+                <w:u w:val="none"/>
+                <w:strike w:val="false"/>
+                <w:sz w:val="12"/>
+                <w:szCs w:val="12"/>
+                <w:color w:val="000000"/>
+              </w:rPr>
+              <w:t xml:space="preserve">1 403 (16,4%)</w:t>
+            </w:r>
+          </w:p>
+        </w:tc>
+        <w:tc>
+          <w:tcPr>
+            <w:tcBorders>
+              <w:bottom w:val="none" w:sz="0" w:space="0" w:color="000000"/>
+              <w:top w:val="none" w:sz="0" w:space="0" w:color="000000"/>
+              <w:left w:val="none" w:sz="0" w:space="0" w:color="000000"/>
+              <w:right w:val="none" w:sz="0" w:space="0" w:color="000000"/>
+            </w:tcBorders>
+            <w:shd w:val="clear" w:color="auto" w:fill="FFFFFF"/>
+            <w:tcMar>
+              <w:top w:w="0" w:type="dxa"/>
+              <w:bottom w:w="0" w:type="dxa"/>
+              <w:left w:w="0" w:type="dxa"/>
+              <w:right w:w="0" w:type="dxa"/>
+            </w:tcMar>
+            <w:vAlign w:val="center"/>
+          </w:tcPr>
+          <w:p>
+            <w:pPr>
+              <w:pStyle w:val="Normal"/>
+              <w:jc w:val="center"/>
+              <w:pBdr>
+                <w:bottom w:val="none" w:sz="0" w:space="0" w:color="000000"/>
+                <w:top w:val="none" w:sz="0" w:space="0" w:color="000000"/>
+                <w:left w:val="none" w:sz="0" w:space="0" w:color="000000"/>
+                <w:right w:val="none" w:sz="0" w:space="0" w:color="000000"/>
+              </w:pBdr>
+              <w:spacing w:after="40" w:before="40" w:line="240"/>
+              <w:ind w:left="40" w:right="40" w:firstLine="0" w:firstLineChars="0"/>
+              <w:rPr>
+                <w:rFonts w:ascii="Arial" w:hAnsi="Arial" w:eastAsia="Arial" w:cs="Arial"/>
+                <w:i w:val="false"/>
+                <w:b w:val="false"/>
+                <w:u w:val="none"/>
+                <w:strike w:val="false"/>
+                <w:sz w:val="12"/>
+                <w:szCs w:val="12"/>
+                <w:color w:val="000000"/>
+              </w:rPr>
+            </w:pPr>
+            <w:r>
+              <w:rPr>
+                <w:rFonts w:ascii="Arial" w:hAnsi="Arial" w:eastAsia="Arial" w:cs="Arial"/>
+                <w:i w:val="false"/>
+                <w:b w:val="false"/>
+                <w:u w:val="none"/>
+                <w:strike w:val="false"/>
+                <w:sz w:val="12"/>
+                <w:szCs w:val="12"/>
+                <w:color w:val="000000"/>
+              </w:rPr>
+              <w:t xml:space="preserve">485 (13,2%)</w:t>
+            </w:r>
+          </w:p>
+        </w:tc>
+        <w:tc>
+          <w:tcPr>
+            <w:tcBorders>
+              <w:bottom w:val="none" w:sz="0" w:space="0" w:color="000000"/>
+              <w:top w:val="none" w:sz="0" w:space="0" w:color="000000"/>
+              <w:left w:val="none" w:sz="0" w:space="0" w:color="000000"/>
+              <w:right w:val="none" w:sz="0" w:space="0" w:color="000000"/>
+            </w:tcBorders>
+            <w:shd w:val="clear" w:color="auto" w:fill="FFFFFF"/>
+            <w:tcMar>
+              <w:top w:w="0" w:type="dxa"/>
+              <w:bottom w:w="0" w:type="dxa"/>
+              <w:left w:w="0" w:type="dxa"/>
+              <w:right w:w="0" w:type="dxa"/>
+            </w:tcMar>
+            <w:vAlign w:val="center"/>
+          </w:tcPr>
+          <w:p>
+            <w:pPr>
+              <w:pStyle w:val="Normal"/>
+              <w:jc w:val="center"/>
+              <w:pBdr>
+                <w:bottom w:val="none" w:sz="0" w:space="0" w:color="000000"/>
+                <w:top w:val="none" w:sz="0" w:space="0" w:color="000000"/>
+                <w:left w:val="none" w:sz="0" w:space="0" w:color="000000"/>
+                <w:right w:val="none" w:sz="0" w:space="0" w:color="000000"/>
+              </w:pBdr>
+              <w:spacing w:after="40" w:before="40" w:line="240"/>
+              <w:ind w:left="40" w:right="40" w:firstLine="0" w:firstLineChars="0"/>
+              <w:rPr>
+                <w:rFonts w:ascii="Arial" w:hAnsi="Arial" w:eastAsia="Arial" w:cs="Arial"/>
+                <w:i w:val="false"/>
+                <w:b w:val="false"/>
+                <w:u w:val="none"/>
+                <w:strike w:val="false"/>
+                <w:sz w:val="12"/>
+                <w:szCs w:val="12"/>
+                <w:color w:val="000000"/>
+              </w:rPr>
+            </w:pPr>
+            <w:r>
+              <w:rPr>
+                <w:rFonts w:ascii="Arial" w:hAnsi="Arial" w:eastAsia="Arial" w:cs="Arial"/>
+                <w:i w:val="false"/>
+                <w:b w:val="false"/>
+                <w:u w:val="none"/>
+                <w:strike w:val="false"/>
+                <w:sz w:val="12"/>
+                <w:szCs w:val="12"/>
+                <w:color w:val="000000"/>
+              </w:rPr>
+              <w:t xml:space="preserve">398 (13,4%)</w:t>
+            </w:r>
+          </w:p>
+        </w:tc>
+      </w:tr>
+      <w:tr>
+        <w:trPr>
+          <w:trHeight w:val="224" w:hRule="auto"/>
+        </w:trPr>
+        <w:tc>
+          <w:tcPr>
+            <w:tcBorders>
+              <w:bottom w:val="none" w:sz="0" w:space="0" w:color="000000"/>
+              <w:top w:val="none" w:sz="0" w:space="0" w:color="000000"/>
+              <w:left w:val="none" w:sz="0" w:space="0" w:color="000000"/>
+              <w:right w:val="none" w:sz="0" w:space="0" w:color="000000"/>
+            </w:tcBorders>
+            <w:shd w:val="clear" w:color="auto" w:fill="FFFFFF"/>
+            <w:tcMar>
+              <w:top w:w="0" w:type="dxa"/>
+              <w:bottom w:w="0" w:type="dxa"/>
+              <w:left w:w="0" w:type="dxa"/>
+              <w:right w:w="0" w:type="dxa"/>
+            </w:tcMar>
+            <w:vAlign w:val="center"/>
+          </w:tcPr>
+          <w:p>
+            <w:pPr>
+              <w:pStyle w:val="Normal"/>
+              <w:jc w:val="center"/>
+              <w:pBdr>
+                <w:bottom w:val="none" w:sz="0" w:space="0" w:color="000000"/>
+                <w:top w:val="none" w:sz="0" w:space="0" w:color="000000"/>
+                <w:left w:val="none" w:sz="0" w:space="0" w:color="000000"/>
+                <w:right w:val="none" w:sz="0" w:space="0" w:color="000000"/>
+              </w:pBdr>
+              <w:spacing w:after="40" w:before="40" w:line="240"/>
+              <w:ind w:left="40" w:right="40" w:firstLine="0" w:firstLineChars="0"/>
+              <w:rPr>
+                <w:rFonts w:ascii="Arial" w:hAnsi="Arial" w:eastAsia="Arial" w:cs="Arial"/>
+                <w:i w:val="false"/>
+                <w:b w:val="false"/>
+                <w:u w:val="none"/>
+                <w:strike w:val="false"/>
+                <w:sz w:val="12"/>
+                <w:szCs w:val="12"/>
+                <w:color w:val="000000"/>
+              </w:rPr>
+            </w:pPr>
+            <w:r>
+              <w:rPr>
+                <w:rFonts w:ascii="Arial" w:hAnsi="Arial" w:eastAsia="Arial" w:cs="Arial"/>
+                <w:i w:val="false"/>
+                <w:b w:val="false"/>
+                <w:u w:val="none"/>
+                <w:strike w:val="false"/>
+                <w:sz w:val="12"/>
+                <w:szCs w:val="12"/>
+                <w:color w:val="000000"/>
+              </w:rPr>
+              <w:t xml:space="preserve">Año: 2021</w:t>
+            </w:r>
+          </w:p>
+        </w:tc>
+        <w:tc>
+          <w:tcPr>
+            <w:tcBorders>
+              <w:bottom w:val="none" w:sz="0" w:space="0" w:color="000000"/>
+              <w:top w:val="none" w:sz="0" w:space="0" w:color="000000"/>
+              <w:left w:val="none" w:sz="0" w:space="0" w:color="000000"/>
+              <w:right w:val="none" w:sz="0" w:space="0" w:color="000000"/>
+            </w:tcBorders>
+            <w:shd w:val="clear" w:color="auto" w:fill="FFFFFF"/>
+            <w:tcMar>
+              <w:top w:w="0" w:type="dxa"/>
+              <w:bottom w:w="0" w:type="dxa"/>
+              <w:left w:w="0" w:type="dxa"/>
+              <w:right w:w="0" w:type="dxa"/>
+            </w:tcMar>
+            <w:vAlign w:val="center"/>
+          </w:tcPr>
+          <w:p>
+            <w:pPr>
+              <w:pStyle w:val="Normal"/>
+              <w:jc w:val="center"/>
+              <w:pBdr>
+                <w:bottom w:val="none" w:sz="0" w:space="0" w:color="000000"/>
+                <w:top w:val="none" w:sz="0" w:space="0" w:color="000000"/>
+                <w:left w:val="none" w:sz="0" w:space="0" w:color="000000"/>
+                <w:right w:val="none" w:sz="0" w:space="0" w:color="000000"/>
+              </w:pBdr>
+              <w:spacing w:after="40" w:before="40" w:line="240"/>
+              <w:ind w:left="40" w:right="40" w:firstLine="0" w:firstLineChars="0"/>
+              <w:rPr>
+                <w:rFonts w:ascii="Arial" w:hAnsi="Arial" w:eastAsia="Arial" w:cs="Arial"/>
+                <w:i w:val="false"/>
+                <w:b w:val="false"/>
+                <w:u w:val="none"/>
+                <w:strike w:val="false"/>
+                <w:sz w:val="12"/>
+                <w:szCs w:val="12"/>
+                <w:color w:val="000000"/>
+              </w:rPr>
+            </w:pPr>
+            <w:r>
+              <w:rPr>
+                <w:rFonts w:ascii="Arial" w:hAnsi="Arial" w:eastAsia="Arial" w:cs="Arial"/>
+                <w:i w:val="false"/>
+                <w:b w:val="false"/>
+                <w:u w:val="none"/>
+                <w:strike w:val="false"/>
+                <w:sz w:val="12"/>
+                <w:szCs w:val="12"/>
+                <w:color w:val="000000"/>
+              </w:rPr>
+              <w:t xml:space="preserve">8 066 (24,8%)</w:t>
+            </w:r>
+          </w:p>
+        </w:tc>
+        <w:tc>
+          <w:tcPr>
+            <w:tcBorders>
+              <w:bottom w:val="none" w:sz="0" w:space="0" w:color="000000"/>
+              <w:top w:val="none" w:sz="0" w:space="0" w:color="000000"/>
+              <w:left w:val="none" w:sz="0" w:space="0" w:color="000000"/>
+              <w:right w:val="none" w:sz="0" w:space="0" w:color="000000"/>
+            </w:tcBorders>
+            <w:shd w:val="clear" w:color="auto" w:fill="FFFFFF"/>
+            <w:tcMar>
+              <w:top w:w="0" w:type="dxa"/>
+              <w:bottom w:w="0" w:type="dxa"/>
+              <w:left w:w="0" w:type="dxa"/>
+              <w:right w:w="0" w:type="dxa"/>
+            </w:tcMar>
+            <w:vAlign w:val="center"/>
+          </w:tcPr>
+          <w:p>
+            <w:pPr>
+              <w:pStyle w:val="Normal"/>
+              <w:jc w:val="center"/>
+              <w:pBdr>
+                <w:bottom w:val="none" w:sz="0" w:space="0" w:color="000000"/>
+                <w:top w:val="none" w:sz="0" w:space="0" w:color="000000"/>
+                <w:left w:val="none" w:sz="0" w:space="0" w:color="000000"/>
+                <w:right w:val="none" w:sz="0" w:space="0" w:color="000000"/>
+              </w:pBdr>
+              <w:spacing w:after="40" w:before="40" w:line="240"/>
+              <w:ind w:left="40" w:right="40" w:firstLine="0" w:firstLineChars="0"/>
+              <w:rPr>
+                <w:rFonts w:ascii="Arial" w:hAnsi="Arial" w:eastAsia="Arial" w:cs="Arial"/>
+                <w:i w:val="false"/>
+                <w:b w:val="false"/>
+                <w:u w:val="none"/>
+                <w:strike w:val="false"/>
+                <w:sz w:val="12"/>
+                <w:szCs w:val="12"/>
+                <w:color w:val="000000"/>
+              </w:rPr>
+            </w:pPr>
+            <w:r>
+              <w:rPr>
+                <w:rFonts w:ascii="Arial" w:hAnsi="Arial" w:eastAsia="Arial" w:cs="Arial"/>
+                <w:i w:val="false"/>
+                <w:b w:val="false"/>
+                <w:u w:val="none"/>
+                <w:strike w:val="false"/>
+                <w:sz w:val="12"/>
+                <w:szCs w:val="12"/>
+                <w:color w:val="000000"/>
+              </w:rPr>
+              <w:t xml:space="preserve">2 364 (23,8%)</w:t>
+            </w:r>
+          </w:p>
+        </w:tc>
+        <w:tc>
+          <w:tcPr>
+            <w:tcBorders>
+              <w:bottom w:val="none" w:sz="0" w:space="0" w:color="000000"/>
+              <w:top w:val="none" w:sz="0" w:space="0" w:color="000000"/>
+              <w:left w:val="none" w:sz="0" w:space="0" w:color="000000"/>
+              <w:right w:val="none" w:sz="0" w:space="0" w:color="000000"/>
+            </w:tcBorders>
+            <w:shd w:val="clear" w:color="auto" w:fill="FFFFFF"/>
+            <w:tcMar>
+              <w:top w:w="0" w:type="dxa"/>
+              <w:bottom w:w="0" w:type="dxa"/>
+              <w:left w:w="0" w:type="dxa"/>
+              <w:right w:w="0" w:type="dxa"/>
+            </w:tcMar>
+            <w:vAlign w:val="center"/>
+          </w:tcPr>
+          <w:p>
+            <w:pPr>
+              <w:pStyle w:val="Normal"/>
+              <w:jc w:val="center"/>
+              <w:pBdr>
+                <w:bottom w:val="none" w:sz="0" w:space="0" w:color="000000"/>
+                <w:top w:val="none" w:sz="0" w:space="0" w:color="000000"/>
+                <w:left w:val="none" w:sz="0" w:space="0" w:color="000000"/>
+                <w:right w:val="none" w:sz="0" w:space="0" w:color="000000"/>
+              </w:pBdr>
+              <w:spacing w:after="40" w:before="40" w:line="240"/>
+              <w:ind w:left="40" w:right="40" w:firstLine="0" w:firstLineChars="0"/>
+              <w:rPr>
+                <w:rFonts w:ascii="Arial" w:hAnsi="Arial" w:eastAsia="Arial" w:cs="Arial"/>
+                <w:i w:val="false"/>
+                <w:b w:val="false"/>
+                <w:u w:val="none"/>
+                <w:strike w:val="false"/>
+                <w:sz w:val="12"/>
+                <w:szCs w:val="12"/>
+                <w:color w:val="000000"/>
+              </w:rPr>
+            </w:pPr>
+            <w:r>
+              <w:rPr>
+                <w:rFonts w:ascii="Arial" w:hAnsi="Arial" w:eastAsia="Arial" w:cs="Arial"/>
+                <w:i w:val="false"/>
+                <w:b w:val="false"/>
+                <w:u w:val="none"/>
+                <w:strike w:val="false"/>
+                <w:sz w:val="12"/>
+                <w:szCs w:val="12"/>
+                <w:color w:val="000000"/>
+              </w:rPr>
+              <w:t xml:space="preserve">3 626 (24,9%)</w:t>
+            </w:r>
+          </w:p>
+        </w:tc>
+        <w:tc>
+          <w:tcPr>
+            <w:tcBorders>
+              <w:bottom w:val="none" w:sz="0" w:space="0" w:color="000000"/>
+              <w:top w:val="none" w:sz="0" w:space="0" w:color="000000"/>
+              <w:left w:val="none" w:sz="0" w:space="0" w:color="000000"/>
+              <w:right w:val="none" w:sz="0" w:space="0" w:color="000000"/>
+            </w:tcBorders>
+            <w:shd w:val="clear" w:color="auto" w:fill="FFFFFF"/>
+            <w:tcMar>
+              <w:top w:w="0" w:type="dxa"/>
+              <w:bottom w:w="0" w:type="dxa"/>
+              <w:left w:w="0" w:type="dxa"/>
+              <w:right w:w="0" w:type="dxa"/>
+            </w:tcMar>
+            <w:vAlign w:val="center"/>
+          </w:tcPr>
+          <w:p>
+            <w:pPr>
+              <w:pStyle w:val="Normal"/>
+              <w:jc w:val="center"/>
+              <w:pBdr>
+                <w:bottom w:val="none" w:sz="0" w:space="0" w:color="000000"/>
+                <w:top w:val="none" w:sz="0" w:space="0" w:color="000000"/>
+                <w:left w:val="none" w:sz="0" w:space="0" w:color="000000"/>
+                <w:right w:val="none" w:sz="0" w:space="0" w:color="000000"/>
+              </w:pBdr>
+              <w:spacing w:after="40" w:before="40" w:line="240"/>
+              <w:ind w:left="40" w:right="40" w:firstLine="0" w:firstLineChars="0"/>
+              <w:rPr>
+                <w:rFonts w:ascii="Arial" w:hAnsi="Arial" w:eastAsia="Arial" w:cs="Arial"/>
+                <w:i w:val="false"/>
+                <w:b w:val="false"/>
+                <w:u w:val="none"/>
+                <w:strike w:val="false"/>
+                <w:sz w:val="12"/>
+                <w:szCs w:val="12"/>
+                <w:color w:val="000000"/>
+              </w:rPr>
+            </w:pPr>
+            <w:r>
+              <w:rPr>
+                <w:rFonts w:ascii="Arial" w:hAnsi="Arial" w:eastAsia="Arial" w:cs="Arial"/>
+                <w:i w:val="false"/>
+                <w:b w:val="false"/>
+                <w:u w:val="none"/>
+                <w:strike w:val="false"/>
+                <w:sz w:val="12"/>
+                <w:szCs w:val="12"/>
+                <w:color w:val="000000"/>
+              </w:rPr>
+              <w:t xml:space="preserve">1 607 (23,3%)</w:t>
+            </w:r>
+          </w:p>
+        </w:tc>
+        <w:tc>
+          <w:tcPr>
+            <w:tcBorders>
+              <w:bottom w:val="none" w:sz="0" w:space="0" w:color="000000"/>
+              <w:top w:val="none" w:sz="0" w:space="0" w:color="000000"/>
+              <w:left w:val="none" w:sz="0" w:space="0" w:color="000000"/>
+              <w:right w:val="none" w:sz="0" w:space="0" w:color="000000"/>
+            </w:tcBorders>
+            <w:shd w:val="clear" w:color="auto" w:fill="FFFFFF"/>
+            <w:tcMar>
+              <w:top w:w="0" w:type="dxa"/>
+              <w:bottom w:w="0" w:type="dxa"/>
+              <w:left w:w="0" w:type="dxa"/>
+              <w:right w:w="0" w:type="dxa"/>
+            </w:tcMar>
+            <w:vAlign w:val="center"/>
+          </w:tcPr>
+          <w:p>
+            <w:pPr>
+              <w:pStyle w:val="Normal"/>
+              <w:jc w:val="center"/>
+              <w:pBdr>
+                <w:bottom w:val="none" w:sz="0" w:space="0" w:color="000000"/>
+                <w:top w:val="none" w:sz="0" w:space="0" w:color="000000"/>
+                <w:left w:val="none" w:sz="0" w:space="0" w:color="000000"/>
+                <w:right w:val="none" w:sz="0" w:space="0" w:color="000000"/>
+              </w:pBdr>
+              <w:spacing w:after="40" w:before="40" w:line="240"/>
+              <w:ind w:left="40" w:right="40" w:firstLine="0" w:firstLineChars="0"/>
+              <w:rPr>
+                <w:rFonts w:ascii="Arial" w:hAnsi="Arial" w:eastAsia="Arial" w:cs="Arial"/>
+                <w:i w:val="false"/>
+                <w:b w:val="false"/>
+                <w:u w:val="none"/>
+                <w:strike w:val="false"/>
+                <w:sz w:val="12"/>
+                <w:szCs w:val="12"/>
+                <w:color w:val="000000"/>
+              </w:rPr>
+            </w:pPr>
+            <w:r>
+              <w:rPr>
+                <w:rFonts w:ascii="Arial" w:hAnsi="Arial" w:eastAsia="Arial" w:cs="Arial"/>
+                <w:i w:val="false"/>
+                <w:b w:val="false"/>
+                <w:u w:val="none"/>
+                <w:strike w:val="false"/>
+                <w:sz w:val="12"/>
+                <w:szCs w:val="12"/>
+                <w:color w:val="000000"/>
+              </w:rPr>
+              <w:t xml:space="preserve">1 348 (24,0%)</w:t>
+            </w:r>
+          </w:p>
+        </w:tc>
+      </w:tr>
+      <w:tr>
+        <w:trPr>
+          <w:trHeight w:val="224" w:hRule="auto"/>
+        </w:trPr>
+        <w:tc>
+          <w:tcPr>
+            <w:tcBorders>
+              <w:bottom w:val="none" w:sz="0" w:space="0" w:color="000000"/>
+              <w:top w:val="none" w:sz="0" w:space="0" w:color="000000"/>
+              <w:left w:val="none" w:sz="0" w:space="0" w:color="000000"/>
+              <w:right w:val="none" w:sz="0" w:space="0" w:color="000000"/>
+            </w:tcBorders>
+            <w:shd w:val="clear" w:color="auto" w:fill="FFFFFF"/>
+            <w:tcMar>
+              <w:top w:w="0" w:type="dxa"/>
+              <w:bottom w:w="0" w:type="dxa"/>
+              <w:left w:w="0" w:type="dxa"/>
+              <w:right w:w="0" w:type="dxa"/>
+            </w:tcMar>
+            <w:vAlign w:val="center"/>
+          </w:tcPr>
+          <w:p>
+            <w:pPr>
+              <w:pStyle w:val="Normal"/>
+              <w:jc w:val="center"/>
+              <w:pBdr>
+                <w:bottom w:val="none" w:sz="0" w:space="0" w:color="000000"/>
+                <w:top w:val="none" w:sz="0" w:space="0" w:color="000000"/>
+                <w:left w:val="none" w:sz="0" w:space="0" w:color="000000"/>
+                <w:right w:val="none" w:sz="0" w:space="0" w:color="000000"/>
+              </w:pBdr>
+              <w:spacing w:after="40" w:before="40" w:line="240"/>
+              <w:ind w:left="40" w:right="40" w:firstLine="0" w:firstLineChars="0"/>
+              <w:rPr>
+                <w:rFonts w:ascii="Arial" w:hAnsi="Arial" w:eastAsia="Arial" w:cs="Arial"/>
+                <w:i w:val="false"/>
+                <w:b w:val="false"/>
+                <w:u w:val="none"/>
+                <w:strike w:val="false"/>
+                <w:sz w:val="12"/>
+                <w:szCs w:val="12"/>
+                <w:color w:val="000000"/>
+              </w:rPr>
+            </w:pPr>
+            <w:r>
+              <w:rPr>
+                <w:rFonts w:ascii="Arial" w:hAnsi="Arial" w:eastAsia="Arial" w:cs="Arial"/>
+                <w:i w:val="false"/>
+                <w:b w:val="false"/>
+                <w:u w:val="none"/>
+                <w:strike w:val="false"/>
+                <w:sz w:val="12"/>
+                <w:szCs w:val="12"/>
+                <w:color w:val="000000"/>
+              </w:rPr>
+              <w:t xml:space="preserve">Año: 2022</w:t>
+            </w:r>
+          </w:p>
+        </w:tc>
+        <w:tc>
+          <w:tcPr>
+            <w:tcBorders>
+              <w:bottom w:val="none" w:sz="0" w:space="0" w:color="000000"/>
+              <w:top w:val="none" w:sz="0" w:space="0" w:color="000000"/>
+              <w:left w:val="none" w:sz="0" w:space="0" w:color="000000"/>
+              <w:right w:val="none" w:sz="0" w:space="0" w:color="000000"/>
+            </w:tcBorders>
+            <w:shd w:val="clear" w:color="auto" w:fill="FFFFFF"/>
+            <w:tcMar>
+              <w:top w:w="0" w:type="dxa"/>
+              <w:bottom w:w="0" w:type="dxa"/>
+              <w:left w:w="0" w:type="dxa"/>
+              <w:right w:w="0" w:type="dxa"/>
+            </w:tcMar>
+            <w:vAlign w:val="center"/>
+          </w:tcPr>
+          <w:p>
+            <w:pPr>
+              <w:pStyle w:val="Normal"/>
+              <w:jc w:val="center"/>
+              <w:pBdr>
+                <w:bottom w:val="none" w:sz="0" w:space="0" w:color="000000"/>
+                <w:top w:val="none" w:sz="0" w:space="0" w:color="000000"/>
+                <w:left w:val="none" w:sz="0" w:space="0" w:color="000000"/>
+                <w:right w:val="none" w:sz="0" w:space="0" w:color="000000"/>
+              </w:pBdr>
+              <w:spacing w:after="40" w:before="40" w:line="240"/>
+              <w:ind w:left="40" w:right="40" w:firstLine="0" w:firstLineChars="0"/>
+              <w:rPr>
+                <w:rFonts w:ascii="Arial" w:hAnsi="Arial" w:eastAsia="Arial" w:cs="Arial"/>
+                <w:i w:val="false"/>
+                <w:b w:val="false"/>
+                <w:u w:val="none"/>
+                <w:strike w:val="false"/>
+                <w:sz w:val="12"/>
+                <w:szCs w:val="12"/>
+                <w:color w:val="000000"/>
+              </w:rPr>
+            </w:pPr>
+            <w:r>
+              <w:rPr>
+                <w:rFonts w:ascii="Arial" w:hAnsi="Arial" w:eastAsia="Arial" w:cs="Arial"/>
+                <w:i w:val="false"/>
+                <w:b w:val="false"/>
+                <w:u w:val="none"/>
+                <w:strike w:val="false"/>
+                <w:sz w:val="12"/>
+                <w:szCs w:val="12"/>
+                <w:color w:val="000000"/>
+              </w:rPr>
+              <w:t xml:space="preserve">8 639 (25,1%)</w:t>
+            </w:r>
+          </w:p>
+        </w:tc>
+        <w:tc>
+          <w:tcPr>
+            <w:tcBorders>
+              <w:bottom w:val="none" w:sz="0" w:space="0" w:color="000000"/>
+              <w:top w:val="none" w:sz="0" w:space="0" w:color="000000"/>
+              <w:left w:val="none" w:sz="0" w:space="0" w:color="000000"/>
+              <w:right w:val="none" w:sz="0" w:space="0" w:color="000000"/>
+            </w:tcBorders>
+            <w:shd w:val="clear" w:color="auto" w:fill="FFFFFF"/>
+            <w:tcMar>
+              <w:top w:w="0" w:type="dxa"/>
+              <w:bottom w:w="0" w:type="dxa"/>
+              <w:left w:w="0" w:type="dxa"/>
+              <w:right w:w="0" w:type="dxa"/>
+            </w:tcMar>
+            <w:vAlign w:val="center"/>
+          </w:tcPr>
+          <w:p>
+            <w:pPr>
+              <w:pStyle w:val="Normal"/>
+              <w:jc w:val="center"/>
+              <w:pBdr>
+                <w:bottom w:val="none" w:sz="0" w:space="0" w:color="000000"/>
+                <w:top w:val="none" w:sz="0" w:space="0" w:color="000000"/>
+                <w:left w:val="none" w:sz="0" w:space="0" w:color="000000"/>
+                <w:right w:val="none" w:sz="0" w:space="0" w:color="000000"/>
+              </w:pBdr>
+              <w:spacing w:after="40" w:before="40" w:line="240"/>
+              <w:ind w:left="40" w:right="40" w:firstLine="0" w:firstLineChars="0"/>
+              <w:rPr>
+                <w:rFonts w:ascii="Arial" w:hAnsi="Arial" w:eastAsia="Arial" w:cs="Arial"/>
+                <w:i w:val="false"/>
+                <w:b w:val="false"/>
+                <w:u w:val="none"/>
+                <w:strike w:val="false"/>
+                <w:sz w:val="12"/>
+                <w:szCs w:val="12"/>
+                <w:color w:val="000000"/>
+              </w:rPr>
+            </w:pPr>
+            <w:r>
+              <w:rPr>
+                <w:rFonts w:ascii="Arial" w:hAnsi="Arial" w:eastAsia="Arial" w:cs="Arial"/>
+                <w:i w:val="false"/>
+                <w:b w:val="false"/>
+                <w:u w:val="none"/>
+                <w:strike w:val="false"/>
+                <w:sz w:val="12"/>
+                <w:szCs w:val="12"/>
+                <w:color w:val="000000"/>
+              </w:rPr>
+              <w:t xml:space="preserve">2 786 (25,5%)</w:t>
+            </w:r>
+          </w:p>
+        </w:tc>
+        <w:tc>
+          <w:tcPr>
+            <w:tcBorders>
+              <w:bottom w:val="none" w:sz="0" w:space="0" w:color="000000"/>
+              <w:top w:val="none" w:sz="0" w:space="0" w:color="000000"/>
+              <w:left w:val="none" w:sz="0" w:space="0" w:color="000000"/>
+              <w:right w:val="none" w:sz="0" w:space="0" w:color="000000"/>
+            </w:tcBorders>
+            <w:shd w:val="clear" w:color="auto" w:fill="FFFFFF"/>
+            <w:tcMar>
+              <w:top w:w="0" w:type="dxa"/>
+              <w:bottom w:w="0" w:type="dxa"/>
+              <w:left w:w="0" w:type="dxa"/>
+              <w:right w:w="0" w:type="dxa"/>
+            </w:tcMar>
+            <w:vAlign w:val="center"/>
+          </w:tcPr>
+          <w:p>
+            <w:pPr>
+              <w:pStyle w:val="Normal"/>
+              <w:jc w:val="center"/>
+              <w:pBdr>
+                <w:bottom w:val="none" w:sz="0" w:space="0" w:color="000000"/>
+                <w:top w:val="none" w:sz="0" w:space="0" w:color="000000"/>
+                <w:left w:val="none" w:sz="0" w:space="0" w:color="000000"/>
+                <w:right w:val="none" w:sz="0" w:space="0" w:color="000000"/>
+              </w:pBdr>
+              <w:spacing w:after="40" w:before="40" w:line="240"/>
+              <w:ind w:left="40" w:right="40" w:firstLine="0" w:firstLineChars="0"/>
+              <w:rPr>
+                <w:rFonts w:ascii="Arial" w:hAnsi="Arial" w:eastAsia="Arial" w:cs="Arial"/>
+                <w:i w:val="false"/>
+                <w:b w:val="false"/>
+                <w:u w:val="none"/>
+                <w:strike w:val="false"/>
+                <w:sz w:val="12"/>
+                <w:szCs w:val="12"/>
+                <w:color w:val="000000"/>
+              </w:rPr>
+            </w:pPr>
+            <w:r>
+              <w:rPr>
+                <w:rFonts w:ascii="Arial" w:hAnsi="Arial" w:eastAsia="Arial" w:cs="Arial"/>
+                <w:i w:val="false"/>
+                <w:b w:val="false"/>
+                <w:u w:val="none"/>
+                <w:strike w:val="false"/>
+                <w:sz w:val="12"/>
+                <w:szCs w:val="12"/>
+                <w:color w:val="000000"/>
+              </w:rPr>
+              <w:t xml:space="preserve">4 181 (26,4%)</w:t>
+            </w:r>
+          </w:p>
+        </w:tc>
+        <w:tc>
+          <w:tcPr>
+            <w:tcBorders>
+              <w:bottom w:val="none" w:sz="0" w:space="0" w:color="000000"/>
+              <w:top w:val="none" w:sz="0" w:space="0" w:color="000000"/>
+              <w:left w:val="none" w:sz="0" w:space="0" w:color="000000"/>
+              <w:right w:val="none" w:sz="0" w:space="0" w:color="000000"/>
+            </w:tcBorders>
+            <w:shd w:val="clear" w:color="auto" w:fill="FFFFFF"/>
+            <w:tcMar>
+              <w:top w:w="0" w:type="dxa"/>
+              <w:bottom w:w="0" w:type="dxa"/>
+              <w:left w:w="0" w:type="dxa"/>
+              <w:right w:w="0" w:type="dxa"/>
+            </w:tcMar>
+            <w:vAlign w:val="center"/>
+          </w:tcPr>
+          <w:p>
+            <w:pPr>
+              <w:pStyle w:val="Normal"/>
+              <w:jc w:val="center"/>
+              <w:pBdr>
+                <w:bottom w:val="none" w:sz="0" w:space="0" w:color="000000"/>
+                <w:top w:val="none" w:sz="0" w:space="0" w:color="000000"/>
+                <w:left w:val="none" w:sz="0" w:space="0" w:color="000000"/>
+                <w:right w:val="none" w:sz="0" w:space="0" w:color="000000"/>
+              </w:pBdr>
+              <w:spacing w:after="40" w:before="40" w:line="240"/>
+              <w:ind w:left="40" w:right="40" w:firstLine="0" w:firstLineChars="0"/>
+              <w:rPr>
+                <w:rFonts w:ascii="Arial" w:hAnsi="Arial" w:eastAsia="Arial" w:cs="Arial"/>
+                <w:i w:val="false"/>
+                <w:b w:val="false"/>
+                <w:u w:val="none"/>
+                <w:strike w:val="false"/>
+                <w:sz w:val="12"/>
+                <w:szCs w:val="12"/>
+                <w:color w:val="000000"/>
+              </w:rPr>
+            </w:pPr>
+            <w:r>
+              <w:rPr>
+                <w:rFonts w:ascii="Arial" w:hAnsi="Arial" w:eastAsia="Arial" w:cs="Arial"/>
+                <w:i w:val="false"/>
+                <w:b w:val="false"/>
+                <w:u w:val="none"/>
+                <w:strike w:val="false"/>
+                <w:sz w:val="12"/>
+                <w:szCs w:val="12"/>
+                <w:color w:val="000000"/>
+              </w:rPr>
+              <w:t xml:space="preserve">1 778 (23,0%)</w:t>
+            </w:r>
+          </w:p>
+        </w:tc>
+        <w:tc>
+          <w:tcPr>
+            <w:tcBorders>
+              <w:bottom w:val="none" w:sz="0" w:space="0" w:color="000000"/>
+              <w:top w:val="none" w:sz="0" w:space="0" w:color="000000"/>
+              <w:left w:val="none" w:sz="0" w:space="0" w:color="000000"/>
+              <w:right w:val="none" w:sz="0" w:space="0" w:color="000000"/>
+            </w:tcBorders>
+            <w:shd w:val="clear" w:color="auto" w:fill="FFFFFF"/>
+            <w:tcMar>
+              <w:top w:w="0" w:type="dxa"/>
+              <w:bottom w:w="0" w:type="dxa"/>
+              <w:left w:w="0" w:type="dxa"/>
+              <w:right w:w="0" w:type="dxa"/>
+            </w:tcMar>
+            <w:vAlign w:val="center"/>
+          </w:tcPr>
+          <w:p>
+            <w:pPr>
+              <w:pStyle w:val="Normal"/>
+              <w:jc w:val="center"/>
+              <w:pBdr>
+                <w:bottom w:val="none" w:sz="0" w:space="0" w:color="000000"/>
+                <w:top w:val="none" w:sz="0" w:space="0" w:color="000000"/>
+                <w:left w:val="none" w:sz="0" w:space="0" w:color="000000"/>
+                <w:right w:val="none" w:sz="0" w:space="0" w:color="000000"/>
+              </w:pBdr>
+              <w:spacing w:after="40" w:before="40" w:line="240"/>
+              <w:ind w:left="40" w:right="40" w:firstLine="0" w:firstLineChars="0"/>
+              <w:rPr>
+                <w:rFonts w:ascii="Arial" w:hAnsi="Arial" w:eastAsia="Arial" w:cs="Arial"/>
+                <w:i w:val="false"/>
+                <w:b w:val="false"/>
+                <w:u w:val="none"/>
+                <w:strike w:val="false"/>
+                <w:sz w:val="12"/>
+                <w:szCs w:val="12"/>
+                <w:color w:val="000000"/>
+              </w:rPr>
+            </w:pPr>
+            <w:r>
+              <w:rPr>
+                <w:rFonts w:ascii="Arial" w:hAnsi="Arial" w:eastAsia="Arial" w:cs="Arial"/>
+                <w:i w:val="false"/>
+                <w:b w:val="false"/>
+                <w:u w:val="none"/>
+                <w:strike w:val="false"/>
+                <w:sz w:val="12"/>
+                <w:szCs w:val="12"/>
+                <w:color w:val="000000"/>
+              </w:rPr>
+              <w:t xml:space="preserve">1 529 (23,4%)</w:t>
+            </w:r>
+          </w:p>
+        </w:tc>
+      </w:tr>
+      <w:tr>
+        <w:trPr>
+          <w:trHeight w:val="224" w:hRule="auto"/>
+        </w:trPr>
+        <w:tc>
+          <w:tcPr>
+            <w:tcBorders>
+              <w:bottom w:val="none" w:sz="0" w:space="0" w:color="000000"/>
+              <w:top w:val="none" w:sz="0" w:space="0" w:color="000000"/>
+              <w:left w:val="none" w:sz="0" w:space="0" w:color="000000"/>
+              <w:right w:val="none" w:sz="0" w:space="0" w:color="000000"/>
+            </w:tcBorders>
+            <w:shd w:val="clear" w:color="auto" w:fill="FFFFFF"/>
+            <w:tcMar>
+              <w:top w:w="0" w:type="dxa"/>
+              <w:bottom w:w="0" w:type="dxa"/>
+              <w:left w:w="0" w:type="dxa"/>
+              <w:right w:w="0" w:type="dxa"/>
+            </w:tcMar>
+            <w:vAlign w:val="center"/>
+          </w:tcPr>
+          <w:p>
+            <w:pPr>
+              <w:pStyle w:val="Normal"/>
+              <w:jc w:val="center"/>
+              <w:pBdr>
+                <w:bottom w:val="none" w:sz="0" w:space="0" w:color="000000"/>
+                <w:top w:val="none" w:sz="0" w:space="0" w:color="000000"/>
+                <w:left w:val="none" w:sz="0" w:space="0" w:color="000000"/>
+                <w:right w:val="none" w:sz="0" w:space="0" w:color="000000"/>
+              </w:pBdr>
+              <w:spacing w:after="40" w:before="40" w:line="240"/>
+              <w:ind w:left="40" w:right="40" w:firstLine="0" w:firstLineChars="0"/>
+              <w:rPr>
+                <w:rFonts w:ascii="Arial" w:hAnsi="Arial" w:eastAsia="Arial" w:cs="Arial"/>
+                <w:i w:val="false"/>
+                <w:b w:val="false"/>
+                <w:u w:val="none"/>
+                <w:strike w:val="false"/>
+                <w:sz w:val="12"/>
+                <w:szCs w:val="12"/>
+                <w:color w:val="000000"/>
+              </w:rPr>
+            </w:pPr>
+            <w:r>
+              <w:rPr>
+                <w:rFonts w:ascii="Arial" w:hAnsi="Arial" w:eastAsia="Arial" w:cs="Arial"/>
+                <w:i w:val="false"/>
+                <w:b w:val="false"/>
+                <w:u w:val="none"/>
+                <w:strike w:val="false"/>
+                <w:sz w:val="12"/>
+                <w:szCs w:val="12"/>
+                <w:color w:val="000000"/>
+              </w:rPr>
+              <w:t xml:space="preserve">Año: 2023</w:t>
+            </w:r>
+          </w:p>
+        </w:tc>
+        <w:tc>
+          <w:tcPr>
+            <w:tcBorders>
+              <w:bottom w:val="none" w:sz="0" w:space="0" w:color="000000"/>
+              <w:top w:val="none" w:sz="0" w:space="0" w:color="000000"/>
+              <w:left w:val="none" w:sz="0" w:space="0" w:color="000000"/>
+              <w:right w:val="none" w:sz="0" w:space="0" w:color="000000"/>
+            </w:tcBorders>
+            <w:shd w:val="clear" w:color="auto" w:fill="FFFFFF"/>
+            <w:tcMar>
+              <w:top w:w="0" w:type="dxa"/>
+              <w:bottom w:w="0" w:type="dxa"/>
+              <w:left w:w="0" w:type="dxa"/>
+              <w:right w:w="0" w:type="dxa"/>
+            </w:tcMar>
+            <w:vAlign w:val="center"/>
+          </w:tcPr>
+          <w:p>
+            <w:pPr>
+              <w:pStyle w:val="Normal"/>
+              <w:jc w:val="center"/>
+              <w:pBdr>
+                <w:bottom w:val="none" w:sz="0" w:space="0" w:color="000000"/>
+                <w:top w:val="none" w:sz="0" w:space="0" w:color="000000"/>
+                <w:left w:val="none" w:sz="0" w:space="0" w:color="000000"/>
+                <w:right w:val="none" w:sz="0" w:space="0" w:color="000000"/>
+              </w:pBdr>
+              <w:spacing w:after="40" w:before="40" w:line="240"/>
+              <w:ind w:left="40" w:right="40" w:firstLine="0" w:firstLineChars="0"/>
+              <w:rPr>
+                <w:rFonts w:ascii="Arial" w:hAnsi="Arial" w:eastAsia="Arial" w:cs="Arial"/>
+                <w:i w:val="false"/>
+                <w:b w:val="false"/>
+                <w:u w:val="none"/>
+                <w:strike w:val="false"/>
+                <w:sz w:val="12"/>
+                <w:szCs w:val="12"/>
+                <w:color w:val="000000"/>
+              </w:rPr>
+            </w:pPr>
+            <w:r>
+              <w:rPr>
+                <w:rFonts w:ascii="Arial" w:hAnsi="Arial" w:eastAsia="Arial" w:cs="Arial"/>
+                <w:i w:val="false"/>
+                <w:b w:val="false"/>
+                <w:u w:val="none"/>
+                <w:strike w:val="false"/>
+                <w:sz w:val="12"/>
+                <w:szCs w:val="12"/>
+                <w:color w:val="000000"/>
+              </w:rPr>
+              <w:t xml:space="preserve">3 108 (25,3%)</w:t>
+            </w:r>
+          </w:p>
+        </w:tc>
+        <w:tc>
+          <w:tcPr>
+            <w:tcBorders>
+              <w:bottom w:val="none" w:sz="0" w:space="0" w:color="000000"/>
+              <w:top w:val="none" w:sz="0" w:space="0" w:color="000000"/>
+              <w:left w:val="none" w:sz="0" w:space="0" w:color="000000"/>
+              <w:right w:val="none" w:sz="0" w:space="0" w:color="000000"/>
+            </w:tcBorders>
+            <w:shd w:val="clear" w:color="auto" w:fill="FFFFFF"/>
+            <w:tcMar>
+              <w:top w:w="0" w:type="dxa"/>
+              <w:bottom w:w="0" w:type="dxa"/>
+              <w:left w:w="0" w:type="dxa"/>
+              <w:right w:w="0" w:type="dxa"/>
+            </w:tcMar>
+            <w:vAlign w:val="center"/>
+          </w:tcPr>
+          <w:p>
+            <w:pPr>
+              <w:pStyle w:val="Normal"/>
+              <w:jc w:val="center"/>
+              <w:pBdr>
+                <w:bottom w:val="none" w:sz="0" w:space="0" w:color="000000"/>
+                <w:top w:val="none" w:sz="0" w:space="0" w:color="000000"/>
+                <w:left w:val="none" w:sz="0" w:space="0" w:color="000000"/>
+                <w:right w:val="none" w:sz="0" w:space="0" w:color="000000"/>
+              </w:pBdr>
+              <w:spacing w:after="40" w:before="40" w:line="240"/>
+              <w:ind w:left="40" w:right="40" w:firstLine="0" w:firstLineChars="0"/>
+              <w:rPr>
+                <w:rFonts w:ascii="Arial" w:hAnsi="Arial" w:eastAsia="Arial" w:cs="Arial"/>
+                <w:i w:val="false"/>
+                <w:b w:val="false"/>
+                <w:u w:val="none"/>
+                <w:strike w:val="false"/>
+                <w:sz w:val="12"/>
+                <w:szCs w:val="12"/>
+                <w:color w:val="000000"/>
+              </w:rPr>
+            </w:pPr>
+            <w:r>
+              <w:rPr>
+                <w:rFonts w:ascii="Arial" w:hAnsi="Arial" w:eastAsia="Arial" w:cs="Arial"/>
+                <w:i w:val="false"/>
+                <w:b w:val="false"/>
+                <w:u w:val="none"/>
+                <w:strike w:val="false"/>
+                <w:sz w:val="12"/>
+                <w:szCs w:val="12"/>
+                <w:color w:val="000000"/>
+              </w:rPr>
+              <w:t xml:space="preserve">1 017 (27,6%)</w:t>
+            </w:r>
+          </w:p>
+        </w:tc>
+        <w:tc>
+          <w:tcPr>
+            <w:tcBorders>
+              <w:bottom w:val="none" w:sz="0" w:space="0" w:color="000000"/>
+              <w:top w:val="none" w:sz="0" w:space="0" w:color="000000"/>
+              <w:left w:val="none" w:sz="0" w:space="0" w:color="000000"/>
+              <w:right w:val="none" w:sz="0" w:space="0" w:color="000000"/>
+            </w:tcBorders>
+            <w:shd w:val="clear" w:color="auto" w:fill="FFFFFF"/>
+            <w:tcMar>
+              <w:top w:w="0" w:type="dxa"/>
+              <w:bottom w:w="0" w:type="dxa"/>
+              <w:left w:w="0" w:type="dxa"/>
+              <w:right w:w="0" w:type="dxa"/>
+            </w:tcMar>
+            <w:vAlign w:val="center"/>
+          </w:tcPr>
+          <w:p>
+            <w:pPr>
+              <w:pStyle w:val="Normal"/>
+              <w:jc w:val="center"/>
+              <w:pBdr>
+                <w:bottom w:val="none" w:sz="0" w:space="0" w:color="000000"/>
+                <w:top w:val="none" w:sz="0" w:space="0" w:color="000000"/>
+                <w:left w:val="none" w:sz="0" w:space="0" w:color="000000"/>
+                <w:right w:val="none" w:sz="0" w:space="0" w:color="000000"/>
+              </w:pBdr>
+              <w:spacing w:after="40" w:before="40" w:line="240"/>
+              <w:ind w:left="40" w:right="40" w:firstLine="0" w:firstLineChars="0"/>
+              <w:rPr>
+                <w:rFonts w:ascii="Arial" w:hAnsi="Arial" w:eastAsia="Arial" w:cs="Arial"/>
+                <w:i w:val="false"/>
+                <w:b w:val="false"/>
+                <w:u w:val="none"/>
+                <w:strike w:val="false"/>
+                <w:sz w:val="12"/>
+                <w:szCs w:val="12"/>
+                <w:color w:val="000000"/>
+              </w:rPr>
+            </w:pPr>
+            <w:r>
+              <w:rPr>
+                <w:rFonts w:ascii="Arial" w:hAnsi="Arial" w:eastAsia="Arial" w:cs="Arial"/>
+                <w:i w:val="false"/>
+                <w:b w:val="false"/>
+                <w:u w:val="none"/>
+                <w:strike w:val="false"/>
+                <w:sz w:val="12"/>
+                <w:szCs w:val="12"/>
+                <w:color w:val="000000"/>
+              </w:rPr>
+              <w:t xml:space="preserve">1 505 (26,6%)</w:t>
+            </w:r>
+          </w:p>
+        </w:tc>
+        <w:tc>
+          <w:tcPr>
+            <w:tcBorders>
+              <w:bottom w:val="none" w:sz="0" w:space="0" w:color="000000"/>
+              <w:top w:val="none" w:sz="0" w:space="0" w:color="000000"/>
+              <w:left w:val="none" w:sz="0" w:space="0" w:color="000000"/>
+              <w:right w:val="none" w:sz="0" w:space="0" w:color="000000"/>
+            </w:tcBorders>
+            <w:shd w:val="clear" w:color="auto" w:fill="FFFFFF"/>
+            <w:tcMar>
+              <w:top w:w="0" w:type="dxa"/>
+              <w:bottom w:w="0" w:type="dxa"/>
+              <w:left w:w="0" w:type="dxa"/>
+              <w:right w:w="0" w:type="dxa"/>
+            </w:tcMar>
+            <w:vAlign w:val="center"/>
+          </w:tcPr>
+          <w:p>
+            <w:pPr>
+              <w:pStyle w:val="Normal"/>
+              <w:jc w:val="center"/>
+              <w:pBdr>
+                <w:bottom w:val="none" w:sz="0" w:space="0" w:color="000000"/>
+                <w:top w:val="none" w:sz="0" w:space="0" w:color="000000"/>
+                <w:left w:val="none" w:sz="0" w:space="0" w:color="000000"/>
+                <w:right w:val="none" w:sz="0" w:space="0" w:color="000000"/>
+              </w:pBdr>
+              <w:spacing w:after="40" w:before="40" w:line="240"/>
+              <w:ind w:left="40" w:right="40" w:firstLine="0" w:firstLineChars="0"/>
+              <w:rPr>
+                <w:rFonts w:ascii="Arial" w:hAnsi="Arial" w:eastAsia="Arial" w:cs="Arial"/>
+                <w:i w:val="false"/>
+                <w:b w:val="false"/>
+                <w:u w:val="none"/>
+                <w:strike w:val="false"/>
+                <w:sz w:val="12"/>
+                <w:szCs w:val="12"/>
+                <w:color w:val="000000"/>
+              </w:rPr>
+            </w:pPr>
+            <w:r>
+              <w:rPr>
+                <w:rFonts w:ascii="Arial" w:hAnsi="Arial" w:eastAsia="Arial" w:cs="Arial"/>
+                <w:i w:val="false"/>
+                <w:b w:val="false"/>
+                <w:u w:val="none"/>
+                <w:strike w:val="false"/>
+                <w:sz w:val="12"/>
+                <w:szCs w:val="12"/>
+                <w:color w:val="000000"/>
+              </w:rPr>
+              <w:t xml:space="preserve">692 (27,2%)</w:t>
+            </w:r>
+          </w:p>
+        </w:tc>
+        <w:tc>
+          <w:tcPr>
+            <w:tcBorders>
+              <w:bottom w:val="none" w:sz="0" w:space="0" w:color="000000"/>
+              <w:top w:val="none" w:sz="0" w:space="0" w:color="000000"/>
+              <w:left w:val="none" w:sz="0" w:space="0" w:color="000000"/>
+              <w:right w:val="none" w:sz="0" w:space="0" w:color="000000"/>
+            </w:tcBorders>
+            <w:shd w:val="clear" w:color="auto" w:fill="FFFFFF"/>
+            <w:tcMar>
+              <w:top w:w="0" w:type="dxa"/>
+              <w:bottom w:w="0" w:type="dxa"/>
+              <w:left w:w="0" w:type="dxa"/>
+              <w:right w:w="0" w:type="dxa"/>
+            </w:tcMar>
+            <w:vAlign w:val="center"/>
+          </w:tcPr>
+          <w:p>
+            <w:pPr>
+              <w:pStyle w:val="Normal"/>
+              <w:jc w:val="center"/>
+              <w:pBdr>
+                <w:bottom w:val="none" w:sz="0" w:space="0" w:color="000000"/>
+                <w:top w:val="none" w:sz="0" w:space="0" w:color="000000"/>
+                <w:left w:val="none" w:sz="0" w:space="0" w:color="000000"/>
+                <w:right w:val="none" w:sz="0" w:space="0" w:color="000000"/>
+              </w:pBdr>
+              <w:spacing w:after="40" w:before="40" w:line="240"/>
+              <w:ind w:left="40" w:right="40" w:firstLine="0" w:firstLineChars="0"/>
+              <w:rPr>
+                <w:rFonts w:ascii="Arial" w:hAnsi="Arial" w:eastAsia="Arial" w:cs="Arial"/>
+                <w:i w:val="false"/>
+                <w:b w:val="false"/>
+                <w:u w:val="none"/>
+                <w:strike w:val="false"/>
+                <w:sz w:val="12"/>
+                <w:szCs w:val="12"/>
+                <w:color w:val="000000"/>
+              </w:rPr>
+            </w:pPr>
+            <w:r>
+              <w:rPr>
+                <w:rFonts w:ascii="Arial" w:hAnsi="Arial" w:eastAsia="Arial" w:cs="Arial"/>
+                <w:i w:val="false"/>
+                <w:b w:val="false"/>
+                <w:u w:val="none"/>
+                <w:strike w:val="false"/>
+                <w:sz w:val="12"/>
+                <w:szCs w:val="12"/>
+                <w:color w:val="000000"/>
+              </w:rPr>
+              <w:t xml:space="preserve">568 (27,0%)</w:t>
+            </w:r>
+          </w:p>
+        </w:tc>
+      </w:tr>
+      <w:tr>
+        <w:trPr>
+          <w:trHeight w:val="224" w:hRule="auto"/>
+        </w:trPr>
+        <w:tc>
+          <w:tcPr>
+            <w:tcBorders>
+              <w:bottom w:val="none" w:sz="0" w:space="0" w:color="000000"/>
+              <w:top w:val="none" w:sz="0" w:space="0" w:color="000000"/>
+              <w:left w:val="none" w:sz="0" w:space="0" w:color="000000"/>
+              <w:right w:val="none" w:sz="0" w:space="0" w:color="000000"/>
+            </w:tcBorders>
+            <w:shd w:val="clear" w:color="auto" w:fill="FFFFFF"/>
+            <w:tcMar>
+              <w:top w:w="0" w:type="dxa"/>
+              <w:bottom w:w="0" w:type="dxa"/>
+              <w:left w:w="0" w:type="dxa"/>
+              <w:right w:w="0" w:type="dxa"/>
+            </w:tcMar>
+            <w:vAlign w:val="center"/>
+          </w:tcPr>
+          <w:p>
+            <w:pPr>
+              <w:pStyle w:val="Normal"/>
+              <w:jc w:val="center"/>
+              <w:pBdr>
+                <w:bottom w:val="none" w:sz="0" w:space="0" w:color="000000"/>
+                <w:top w:val="none" w:sz="0" w:space="0" w:color="000000"/>
+                <w:left w:val="none" w:sz="0" w:space="0" w:color="000000"/>
+                <w:right w:val="none" w:sz="0" w:space="0" w:color="000000"/>
+              </w:pBdr>
+              <w:spacing w:after="40" w:before="40" w:line="240"/>
+              <w:ind w:left="40" w:right="40" w:firstLine="0" w:firstLineChars="0"/>
+              <w:rPr>
+                <w:rFonts w:ascii="Arial" w:hAnsi="Arial" w:eastAsia="Arial" w:cs="Arial"/>
+                <w:i w:val="false"/>
+                <w:b w:val="false"/>
+                <w:u w:val="none"/>
+                <w:strike w:val="false"/>
+                <w:sz w:val="12"/>
+                <w:szCs w:val="12"/>
+                <w:color w:val="000000"/>
+              </w:rPr>
+            </w:pPr>
+            <w:r>
+              <w:rPr>
+                <w:rFonts w:ascii="Arial" w:hAnsi="Arial" w:eastAsia="Arial" w:cs="Arial"/>
+                <w:i w:val="false"/>
+                <w:b w:val="false"/>
+                <w:u w:val="none"/>
+                <w:strike w:val="false"/>
+                <w:sz w:val="12"/>
+                <w:szCs w:val="12"/>
+                <w:color w:val="000000"/>
+              </w:rPr>
+              <w:t xml:space="preserve">Año: 2024</w:t>
+            </w:r>
+          </w:p>
+        </w:tc>
+        <w:tc>
+          <w:tcPr>
+            <w:tcBorders>
+              <w:bottom w:val="none" w:sz="0" w:space="0" w:color="000000"/>
+              <w:top w:val="none" w:sz="0" w:space="0" w:color="000000"/>
+              <w:left w:val="none" w:sz="0" w:space="0" w:color="000000"/>
+              <w:right w:val="none" w:sz="0" w:space="0" w:color="000000"/>
+            </w:tcBorders>
+            <w:shd w:val="clear" w:color="auto" w:fill="FFFFFF"/>
+            <w:tcMar>
+              <w:top w:w="0" w:type="dxa"/>
+              <w:bottom w:w="0" w:type="dxa"/>
+              <w:left w:w="0" w:type="dxa"/>
+              <w:right w:w="0" w:type="dxa"/>
+            </w:tcMar>
+            <w:vAlign w:val="center"/>
+          </w:tcPr>
+          <w:p>
+            <w:pPr>
+              <w:pStyle w:val="Normal"/>
+              <w:jc w:val="center"/>
+              <w:pBdr>
+                <w:bottom w:val="none" w:sz="0" w:space="0" w:color="000000"/>
+                <w:top w:val="none" w:sz="0" w:space="0" w:color="000000"/>
+                <w:left w:val="none" w:sz="0" w:space="0" w:color="000000"/>
+                <w:right w:val="none" w:sz="0" w:space="0" w:color="000000"/>
+              </w:pBdr>
+              <w:spacing w:after="40" w:before="40" w:line="240"/>
+              <w:ind w:left="40" w:right="40" w:firstLine="0" w:firstLineChars="0"/>
+              <w:rPr>
+                <w:rFonts w:ascii="Arial" w:hAnsi="Arial" w:eastAsia="Arial" w:cs="Arial"/>
+                <w:i w:val="false"/>
+                <w:b w:val="false"/>
+                <w:u w:val="none"/>
+                <w:strike w:val="false"/>
+                <w:sz w:val="12"/>
+                <w:szCs w:val="12"/>
+                <w:color w:val="000000"/>
+              </w:rPr>
+            </w:pPr>
+            <w:r>
+              <w:rPr>
+                <w:rFonts w:ascii="Arial" w:hAnsi="Arial" w:eastAsia="Arial" w:cs="Arial"/>
+                <w:i w:val="false"/>
+                <w:b w:val="false"/>
+                <w:u w:val="none"/>
+                <w:strike w:val="false"/>
+                <w:sz w:val="12"/>
+                <w:szCs w:val="12"/>
+                <w:color w:val="000000"/>
+              </w:rPr>
+              <w:t xml:space="preserve">5 275 (24,8%)</w:t>
+            </w:r>
+          </w:p>
+        </w:tc>
+        <w:tc>
+          <w:tcPr>
+            <w:tcBorders>
+              <w:bottom w:val="none" w:sz="0" w:space="0" w:color="000000"/>
+              <w:top w:val="none" w:sz="0" w:space="0" w:color="000000"/>
+              <w:left w:val="none" w:sz="0" w:space="0" w:color="000000"/>
+              <w:right w:val="none" w:sz="0" w:space="0" w:color="000000"/>
+            </w:tcBorders>
+            <w:shd w:val="clear" w:color="auto" w:fill="FFFFFF"/>
+            <w:tcMar>
+              <w:top w:w="0" w:type="dxa"/>
+              <w:bottom w:w="0" w:type="dxa"/>
+              <w:left w:w="0" w:type="dxa"/>
+              <w:right w:w="0" w:type="dxa"/>
+            </w:tcMar>
+            <w:vAlign w:val="center"/>
+          </w:tcPr>
+          <w:p>
+            <w:pPr>
+              <w:pStyle w:val="Normal"/>
+              <w:jc w:val="center"/>
+              <w:pBdr>
+                <w:bottom w:val="none" w:sz="0" w:space="0" w:color="000000"/>
+                <w:top w:val="none" w:sz="0" w:space="0" w:color="000000"/>
+                <w:left w:val="none" w:sz="0" w:space="0" w:color="000000"/>
+                <w:right w:val="none" w:sz="0" w:space="0" w:color="000000"/>
+              </w:pBdr>
+              <w:spacing w:after="40" w:before="40" w:line="240"/>
+              <w:ind w:left="40" w:right="40" w:firstLine="0" w:firstLineChars="0"/>
+              <w:rPr>
+                <w:rFonts w:ascii="Arial" w:hAnsi="Arial" w:eastAsia="Arial" w:cs="Arial"/>
+                <w:i w:val="false"/>
+                <w:b w:val="false"/>
+                <w:u w:val="none"/>
+                <w:strike w:val="false"/>
+                <w:sz w:val="12"/>
+                <w:szCs w:val="12"/>
+                <w:color w:val="000000"/>
+              </w:rPr>
+            </w:pPr>
+            <w:r>
+              <w:rPr>
+                <w:rFonts w:ascii="Arial" w:hAnsi="Arial" w:eastAsia="Arial" w:cs="Arial"/>
+                <w:i w:val="false"/>
+                <w:b w:val="false"/>
+                <w:u w:val="none"/>
+                <w:strike w:val="false"/>
+                <w:sz w:val="12"/>
+                <w:szCs w:val="12"/>
+                <w:color w:val="000000"/>
+              </w:rPr>
+              <w:t xml:space="preserve">1 568 (23,1%)</w:t>
+            </w:r>
+          </w:p>
+        </w:tc>
+        <w:tc>
+          <w:tcPr>
+            <w:tcBorders>
+              <w:bottom w:val="none" w:sz="0" w:space="0" w:color="000000"/>
+              <w:top w:val="none" w:sz="0" w:space="0" w:color="000000"/>
+              <w:left w:val="none" w:sz="0" w:space="0" w:color="000000"/>
+              <w:right w:val="none" w:sz="0" w:space="0" w:color="000000"/>
+            </w:tcBorders>
+            <w:shd w:val="clear" w:color="auto" w:fill="FFFFFF"/>
+            <w:tcMar>
+              <w:top w:w="0" w:type="dxa"/>
+              <w:bottom w:w="0" w:type="dxa"/>
+              <w:left w:w="0" w:type="dxa"/>
+              <w:right w:w="0" w:type="dxa"/>
+            </w:tcMar>
+            <w:vAlign w:val="center"/>
+          </w:tcPr>
+          <w:p>
+            <w:pPr>
+              <w:pStyle w:val="Normal"/>
+              <w:jc w:val="center"/>
+              <w:pBdr>
+                <w:bottom w:val="none" w:sz="0" w:space="0" w:color="000000"/>
+                <w:top w:val="none" w:sz="0" w:space="0" w:color="000000"/>
+                <w:left w:val="none" w:sz="0" w:space="0" w:color="000000"/>
+                <w:right w:val="none" w:sz="0" w:space="0" w:color="000000"/>
+              </w:pBdr>
+              <w:spacing w:after="40" w:before="40" w:line="240"/>
+              <w:ind w:left="40" w:right="40" w:firstLine="0" w:firstLineChars="0"/>
+              <w:rPr>
+                <w:rFonts w:ascii="Arial" w:hAnsi="Arial" w:eastAsia="Arial" w:cs="Arial"/>
+                <w:i w:val="false"/>
+                <w:b w:val="false"/>
+                <w:u w:val="none"/>
+                <w:strike w:val="false"/>
+                <w:sz w:val="12"/>
+                <w:szCs w:val="12"/>
+                <w:color w:val="000000"/>
+              </w:rPr>
+            </w:pPr>
+            <w:r>
+              <w:rPr>
+                <w:rFonts w:ascii="Arial" w:hAnsi="Arial" w:eastAsia="Arial" w:cs="Arial"/>
+                <w:i w:val="false"/>
+                <w:b w:val="false"/>
+                <w:u w:val="none"/>
+                <w:strike w:val="false"/>
+                <w:sz w:val="12"/>
+                <w:szCs w:val="12"/>
+                <w:color w:val="000000"/>
+              </w:rPr>
+              <w:t xml:space="preserve">2 285 (22,0%)</w:t>
+            </w:r>
+          </w:p>
+        </w:tc>
+        <w:tc>
+          <w:tcPr>
+            <w:tcBorders>
+              <w:bottom w:val="none" w:sz="0" w:space="0" w:color="000000"/>
+              <w:top w:val="none" w:sz="0" w:space="0" w:color="000000"/>
+              <w:left w:val="none" w:sz="0" w:space="0" w:color="000000"/>
+              <w:right w:val="none" w:sz="0" w:space="0" w:color="000000"/>
+            </w:tcBorders>
+            <w:shd w:val="clear" w:color="auto" w:fill="FFFFFF"/>
+            <w:tcMar>
+              <w:top w:w="0" w:type="dxa"/>
+              <w:bottom w:w="0" w:type="dxa"/>
+              <w:left w:w="0" w:type="dxa"/>
+              <w:right w:w="0" w:type="dxa"/>
+            </w:tcMar>
+            <w:vAlign w:val="center"/>
+          </w:tcPr>
+          <w:p>
+            <w:pPr>
+              <w:pStyle w:val="Normal"/>
+              <w:jc w:val="center"/>
+              <w:pBdr>
+                <w:bottom w:val="none" w:sz="0" w:space="0" w:color="000000"/>
+                <w:top w:val="none" w:sz="0" w:space="0" w:color="000000"/>
+                <w:left w:val="none" w:sz="0" w:space="0" w:color="000000"/>
+                <w:right w:val="none" w:sz="0" w:space="0" w:color="000000"/>
+              </w:pBdr>
+              <w:spacing w:after="40" w:before="40" w:line="240"/>
+              <w:ind w:left="40" w:right="40" w:firstLine="0" w:firstLineChars="0"/>
+              <w:rPr>
+                <w:rFonts w:ascii="Arial" w:hAnsi="Arial" w:eastAsia="Arial" w:cs="Arial"/>
+                <w:i w:val="false"/>
+                <w:b w:val="false"/>
+                <w:u w:val="none"/>
+                <w:strike w:val="false"/>
+                <w:sz w:val="12"/>
+                <w:szCs w:val="12"/>
+                <w:color w:val="000000"/>
+              </w:rPr>
+            </w:pPr>
+            <w:r>
+              <w:rPr>
+                <w:rFonts w:ascii="Arial" w:hAnsi="Arial" w:eastAsia="Arial" w:cs="Arial"/>
+                <w:i w:val="false"/>
+                <w:b w:val="false"/>
+                <w:u w:val="none"/>
+                <w:strike w:val="false"/>
+                <w:sz w:val="12"/>
+                <w:szCs w:val="12"/>
+                <w:color w:val="000000"/>
+              </w:rPr>
+              <w:t xml:space="preserve">1 126 (26,4%)</w:t>
+            </w:r>
+          </w:p>
+        </w:tc>
+        <w:tc>
+          <w:tcPr>
+            <w:tcBorders>
+              <w:bottom w:val="none" w:sz="0" w:space="0" w:color="000000"/>
+              <w:top w:val="none" w:sz="0" w:space="0" w:color="000000"/>
+              <w:left w:val="none" w:sz="0" w:space="0" w:color="000000"/>
+              <w:right w:val="none" w:sz="0" w:space="0" w:color="000000"/>
+            </w:tcBorders>
+            <w:shd w:val="clear" w:color="auto" w:fill="FFFFFF"/>
+            <w:tcMar>
+              <w:top w:w="0" w:type="dxa"/>
+              <w:bottom w:w="0" w:type="dxa"/>
+              <w:left w:w="0" w:type="dxa"/>
+              <w:right w:w="0" w:type="dxa"/>
+            </w:tcMar>
+            <w:vAlign w:val="center"/>
+          </w:tcPr>
+          <w:p>
+            <w:pPr>
+              <w:pStyle w:val="Normal"/>
+              <w:jc w:val="center"/>
+              <w:pBdr>
+                <w:bottom w:val="none" w:sz="0" w:space="0" w:color="000000"/>
+                <w:top w:val="none" w:sz="0" w:space="0" w:color="000000"/>
+                <w:left w:val="none" w:sz="0" w:space="0" w:color="000000"/>
+                <w:right w:val="none" w:sz="0" w:space="0" w:color="000000"/>
+              </w:pBdr>
+              <w:spacing w:after="40" w:before="40" w:line="240"/>
+              <w:ind w:left="40" w:right="40" w:firstLine="0" w:firstLineChars="0"/>
+              <w:rPr>
+                <w:rFonts w:ascii="Arial" w:hAnsi="Arial" w:eastAsia="Arial" w:cs="Arial"/>
+                <w:i w:val="false"/>
+                <w:b w:val="false"/>
+                <w:u w:val="none"/>
+                <w:strike w:val="false"/>
+                <w:sz w:val="12"/>
+                <w:szCs w:val="12"/>
+                <w:color w:val="000000"/>
+              </w:rPr>
+            </w:pPr>
+            <w:r>
+              <w:rPr>
+                <w:rFonts w:ascii="Arial" w:hAnsi="Arial" w:eastAsia="Arial" w:cs="Arial"/>
+                <w:i w:val="false"/>
+                <w:b w:val="false"/>
+                <w:u w:val="none"/>
+                <w:strike w:val="false"/>
+                <w:sz w:val="12"/>
+                <w:szCs w:val="12"/>
+                <w:color w:val="000000"/>
+              </w:rPr>
+              <w:t xml:space="preserve">943 (25,5%)</w:t>
+            </w:r>
+          </w:p>
+        </w:tc>
+      </w:tr>
+    </w:tbl>
+    <w:p>
+      <w:pPr>
+        <w:jc w:val="left"/>
+        <w:pBdr>
+          <w:bottom w:val="none" w:sz="0" w:space="0" w:color="000000"/>
+          <w:top w:val="none" w:sz="0" w:space="0" w:color="000000"/>
+          <w:left w:val="none" w:sz="0" w:space="0" w:color="000000"/>
+          <w:right w:val="none" w:sz="0" w:space="0" w:color="000000"/>
+        </w:pBdr>
+        <w:spacing w:after="0" w:before="0" w:line="240"/>
+        <w:ind w:left="0" w:right="0" w:firstLine="0" w:firstLineChars="0"/>
+      </w:pPr>
+      <w:r>
+        <w:rPr>
+          <w:rFonts w:ascii="Arial" w:hAnsi="Arial" w:eastAsia="Arial" w:cs="Arial"/>
+          <w:i w:val="false"/>
+          <w:b w:val="true"/>
+          <w:u w:val="none"/>
+          <w:strike w:val="false"/>
+          <w:sz w:val="18"/>
+          <w:szCs w:val="18"/>
+          <w:color w:val="000000"/>
+        </w:rPr>
+        <w:t xml:space="preserve">Panel B. Número de datos faltantes por covariable.</w:t>
+      </w:r>
+    </w:p>
+    <w:tbl xmlns:a="http://schemas.openxmlformats.org/drawingml/2006/main" xmlns:pic="http://schemas.openxmlformats.org/drawingml/2006/picture">
+      <w:tblPr>
+        <w:tblLayout w:type="fixed"/>
+        <w:jc w:val="center"/>
+        <w:tblLook w:firstRow="1" w:lastRow="0" w:firstColumn="0" w:lastColumn="0" w:noHBand="0" w:noVBand="1"/>
+      </w:tblPr>
+      <w:tblGrid>
+        <w:gridCol w:w="1094"/>
+        <w:gridCol w:w="957"/>
+        <w:gridCol w:w="1224"/>
+        <w:gridCol w:w="1290"/>
+        <w:gridCol w:w="1444"/>
+        <w:gridCol w:w="1097"/>
+      </w:tblGrid>
+      <w:tr>
+        <w:trPr>
+          <w:trHeight w:val="234" w:hRule="auto"/>
+          <w:tblHeader/>
+        </w:trPr>
+        <w:tc>
+          <w:tcPr>
+            <w:tcBorders>
+              <w:bottom w:val="single" w:sz="8" w:space="0" w:color="000000"/>
+              <w:top w:val="none" w:sz="0" w:space="0" w:color="000000"/>
+              <w:left w:val="none" w:sz="0" w:space="0" w:color="000000"/>
+              <w:right w:val="none" w:sz="0" w:space="0" w:color="000000"/>
+            </w:tcBorders>
+            <w:shd w:val="clear" w:color="auto" w:fill="FFFFFF"/>
+            <w:tcMar>
+              <w:top w:w="0" w:type="dxa"/>
+              <w:bottom w:w="0" w:type="dxa"/>
+              <w:left w:w="0" w:type="dxa"/>
+              <w:right w:w="0" w:type="dxa"/>
+            </w:tcMar>
+            <w:vAlign w:val="center"/>
+          </w:tcPr>
+          <w:p>
+            <w:pPr>
+              <w:pStyle w:val="Normal"/>
+              <w:jc w:val="center"/>
+              <w:pBdr>
+                <w:bottom w:val="none" w:sz="0" w:space="0" w:color="000000"/>
+                <w:top w:val="none" w:sz="0" w:space="0" w:color="000000"/>
+                <w:left w:val="none" w:sz="0" w:space="0" w:color="000000"/>
+                <w:right w:val="none" w:sz="0" w:space="0" w:color="000000"/>
+              </w:pBdr>
+              <w:spacing w:after="40" w:before="40" w:line="240"/>
+              <w:ind w:left="40" w:right="40" w:firstLine="0" w:firstLineChars="0"/>
+              <w:rPr>
+                <w:rFonts w:ascii="Arial" w:hAnsi="Arial" w:eastAsia="Arial" w:cs="Arial"/>
+                <w:i w:val="false"/>
+                <w:b w:val="false"/>
+                <w:u w:val="none"/>
+                <w:strike w:val="false"/>
+                <w:sz w:val="12"/>
+                <w:szCs w:val="12"/>
+                <w:color w:val="000000"/>
+              </w:rPr>
+            </w:pPr>
+            <w:r>
+              <w:rPr>
+                <w:rFonts w:ascii="Arial" w:hAnsi="Arial" w:eastAsia="Arial" w:cs="Arial"/>
+                <w:i w:val="false"/>
+                <w:b w:val="false"/>
+                <w:u w:val="none"/>
+                <w:strike w:val="false"/>
+                <w:sz w:val="12"/>
+                <w:szCs w:val="12"/>
+                <w:color w:val="000000"/>
+              </w:rPr>
+              <w:t xml:space="preserve">Variable</w:t>
+            </w:r>
+          </w:p>
+        </w:tc>
+        <w:tc>
+          <w:tcPr>
+            <w:tcBorders>
+              <w:bottom w:val="single" w:sz="8" w:space="0" w:color="000000"/>
+              <w:top w:val="none" w:sz="0" w:space="0" w:color="000000"/>
+              <w:left w:val="none" w:sz="0" w:space="0" w:color="000000"/>
+              <w:right w:val="none" w:sz="0" w:space="0" w:color="000000"/>
+            </w:tcBorders>
+            <w:shd w:val="clear" w:color="auto" w:fill="FFFFFF"/>
+            <w:tcMar>
+              <w:top w:w="0" w:type="dxa"/>
+              <w:bottom w:w="0" w:type="dxa"/>
+              <w:left w:w="0" w:type="dxa"/>
+              <w:right w:w="0" w:type="dxa"/>
+            </w:tcMar>
+            <w:vAlign w:val="center"/>
+          </w:tcPr>
+          <w:p>
+            <w:pPr>
+              <w:pStyle w:val="Normal"/>
+              <w:jc w:val="center"/>
+              <w:pBdr>
+                <w:bottom w:val="none" w:sz="0" w:space="0" w:color="000000"/>
+                <w:top w:val="none" w:sz="0" w:space="0" w:color="000000"/>
+                <w:left w:val="none" w:sz="0" w:space="0" w:color="000000"/>
+                <w:right w:val="none" w:sz="0" w:space="0" w:color="000000"/>
+              </w:pBdr>
+              <w:spacing w:after="40" w:before="40" w:line="240"/>
+              <w:ind w:left="40" w:right="40" w:firstLine="0" w:firstLineChars="0"/>
+              <w:rPr>
+                <w:rFonts w:ascii="Arial" w:hAnsi="Arial" w:eastAsia="Arial" w:cs="Arial"/>
+                <w:i w:val="false"/>
+                <w:b w:val="false"/>
+                <w:u w:val="none"/>
+                <w:strike w:val="false"/>
+                <w:sz w:val="12"/>
+                <w:szCs w:val="12"/>
+                <w:color w:val="000000"/>
+              </w:rPr>
+            </w:pPr>
+            <w:r>
+              <w:rPr>
+                <w:rFonts w:ascii="Arial" w:hAnsi="Arial" w:eastAsia="Arial" w:cs="Arial"/>
+                <w:i w:val="false"/>
+                <w:b w:val="false"/>
+                <w:u w:val="none"/>
+                <w:strike w:val="false"/>
+                <w:sz w:val="12"/>
+                <w:szCs w:val="12"/>
+                <w:color w:val="000000"/>
+              </w:rPr>
+              <w:t xml:space="preserve">Total (n=25088)</w:t>
+            </w:r>
+          </w:p>
+        </w:tc>
+        <w:tc>
+          <w:tcPr>
+            <w:tcBorders>
+              <w:bottom w:val="single" w:sz="8" w:space="0" w:color="000000"/>
+              <w:top w:val="none" w:sz="0" w:space="0" w:color="000000"/>
+              <w:left w:val="none" w:sz="0" w:space="0" w:color="000000"/>
+              <w:right w:val="none" w:sz="0" w:space="0" w:color="000000"/>
+            </w:tcBorders>
+            <w:shd w:val="clear" w:color="auto" w:fill="FFFFFF"/>
+            <w:tcMar>
+              <w:top w:w="0" w:type="dxa"/>
+              <w:bottom w:w="0" w:type="dxa"/>
+              <w:left w:w="0" w:type="dxa"/>
+              <w:right w:w="0" w:type="dxa"/>
+            </w:tcMar>
+            <w:vAlign w:val="center"/>
+          </w:tcPr>
+          <w:p>
+            <w:pPr>
+              <w:pStyle w:val="Normal"/>
+              <w:jc w:val="center"/>
+              <w:pBdr>
+                <w:bottom w:val="none" w:sz="0" w:space="0" w:color="000000"/>
+                <w:top w:val="none" w:sz="0" w:space="0" w:color="000000"/>
+                <w:left w:val="none" w:sz="0" w:space="0" w:color="000000"/>
+                <w:right w:val="none" w:sz="0" w:space="0" w:color="000000"/>
+              </w:pBdr>
+              <w:spacing w:after="40" w:before="40" w:line="240"/>
+              <w:ind w:left="40" w:right="40" w:firstLine="0" w:firstLineChars="0"/>
+              <w:rPr>
+                <w:rFonts w:ascii="Arial" w:hAnsi="Arial" w:eastAsia="Arial" w:cs="Arial"/>
+                <w:i w:val="false"/>
+                <w:b w:val="false"/>
+                <w:u w:val="none"/>
+                <w:strike w:val="false"/>
+                <w:sz w:val="12"/>
+                <w:szCs w:val="12"/>
+                <w:color w:val="000000"/>
+              </w:rPr>
+            </w:pPr>
+            <w:r>
+              <w:rPr>
+                <w:rFonts w:ascii="Arial" w:hAnsi="Arial" w:eastAsia="Arial" w:cs="Arial"/>
+                <w:i w:val="false"/>
+                <w:b w:val="false"/>
+                <w:u w:val="none"/>
+                <w:strike w:val="false"/>
+                <w:sz w:val="12"/>
+                <w:szCs w:val="12"/>
+                <w:color w:val="000000"/>
+              </w:rPr>
+              <w:t xml:space="preserve">HTA (ESH) (n=7735)</w:t>
+            </w:r>
+          </w:p>
+        </w:tc>
+        <w:tc>
+          <w:tcPr>
+            <w:tcBorders>
+              <w:bottom w:val="single" w:sz="8" w:space="0" w:color="000000"/>
+              <w:top w:val="none" w:sz="0" w:space="0" w:color="000000"/>
+              <w:left w:val="none" w:sz="0" w:space="0" w:color="000000"/>
+              <w:right w:val="none" w:sz="0" w:space="0" w:color="000000"/>
+            </w:tcBorders>
+            <w:shd w:val="clear" w:color="auto" w:fill="FFFFFF"/>
+            <w:tcMar>
+              <w:top w:w="0" w:type="dxa"/>
+              <w:bottom w:w="0" w:type="dxa"/>
+              <w:left w:w="0" w:type="dxa"/>
+              <w:right w:w="0" w:type="dxa"/>
+            </w:tcMar>
+            <w:vAlign w:val="center"/>
+          </w:tcPr>
+          <w:p>
+            <w:pPr>
+              <w:pStyle w:val="Normal"/>
+              <w:jc w:val="center"/>
+              <w:pBdr>
+                <w:bottom w:val="none" w:sz="0" w:space="0" w:color="000000"/>
+                <w:top w:val="none" w:sz="0" w:space="0" w:color="000000"/>
+                <w:left w:val="none" w:sz="0" w:space="0" w:color="000000"/>
+                <w:right w:val="none" w:sz="0" w:space="0" w:color="000000"/>
+              </w:pBdr>
+              <w:spacing w:after="40" w:before="40" w:line="240"/>
+              <w:ind w:left="40" w:right="40" w:firstLine="0" w:firstLineChars="0"/>
+              <w:rPr>
+                <w:rFonts w:ascii="Arial" w:hAnsi="Arial" w:eastAsia="Arial" w:cs="Arial"/>
+                <w:i w:val="false"/>
+                <w:b w:val="false"/>
+                <w:u w:val="none"/>
+                <w:strike w:val="false"/>
+                <w:sz w:val="12"/>
+                <w:szCs w:val="12"/>
+                <w:color w:val="000000"/>
+              </w:rPr>
+            </w:pPr>
+            <w:r>
+              <w:rPr>
+                <w:rFonts w:ascii="Arial" w:hAnsi="Arial" w:eastAsia="Arial" w:cs="Arial"/>
+                <w:i w:val="false"/>
+                <w:b w:val="false"/>
+                <w:u w:val="none"/>
+                <w:strike w:val="false"/>
+                <w:sz w:val="12"/>
+                <w:szCs w:val="12"/>
+                <w:color w:val="000000"/>
+              </w:rPr>
+              <w:t xml:space="preserve">HTA (AHA) (n=11597)</w:t>
+            </w:r>
+          </w:p>
+        </w:tc>
+        <w:tc>
+          <w:tcPr>
+            <w:tcBorders>
+              <w:bottom w:val="single" w:sz="8" w:space="0" w:color="000000"/>
+              <w:top w:val="none" w:sz="0" w:space="0" w:color="000000"/>
+              <w:left w:val="none" w:sz="0" w:space="0" w:color="000000"/>
+              <w:right w:val="none" w:sz="0" w:space="0" w:color="000000"/>
+            </w:tcBorders>
+            <w:shd w:val="clear" w:color="auto" w:fill="FFFFFF"/>
+            <w:tcMar>
+              <w:top w:w="0" w:type="dxa"/>
+              <w:bottom w:w="0" w:type="dxa"/>
+              <w:left w:w="0" w:type="dxa"/>
+              <w:right w:w="0" w:type="dxa"/>
+            </w:tcMar>
+            <w:vAlign w:val="center"/>
+          </w:tcPr>
+          <w:p>
+            <w:pPr>
+              <w:pStyle w:val="Normal"/>
+              <w:jc w:val="center"/>
+              <w:pBdr>
+                <w:bottom w:val="none" w:sz="0" w:space="0" w:color="000000"/>
+                <w:top w:val="none" w:sz="0" w:space="0" w:color="000000"/>
+                <w:left w:val="none" w:sz="0" w:space="0" w:color="000000"/>
+                <w:right w:val="none" w:sz="0" w:space="0" w:color="000000"/>
+              </w:pBdr>
+              <w:spacing w:after="40" w:before="40" w:line="240"/>
+              <w:ind w:left="40" w:right="40" w:firstLine="0" w:firstLineChars="0"/>
+              <w:rPr>
+                <w:rFonts w:ascii="Arial" w:hAnsi="Arial" w:eastAsia="Arial" w:cs="Arial"/>
+                <w:i w:val="false"/>
+                <w:b w:val="false"/>
+                <w:u w:val="none"/>
+                <w:strike w:val="false"/>
+                <w:sz w:val="12"/>
+                <w:szCs w:val="12"/>
+                <w:color w:val="000000"/>
+              </w:rPr>
+            </w:pPr>
+            <w:r>
+              <w:rPr>
+                <w:rFonts w:ascii="Arial" w:hAnsi="Arial" w:eastAsia="Arial" w:cs="Arial"/>
+                <w:i w:val="false"/>
+                <w:b w:val="false"/>
+                <w:u w:val="none"/>
+                <w:strike w:val="false"/>
+                <w:sz w:val="12"/>
+                <w:szCs w:val="12"/>
+                <w:color w:val="000000"/>
+              </w:rPr>
+              <w:t xml:space="preserve">Diagnosticados (n=5203)</w:t>
+            </w:r>
+          </w:p>
+        </w:tc>
+        <w:tc>
+          <w:tcPr>
+            <w:tcBorders>
+              <w:bottom w:val="single" w:sz="8" w:space="0" w:color="000000"/>
+              <w:top w:val="none" w:sz="0" w:space="0" w:color="000000"/>
+              <w:left w:val="none" w:sz="0" w:space="0" w:color="000000"/>
+              <w:right w:val="none" w:sz="0" w:space="0" w:color="000000"/>
+            </w:tcBorders>
+            <w:shd w:val="clear" w:color="auto" w:fill="FFFFFF"/>
+            <w:tcMar>
+              <w:top w:w="0" w:type="dxa"/>
+              <w:bottom w:w="0" w:type="dxa"/>
+              <w:left w:w="0" w:type="dxa"/>
+              <w:right w:w="0" w:type="dxa"/>
+            </w:tcMar>
+            <w:vAlign w:val="center"/>
+          </w:tcPr>
+          <w:p>
+            <w:pPr>
+              <w:pStyle w:val="Normal"/>
+              <w:jc w:val="center"/>
+              <w:pBdr>
+                <w:bottom w:val="none" w:sz="0" w:space="0" w:color="000000"/>
+                <w:top w:val="none" w:sz="0" w:space="0" w:color="000000"/>
+                <w:left w:val="none" w:sz="0" w:space="0" w:color="000000"/>
+                <w:right w:val="none" w:sz="0" w:space="0" w:color="000000"/>
+              </w:pBdr>
+              <w:spacing w:after="40" w:before="40" w:line="240"/>
+              <w:ind w:left="40" w:right="40" w:firstLine="0" w:firstLineChars="0"/>
+              <w:rPr>
+                <w:rFonts w:ascii="Arial" w:hAnsi="Arial" w:eastAsia="Arial" w:cs="Arial"/>
+                <w:i w:val="false"/>
+                <w:b w:val="false"/>
+                <w:u w:val="none"/>
+                <w:strike w:val="false"/>
+                <w:sz w:val="12"/>
+                <w:szCs w:val="12"/>
+                <w:color w:val="000000"/>
+              </w:rPr>
+            </w:pPr>
+            <w:r>
+              <w:rPr>
+                <w:rFonts w:ascii="Arial" w:hAnsi="Arial" w:eastAsia="Arial" w:cs="Arial"/>
+                <w:i w:val="false"/>
+                <w:b w:val="false"/>
+                <w:u w:val="none"/>
+                <w:strike w:val="false"/>
+                <w:sz w:val="12"/>
+                <w:szCs w:val="12"/>
+                <w:color w:val="000000"/>
+              </w:rPr>
+              <w:t xml:space="preserve">Tratados (n=4388)</w:t>
+            </w:r>
+          </w:p>
+        </w:tc>
+      </w:tr>
+      <w:tr>
+        <w:trPr>
+          <w:trHeight w:val="224" w:hRule="auto"/>
+        </w:trPr>
+        <w:tc>
+          <w:tcPr>
+            <w:tcBorders>
+              <w:bottom w:val="none" w:sz="0" w:space="0" w:color="000000"/>
+              <w:top w:val="single" w:sz="8" w:space="0" w:color="000000"/>
+              <w:left w:val="none" w:sz="0" w:space="0" w:color="000000"/>
+              <w:right w:val="none" w:sz="0" w:space="0" w:color="000000"/>
+            </w:tcBorders>
+            <w:shd w:val="clear" w:color="auto" w:fill="FFFFFF"/>
+            <w:tcMar>
+              <w:top w:w="0" w:type="dxa"/>
+              <w:bottom w:w="0" w:type="dxa"/>
+              <w:left w:w="0" w:type="dxa"/>
+              <w:right w:w="0" w:type="dxa"/>
+            </w:tcMar>
+            <w:vAlign w:val="center"/>
+          </w:tcPr>
+          <w:p>
+            <w:pPr>
+              <w:pStyle w:val="Normal"/>
+              <w:jc w:val="center"/>
+              <w:pBdr>
+                <w:bottom w:val="none" w:sz="0" w:space="0" w:color="000000"/>
+                <w:top w:val="none" w:sz="0" w:space="0" w:color="000000"/>
+                <w:left w:val="none" w:sz="0" w:space="0" w:color="000000"/>
+                <w:right w:val="none" w:sz="0" w:space="0" w:color="000000"/>
+              </w:pBdr>
+              <w:spacing w:after="40" w:before="40" w:line="240"/>
+              <w:ind w:left="40" w:right="40" w:firstLine="0" w:firstLineChars="0"/>
+              <w:rPr>
+                <w:rFonts w:ascii="Arial" w:hAnsi="Arial" w:eastAsia="Arial" w:cs="Arial"/>
+                <w:i w:val="false"/>
+                <w:b w:val="false"/>
+                <w:u w:val="none"/>
+                <w:strike w:val="false"/>
+                <w:sz w:val="12"/>
+                <w:szCs w:val="12"/>
+                <w:color w:val="000000"/>
+              </w:rPr>
+            </w:pPr>
+            <w:r>
+              <w:rPr>
+                <w:rFonts w:ascii="Arial" w:hAnsi="Arial" w:eastAsia="Arial" w:cs="Arial"/>
+                <w:i w:val="false"/>
+                <w:b w:val="false"/>
+                <w:u w:val="none"/>
+                <w:strike w:val="false"/>
+                <w:sz w:val="12"/>
+                <w:szCs w:val="12"/>
+                <w:color w:val="000000"/>
+              </w:rPr>
+              <w:t xml:space="preserve">Edad</w:t>
+            </w:r>
+          </w:p>
+        </w:tc>
+        <w:tc>
+          <w:tcPr>
+            <w:tcBorders>
+              <w:bottom w:val="none" w:sz="0" w:space="0" w:color="000000"/>
+              <w:top w:val="single" w:sz="8" w:space="0" w:color="000000"/>
+              <w:left w:val="none" w:sz="0" w:space="0" w:color="000000"/>
+              <w:right w:val="none" w:sz="0" w:space="0" w:color="000000"/>
+            </w:tcBorders>
+            <w:shd w:val="clear" w:color="auto" w:fill="FFFFFF"/>
+            <w:tcMar>
+              <w:top w:w="0" w:type="dxa"/>
+              <w:bottom w:w="0" w:type="dxa"/>
+              <w:left w:w="0" w:type="dxa"/>
+              <w:right w:w="0" w:type="dxa"/>
+            </w:tcMar>
+            <w:vAlign w:val="center"/>
+          </w:tcPr>
+          <w:p>
+            <w:pPr>
+              <w:pStyle w:val="Normal"/>
+              <w:jc w:val="center"/>
+              <w:pBdr>
+                <w:bottom w:val="none" w:sz="0" w:space="0" w:color="000000"/>
+                <w:top w:val="none" w:sz="0" w:space="0" w:color="000000"/>
+                <w:left w:val="none" w:sz="0" w:space="0" w:color="000000"/>
+                <w:right w:val="none" w:sz="0" w:space="0" w:color="000000"/>
+              </w:pBdr>
+              <w:spacing w:after="40" w:before="40" w:line="240"/>
+              <w:ind w:left="40" w:right="40" w:firstLine="0" w:firstLineChars="0"/>
+              <w:rPr>
+                <w:rFonts w:ascii="Arial" w:hAnsi="Arial" w:eastAsia="Arial" w:cs="Arial"/>
+                <w:i w:val="false"/>
+                <w:b w:val="false"/>
+                <w:u w:val="none"/>
+                <w:strike w:val="false"/>
+                <w:sz w:val="12"/>
+                <w:szCs w:val="12"/>
+                <w:color w:val="000000"/>
+              </w:rPr>
+            </w:pPr>
+            <w:r>
+              <w:rPr>
+                <w:rFonts w:ascii="Arial" w:hAnsi="Arial" w:eastAsia="Arial" w:cs="Arial"/>
+                <w:i w:val="false"/>
+                <w:b w:val="false"/>
+                <w:u w:val="none"/>
+                <w:strike w:val="false"/>
+                <w:sz w:val="12"/>
+                <w:szCs w:val="12"/>
+                <w:color w:val="000000"/>
+              </w:rPr>
+              <w:t xml:space="preserve">0</w:t>
+            </w:r>
+          </w:p>
+        </w:tc>
+        <w:tc>
+          <w:tcPr>
+            <w:tcBorders>
+              <w:bottom w:val="none" w:sz="0" w:space="0" w:color="000000"/>
+              <w:top w:val="single" w:sz="8" w:space="0" w:color="000000"/>
+              <w:left w:val="none" w:sz="0" w:space="0" w:color="000000"/>
+              <w:right w:val="none" w:sz="0" w:space="0" w:color="000000"/>
+            </w:tcBorders>
+            <w:shd w:val="clear" w:color="auto" w:fill="FFFFFF"/>
+            <w:tcMar>
+              <w:top w:w="0" w:type="dxa"/>
+              <w:bottom w:w="0" w:type="dxa"/>
+              <w:left w:w="0" w:type="dxa"/>
+              <w:right w:w="0" w:type="dxa"/>
+            </w:tcMar>
+            <w:vAlign w:val="center"/>
+          </w:tcPr>
+          <w:p>
+            <w:pPr>
+              <w:pStyle w:val="Normal"/>
+              <w:jc w:val="center"/>
+              <w:pBdr>
+                <w:bottom w:val="none" w:sz="0" w:space="0" w:color="000000"/>
+                <w:top w:val="none" w:sz="0" w:space="0" w:color="000000"/>
+                <w:left w:val="none" w:sz="0" w:space="0" w:color="000000"/>
+                <w:right w:val="none" w:sz="0" w:space="0" w:color="000000"/>
+              </w:pBdr>
+              <w:spacing w:after="40" w:before="40" w:line="240"/>
+              <w:ind w:left="40" w:right="40" w:firstLine="0" w:firstLineChars="0"/>
+              <w:rPr>
+                <w:rFonts w:ascii="Arial" w:hAnsi="Arial" w:eastAsia="Arial" w:cs="Arial"/>
+                <w:i w:val="false"/>
+                <w:b w:val="false"/>
+                <w:u w:val="none"/>
+                <w:strike w:val="false"/>
+                <w:sz w:val="12"/>
+                <w:szCs w:val="12"/>
+                <w:color w:val="000000"/>
+              </w:rPr>
+            </w:pPr>
+            <w:r>
+              <w:rPr>
+                <w:rFonts w:ascii="Arial" w:hAnsi="Arial" w:eastAsia="Arial" w:cs="Arial"/>
+                <w:i w:val="false"/>
+                <w:b w:val="false"/>
+                <w:u w:val="none"/>
+                <w:strike w:val="false"/>
+                <w:sz w:val="12"/>
+                <w:szCs w:val="12"/>
+                <w:color w:val="000000"/>
+              </w:rPr>
+              <w:t xml:space="preserve">0</w:t>
+            </w:r>
+          </w:p>
+        </w:tc>
+        <w:tc>
+          <w:tcPr>
+            <w:tcBorders>
+              <w:bottom w:val="none" w:sz="0" w:space="0" w:color="000000"/>
+              <w:top w:val="single" w:sz="8" w:space="0" w:color="000000"/>
+              <w:left w:val="none" w:sz="0" w:space="0" w:color="000000"/>
+              <w:right w:val="none" w:sz="0" w:space="0" w:color="000000"/>
+            </w:tcBorders>
+            <w:shd w:val="clear" w:color="auto" w:fill="FFFFFF"/>
+            <w:tcMar>
+              <w:top w:w="0" w:type="dxa"/>
+              <w:bottom w:w="0" w:type="dxa"/>
+              <w:left w:w="0" w:type="dxa"/>
+              <w:right w:w="0" w:type="dxa"/>
+            </w:tcMar>
+            <w:vAlign w:val="center"/>
+          </w:tcPr>
+          <w:p>
+            <w:pPr>
+              <w:pStyle w:val="Normal"/>
+              <w:jc w:val="center"/>
+              <w:pBdr>
+                <w:bottom w:val="none" w:sz="0" w:space="0" w:color="000000"/>
+                <w:top w:val="none" w:sz="0" w:space="0" w:color="000000"/>
+                <w:left w:val="none" w:sz="0" w:space="0" w:color="000000"/>
+                <w:right w:val="none" w:sz="0" w:space="0" w:color="000000"/>
+              </w:pBdr>
+              <w:spacing w:after="40" w:before="40" w:line="240"/>
+              <w:ind w:left="40" w:right="40" w:firstLine="0" w:firstLineChars="0"/>
+              <w:rPr>
+                <w:rFonts w:ascii="Arial" w:hAnsi="Arial" w:eastAsia="Arial" w:cs="Arial"/>
+                <w:i w:val="false"/>
+                <w:b w:val="false"/>
+                <w:u w:val="none"/>
+                <w:strike w:val="false"/>
+                <w:sz w:val="12"/>
+                <w:szCs w:val="12"/>
+                <w:color w:val="000000"/>
+              </w:rPr>
+            </w:pPr>
+            <w:r>
+              <w:rPr>
+                <w:rFonts w:ascii="Arial" w:hAnsi="Arial" w:eastAsia="Arial" w:cs="Arial"/>
+                <w:i w:val="false"/>
+                <w:b w:val="false"/>
+                <w:u w:val="none"/>
+                <w:strike w:val="false"/>
+                <w:sz w:val="12"/>
+                <w:szCs w:val="12"/>
+                <w:color w:val="000000"/>
+              </w:rPr>
+              <w:t xml:space="preserve">0</w:t>
+            </w:r>
+          </w:p>
+        </w:tc>
+        <w:tc>
+          <w:tcPr>
+            <w:tcBorders>
+              <w:bottom w:val="none" w:sz="0" w:space="0" w:color="000000"/>
+              <w:top w:val="single" w:sz="8" w:space="0" w:color="000000"/>
+              <w:left w:val="none" w:sz="0" w:space="0" w:color="000000"/>
+              <w:right w:val="none" w:sz="0" w:space="0" w:color="000000"/>
+            </w:tcBorders>
+            <w:shd w:val="clear" w:color="auto" w:fill="FFFFFF"/>
+            <w:tcMar>
+              <w:top w:w="0" w:type="dxa"/>
+              <w:bottom w:w="0" w:type="dxa"/>
+              <w:left w:w="0" w:type="dxa"/>
+              <w:right w:w="0" w:type="dxa"/>
+            </w:tcMar>
+            <w:vAlign w:val="center"/>
+          </w:tcPr>
+          <w:p>
+            <w:pPr>
+              <w:pStyle w:val="Normal"/>
+              <w:jc w:val="center"/>
+              <w:pBdr>
+                <w:bottom w:val="none" w:sz="0" w:space="0" w:color="000000"/>
+                <w:top w:val="none" w:sz="0" w:space="0" w:color="000000"/>
+                <w:left w:val="none" w:sz="0" w:space="0" w:color="000000"/>
+                <w:right w:val="none" w:sz="0" w:space="0" w:color="000000"/>
+              </w:pBdr>
+              <w:spacing w:after="40" w:before="40" w:line="240"/>
+              <w:ind w:left="40" w:right="40" w:firstLine="0" w:firstLineChars="0"/>
+              <w:rPr>
+                <w:rFonts w:ascii="Arial" w:hAnsi="Arial" w:eastAsia="Arial" w:cs="Arial"/>
+                <w:i w:val="false"/>
+                <w:b w:val="false"/>
+                <w:u w:val="none"/>
+                <w:strike w:val="false"/>
+                <w:sz w:val="12"/>
+                <w:szCs w:val="12"/>
+                <w:color w:val="000000"/>
+              </w:rPr>
+            </w:pPr>
+            <w:r>
+              <w:rPr>
+                <w:rFonts w:ascii="Arial" w:hAnsi="Arial" w:eastAsia="Arial" w:cs="Arial"/>
+                <w:i w:val="false"/>
+                <w:b w:val="false"/>
+                <w:u w:val="none"/>
+                <w:strike w:val="false"/>
+                <w:sz w:val="12"/>
+                <w:szCs w:val="12"/>
+                <w:color w:val="000000"/>
+              </w:rPr>
+              <w:t xml:space="preserve">0</w:t>
+            </w:r>
+          </w:p>
+        </w:tc>
+        <w:tc>
+          <w:tcPr>
+            <w:tcBorders>
+              <w:bottom w:val="none" w:sz="0" w:space="0" w:color="000000"/>
+              <w:top w:val="single" w:sz="8" w:space="0" w:color="000000"/>
+              <w:left w:val="none" w:sz="0" w:space="0" w:color="000000"/>
+              <w:right w:val="none" w:sz="0" w:space="0" w:color="000000"/>
+            </w:tcBorders>
+            <w:shd w:val="clear" w:color="auto" w:fill="FFFFFF"/>
+            <w:tcMar>
+              <w:top w:w="0" w:type="dxa"/>
+              <w:bottom w:w="0" w:type="dxa"/>
+              <w:left w:w="0" w:type="dxa"/>
+              <w:right w:w="0" w:type="dxa"/>
+            </w:tcMar>
+            <w:vAlign w:val="center"/>
+          </w:tcPr>
+          <w:p>
+            <w:pPr>
+              <w:pStyle w:val="Normal"/>
+              <w:jc w:val="center"/>
+              <w:pBdr>
+                <w:bottom w:val="none" w:sz="0" w:space="0" w:color="000000"/>
+                <w:top w:val="none" w:sz="0" w:space="0" w:color="000000"/>
+                <w:left w:val="none" w:sz="0" w:space="0" w:color="000000"/>
+                <w:right w:val="none" w:sz="0" w:space="0" w:color="000000"/>
+              </w:pBdr>
+              <w:spacing w:after="40" w:before="40" w:line="240"/>
+              <w:ind w:left="40" w:right="40" w:firstLine="0" w:firstLineChars="0"/>
+              <w:rPr>
+                <w:rFonts w:ascii="Arial" w:hAnsi="Arial" w:eastAsia="Arial" w:cs="Arial"/>
+                <w:i w:val="false"/>
+                <w:b w:val="false"/>
+                <w:u w:val="none"/>
+                <w:strike w:val="false"/>
+                <w:sz w:val="12"/>
+                <w:szCs w:val="12"/>
+                <w:color w:val="000000"/>
+              </w:rPr>
+            </w:pPr>
+            <w:r>
+              <w:rPr>
+                <w:rFonts w:ascii="Arial" w:hAnsi="Arial" w:eastAsia="Arial" w:cs="Arial"/>
+                <w:i w:val="false"/>
+                <w:b w:val="false"/>
+                <w:u w:val="none"/>
+                <w:strike w:val="false"/>
+                <w:sz w:val="12"/>
+                <w:szCs w:val="12"/>
+                <w:color w:val="000000"/>
+              </w:rPr>
+              <w:t xml:space="preserve">0</w:t>
+            </w:r>
+          </w:p>
+        </w:tc>
+      </w:tr>
+      <w:tr>
+        <w:trPr>
+          <w:trHeight w:val="224" w:hRule="auto"/>
+        </w:trPr>
+        <w:tc>
+          <w:tcPr>
+            <w:tcBorders>
+              <w:bottom w:val="none" w:sz="0" w:space="0" w:color="000000"/>
+              <w:top w:val="none" w:sz="0" w:space="0" w:color="000000"/>
+              <w:left w:val="none" w:sz="0" w:space="0" w:color="000000"/>
+              <w:right w:val="none" w:sz="0" w:space="0" w:color="000000"/>
+            </w:tcBorders>
+            <w:shd w:val="clear" w:color="auto" w:fill="FFFFFF"/>
+            <w:tcMar>
+              <w:top w:w="0" w:type="dxa"/>
+              <w:bottom w:w="0" w:type="dxa"/>
+              <w:left w:w="0" w:type="dxa"/>
+              <w:right w:w="0" w:type="dxa"/>
+            </w:tcMar>
+            <w:vAlign w:val="center"/>
+          </w:tcPr>
+          <w:p>
+            <w:pPr>
+              <w:pStyle w:val="Normal"/>
+              <w:jc w:val="center"/>
+              <w:pBdr>
+                <w:bottom w:val="none" w:sz="0" w:space="0" w:color="000000"/>
+                <w:top w:val="none" w:sz="0" w:space="0" w:color="000000"/>
+                <w:left w:val="none" w:sz="0" w:space="0" w:color="000000"/>
+                <w:right w:val="none" w:sz="0" w:space="0" w:color="000000"/>
+              </w:pBdr>
+              <w:spacing w:after="40" w:before="40" w:line="240"/>
+              <w:ind w:left="40" w:right="40" w:firstLine="0" w:firstLineChars="0"/>
+              <w:rPr>
+                <w:rFonts w:ascii="Arial" w:hAnsi="Arial" w:eastAsia="Arial" w:cs="Arial"/>
+                <w:i w:val="false"/>
+                <w:b w:val="false"/>
+                <w:u w:val="none"/>
+                <w:strike w:val="false"/>
+                <w:sz w:val="12"/>
+                <w:szCs w:val="12"/>
+                <w:color w:val="000000"/>
+              </w:rPr>
+            </w:pPr>
+            <w:r>
+              <w:rPr>
+                <w:rFonts w:ascii="Arial" w:hAnsi="Arial" w:eastAsia="Arial" w:cs="Arial"/>
+                <w:i w:val="false"/>
+                <w:b w:val="false"/>
+                <w:u w:val="none"/>
+                <w:strike w:val="false"/>
+                <w:sz w:val="12"/>
+                <w:szCs w:val="12"/>
+                <w:color w:val="000000"/>
+              </w:rPr>
+              <w:t xml:space="preserve">Sexo</w:t>
+            </w:r>
+          </w:p>
+        </w:tc>
+        <w:tc>
+          <w:tcPr>
+            <w:tcBorders>
+              <w:bottom w:val="none" w:sz="0" w:space="0" w:color="000000"/>
+              <w:top w:val="none" w:sz="0" w:space="0" w:color="000000"/>
+              <w:left w:val="none" w:sz="0" w:space="0" w:color="000000"/>
+              <w:right w:val="none" w:sz="0" w:space="0" w:color="000000"/>
+            </w:tcBorders>
+            <w:shd w:val="clear" w:color="auto" w:fill="FFFFFF"/>
+            <w:tcMar>
+              <w:top w:w="0" w:type="dxa"/>
+              <w:bottom w:w="0" w:type="dxa"/>
+              <w:left w:w="0" w:type="dxa"/>
+              <w:right w:w="0" w:type="dxa"/>
+            </w:tcMar>
+            <w:vAlign w:val="center"/>
+          </w:tcPr>
+          <w:p>
+            <w:pPr>
+              <w:pStyle w:val="Normal"/>
+              <w:jc w:val="center"/>
+              <w:pBdr>
+                <w:bottom w:val="none" w:sz="0" w:space="0" w:color="000000"/>
+                <w:top w:val="none" w:sz="0" w:space="0" w:color="000000"/>
+                <w:left w:val="none" w:sz="0" w:space="0" w:color="000000"/>
+                <w:right w:val="none" w:sz="0" w:space="0" w:color="000000"/>
+              </w:pBdr>
+              <w:spacing w:after="40" w:before="40" w:line="240"/>
+              <w:ind w:left="40" w:right="40" w:firstLine="0" w:firstLineChars="0"/>
+              <w:rPr>
+                <w:rFonts w:ascii="Arial" w:hAnsi="Arial" w:eastAsia="Arial" w:cs="Arial"/>
+                <w:i w:val="false"/>
+                <w:b w:val="false"/>
+                <w:u w:val="none"/>
+                <w:strike w:val="false"/>
+                <w:sz w:val="12"/>
+                <w:szCs w:val="12"/>
+                <w:color w:val="000000"/>
+              </w:rPr>
+            </w:pPr>
+            <w:r>
+              <w:rPr>
+                <w:rFonts w:ascii="Arial" w:hAnsi="Arial" w:eastAsia="Arial" w:cs="Arial"/>
+                <w:i w:val="false"/>
+                <w:b w:val="false"/>
+                <w:u w:val="none"/>
+                <w:strike w:val="false"/>
+                <w:sz w:val="12"/>
+                <w:szCs w:val="12"/>
+                <w:color w:val="000000"/>
+              </w:rPr>
+              <w:t xml:space="preserve">0</w:t>
+            </w:r>
+          </w:p>
+        </w:tc>
+        <w:tc>
+          <w:tcPr>
+            <w:tcBorders>
+              <w:bottom w:val="none" w:sz="0" w:space="0" w:color="000000"/>
+              <w:top w:val="none" w:sz="0" w:space="0" w:color="000000"/>
+              <w:left w:val="none" w:sz="0" w:space="0" w:color="000000"/>
+              <w:right w:val="none" w:sz="0" w:space="0" w:color="000000"/>
+            </w:tcBorders>
+            <w:shd w:val="clear" w:color="auto" w:fill="FFFFFF"/>
+            <w:tcMar>
+              <w:top w:w="0" w:type="dxa"/>
+              <w:bottom w:w="0" w:type="dxa"/>
+              <w:left w:w="0" w:type="dxa"/>
+              <w:right w:w="0" w:type="dxa"/>
+            </w:tcMar>
+            <w:vAlign w:val="center"/>
+          </w:tcPr>
+          <w:p>
+            <w:pPr>
+              <w:pStyle w:val="Normal"/>
+              <w:jc w:val="center"/>
+              <w:pBdr>
+                <w:bottom w:val="none" w:sz="0" w:space="0" w:color="000000"/>
+                <w:top w:val="none" w:sz="0" w:space="0" w:color="000000"/>
+                <w:left w:val="none" w:sz="0" w:space="0" w:color="000000"/>
+                <w:right w:val="none" w:sz="0" w:space="0" w:color="000000"/>
+              </w:pBdr>
+              <w:spacing w:after="40" w:before="40" w:line="240"/>
+              <w:ind w:left="40" w:right="40" w:firstLine="0" w:firstLineChars="0"/>
+              <w:rPr>
+                <w:rFonts w:ascii="Arial" w:hAnsi="Arial" w:eastAsia="Arial" w:cs="Arial"/>
+                <w:i w:val="false"/>
+                <w:b w:val="false"/>
+                <w:u w:val="none"/>
+                <w:strike w:val="false"/>
+                <w:sz w:val="12"/>
+                <w:szCs w:val="12"/>
+                <w:color w:val="000000"/>
+              </w:rPr>
+            </w:pPr>
+            <w:r>
+              <w:rPr>
+                <w:rFonts w:ascii="Arial" w:hAnsi="Arial" w:eastAsia="Arial" w:cs="Arial"/>
+                <w:i w:val="false"/>
+                <w:b w:val="false"/>
+                <w:u w:val="none"/>
+                <w:strike w:val="false"/>
+                <w:sz w:val="12"/>
+                <w:szCs w:val="12"/>
+                <w:color w:val="000000"/>
+              </w:rPr>
+              <w:t xml:space="preserve">0</w:t>
+            </w:r>
+          </w:p>
+        </w:tc>
+        <w:tc>
+          <w:tcPr>
+            <w:tcBorders>
+              <w:bottom w:val="none" w:sz="0" w:space="0" w:color="000000"/>
+              <w:top w:val="none" w:sz="0" w:space="0" w:color="000000"/>
+              <w:left w:val="none" w:sz="0" w:space="0" w:color="000000"/>
+              <w:right w:val="none" w:sz="0" w:space="0" w:color="000000"/>
+            </w:tcBorders>
+            <w:shd w:val="clear" w:color="auto" w:fill="FFFFFF"/>
+            <w:tcMar>
+              <w:top w:w="0" w:type="dxa"/>
+              <w:bottom w:w="0" w:type="dxa"/>
+              <w:left w:w="0" w:type="dxa"/>
+              <w:right w:w="0" w:type="dxa"/>
+            </w:tcMar>
+            <w:vAlign w:val="center"/>
+          </w:tcPr>
+          <w:p>
+            <w:pPr>
+              <w:pStyle w:val="Normal"/>
+              <w:jc w:val="center"/>
+              <w:pBdr>
+                <w:bottom w:val="none" w:sz="0" w:space="0" w:color="000000"/>
+                <w:top w:val="none" w:sz="0" w:space="0" w:color="000000"/>
+                <w:left w:val="none" w:sz="0" w:space="0" w:color="000000"/>
+                <w:right w:val="none" w:sz="0" w:space="0" w:color="000000"/>
+              </w:pBdr>
+              <w:spacing w:after="40" w:before="40" w:line="240"/>
+              <w:ind w:left="40" w:right="40" w:firstLine="0" w:firstLineChars="0"/>
+              <w:rPr>
+                <w:rFonts w:ascii="Arial" w:hAnsi="Arial" w:eastAsia="Arial" w:cs="Arial"/>
+                <w:i w:val="false"/>
+                <w:b w:val="false"/>
+                <w:u w:val="none"/>
+                <w:strike w:val="false"/>
+                <w:sz w:val="12"/>
+                <w:szCs w:val="12"/>
+                <w:color w:val="000000"/>
+              </w:rPr>
+            </w:pPr>
+            <w:r>
+              <w:rPr>
+                <w:rFonts w:ascii="Arial" w:hAnsi="Arial" w:eastAsia="Arial" w:cs="Arial"/>
+                <w:i w:val="false"/>
+                <w:b w:val="false"/>
+                <w:u w:val="none"/>
+                <w:strike w:val="false"/>
+                <w:sz w:val="12"/>
+                <w:szCs w:val="12"/>
+                <w:color w:val="000000"/>
+              </w:rPr>
+              <w:t xml:space="preserve">0</w:t>
+            </w:r>
+          </w:p>
+        </w:tc>
+        <w:tc>
+          <w:tcPr>
+            <w:tcBorders>
+              <w:bottom w:val="none" w:sz="0" w:space="0" w:color="000000"/>
+              <w:top w:val="none" w:sz="0" w:space="0" w:color="000000"/>
+              <w:left w:val="none" w:sz="0" w:space="0" w:color="000000"/>
+              <w:right w:val="none" w:sz="0" w:space="0" w:color="000000"/>
+            </w:tcBorders>
+            <w:shd w:val="clear" w:color="auto" w:fill="FFFFFF"/>
+            <w:tcMar>
+              <w:top w:w="0" w:type="dxa"/>
+              <w:bottom w:w="0" w:type="dxa"/>
+              <w:left w:w="0" w:type="dxa"/>
+              <w:right w:w="0" w:type="dxa"/>
+            </w:tcMar>
+            <w:vAlign w:val="center"/>
+          </w:tcPr>
+          <w:p>
+            <w:pPr>
+              <w:pStyle w:val="Normal"/>
+              <w:jc w:val="center"/>
+              <w:pBdr>
+                <w:bottom w:val="none" w:sz="0" w:space="0" w:color="000000"/>
+                <w:top w:val="none" w:sz="0" w:space="0" w:color="000000"/>
+                <w:left w:val="none" w:sz="0" w:space="0" w:color="000000"/>
+                <w:right w:val="none" w:sz="0" w:space="0" w:color="000000"/>
+              </w:pBdr>
+              <w:spacing w:after="40" w:before="40" w:line="240"/>
+              <w:ind w:left="40" w:right="40" w:firstLine="0" w:firstLineChars="0"/>
+              <w:rPr>
+                <w:rFonts w:ascii="Arial" w:hAnsi="Arial" w:eastAsia="Arial" w:cs="Arial"/>
+                <w:i w:val="false"/>
+                <w:b w:val="false"/>
+                <w:u w:val="none"/>
+                <w:strike w:val="false"/>
+                <w:sz w:val="12"/>
+                <w:szCs w:val="12"/>
+                <w:color w:val="000000"/>
+              </w:rPr>
+            </w:pPr>
+            <w:r>
+              <w:rPr>
+                <w:rFonts w:ascii="Arial" w:hAnsi="Arial" w:eastAsia="Arial" w:cs="Arial"/>
+                <w:i w:val="false"/>
+                <w:b w:val="false"/>
+                <w:u w:val="none"/>
+                <w:strike w:val="false"/>
+                <w:sz w:val="12"/>
+                <w:szCs w:val="12"/>
+                <w:color w:val="000000"/>
+              </w:rPr>
+              <w:t xml:space="preserve">0</w:t>
+            </w:r>
+          </w:p>
+        </w:tc>
+        <w:tc>
+          <w:tcPr>
+            <w:tcBorders>
+              <w:bottom w:val="none" w:sz="0" w:space="0" w:color="000000"/>
+              <w:top w:val="none" w:sz="0" w:space="0" w:color="000000"/>
+              <w:left w:val="none" w:sz="0" w:space="0" w:color="000000"/>
+              <w:right w:val="none" w:sz="0" w:space="0" w:color="000000"/>
+            </w:tcBorders>
+            <w:shd w:val="clear" w:color="auto" w:fill="FFFFFF"/>
+            <w:tcMar>
+              <w:top w:w="0" w:type="dxa"/>
+              <w:bottom w:w="0" w:type="dxa"/>
+              <w:left w:w="0" w:type="dxa"/>
+              <w:right w:w="0" w:type="dxa"/>
+            </w:tcMar>
+            <w:vAlign w:val="center"/>
+          </w:tcPr>
+          <w:p>
+            <w:pPr>
+              <w:pStyle w:val="Normal"/>
+              <w:jc w:val="center"/>
+              <w:pBdr>
+                <w:bottom w:val="none" w:sz="0" w:space="0" w:color="000000"/>
+                <w:top w:val="none" w:sz="0" w:space="0" w:color="000000"/>
+                <w:left w:val="none" w:sz="0" w:space="0" w:color="000000"/>
+                <w:right w:val="none" w:sz="0" w:space="0" w:color="000000"/>
+              </w:pBdr>
+              <w:spacing w:after="40" w:before="40" w:line="240"/>
+              <w:ind w:left="40" w:right="40" w:firstLine="0" w:firstLineChars="0"/>
+              <w:rPr>
+                <w:rFonts w:ascii="Arial" w:hAnsi="Arial" w:eastAsia="Arial" w:cs="Arial"/>
+                <w:i w:val="false"/>
+                <w:b w:val="false"/>
+                <w:u w:val="none"/>
+                <w:strike w:val="false"/>
+                <w:sz w:val="12"/>
+                <w:szCs w:val="12"/>
+                <w:color w:val="000000"/>
+              </w:rPr>
+            </w:pPr>
+            <w:r>
+              <w:rPr>
+                <w:rFonts w:ascii="Arial" w:hAnsi="Arial" w:eastAsia="Arial" w:cs="Arial"/>
+                <w:i w:val="false"/>
+                <w:b w:val="false"/>
+                <w:u w:val="none"/>
+                <w:strike w:val="false"/>
+                <w:sz w:val="12"/>
+                <w:szCs w:val="12"/>
+                <w:color w:val="000000"/>
+              </w:rPr>
+              <w:t xml:space="preserve">0</w:t>
+            </w:r>
+          </w:p>
+        </w:tc>
+      </w:tr>
+      <w:tr>
+        <w:trPr>
+          <w:trHeight w:val="224" w:hRule="auto"/>
+        </w:trPr>
+        <w:tc>
+          <w:tcPr>
+            <w:tcBorders>
+              <w:bottom w:val="none" w:sz="0" w:space="0" w:color="000000"/>
+              <w:top w:val="none" w:sz="0" w:space="0" w:color="000000"/>
+              <w:left w:val="none" w:sz="0" w:space="0" w:color="000000"/>
+              <w:right w:val="none" w:sz="0" w:space="0" w:color="000000"/>
+            </w:tcBorders>
+            <w:shd w:val="clear" w:color="auto" w:fill="FFFFFF"/>
+            <w:tcMar>
+              <w:top w:w="0" w:type="dxa"/>
+              <w:bottom w:w="0" w:type="dxa"/>
+              <w:left w:w="0" w:type="dxa"/>
+              <w:right w:w="0" w:type="dxa"/>
+            </w:tcMar>
+            <w:vAlign w:val="center"/>
+          </w:tcPr>
+          <w:p>
+            <w:pPr>
+              <w:pStyle w:val="Normal"/>
+              <w:jc w:val="center"/>
+              <w:pBdr>
+                <w:bottom w:val="none" w:sz="0" w:space="0" w:color="000000"/>
+                <w:top w:val="none" w:sz="0" w:space="0" w:color="000000"/>
+                <w:left w:val="none" w:sz="0" w:space="0" w:color="000000"/>
+                <w:right w:val="none" w:sz="0" w:space="0" w:color="000000"/>
+              </w:pBdr>
+              <w:spacing w:after="40" w:before="40" w:line="240"/>
+              <w:ind w:left="40" w:right="40" w:firstLine="0" w:firstLineChars="0"/>
+              <w:rPr>
+                <w:rFonts w:ascii="Arial" w:hAnsi="Arial" w:eastAsia="Arial" w:cs="Arial"/>
+                <w:i w:val="false"/>
+                <w:b w:val="false"/>
+                <w:u w:val="none"/>
+                <w:strike w:val="false"/>
+                <w:sz w:val="12"/>
+                <w:szCs w:val="12"/>
+                <w:color w:val="000000"/>
+              </w:rPr>
+            </w:pPr>
+            <w:r>
+              <w:rPr>
+                <w:rFonts w:ascii="Arial" w:hAnsi="Arial" w:eastAsia="Arial" w:cs="Arial"/>
+                <w:i w:val="false"/>
+                <w:b w:val="false"/>
+                <w:u w:val="none"/>
+                <w:strike w:val="false"/>
+                <w:sz w:val="12"/>
+                <w:szCs w:val="12"/>
+                <w:color w:val="000000"/>
+              </w:rPr>
+              <w:t xml:space="preserve">Escolaridad</w:t>
+            </w:r>
+          </w:p>
+        </w:tc>
+        <w:tc>
+          <w:tcPr>
+            <w:tcBorders>
+              <w:bottom w:val="none" w:sz="0" w:space="0" w:color="000000"/>
+              <w:top w:val="none" w:sz="0" w:space="0" w:color="000000"/>
+              <w:left w:val="none" w:sz="0" w:space="0" w:color="000000"/>
+              <w:right w:val="none" w:sz="0" w:space="0" w:color="000000"/>
+            </w:tcBorders>
+            <w:shd w:val="clear" w:color="auto" w:fill="FFFFFF"/>
+            <w:tcMar>
+              <w:top w:w="0" w:type="dxa"/>
+              <w:bottom w:w="0" w:type="dxa"/>
+              <w:left w:w="0" w:type="dxa"/>
+              <w:right w:w="0" w:type="dxa"/>
+            </w:tcMar>
+            <w:vAlign w:val="center"/>
+          </w:tcPr>
+          <w:p>
+            <w:pPr>
+              <w:pStyle w:val="Normal"/>
+              <w:jc w:val="center"/>
+              <w:pBdr>
+                <w:bottom w:val="none" w:sz="0" w:space="0" w:color="000000"/>
+                <w:top w:val="none" w:sz="0" w:space="0" w:color="000000"/>
+                <w:left w:val="none" w:sz="0" w:space="0" w:color="000000"/>
+                <w:right w:val="none" w:sz="0" w:space="0" w:color="000000"/>
+              </w:pBdr>
+              <w:spacing w:after="40" w:before="40" w:line="240"/>
+              <w:ind w:left="40" w:right="40" w:firstLine="0" w:firstLineChars="0"/>
+              <w:rPr>
+                <w:rFonts w:ascii="Arial" w:hAnsi="Arial" w:eastAsia="Arial" w:cs="Arial"/>
+                <w:i w:val="false"/>
+                <w:b w:val="false"/>
+                <w:u w:val="none"/>
+                <w:strike w:val="false"/>
+                <w:sz w:val="12"/>
+                <w:szCs w:val="12"/>
+                <w:color w:val="000000"/>
+              </w:rPr>
+            </w:pPr>
+            <w:r>
+              <w:rPr>
+                <w:rFonts w:ascii="Arial" w:hAnsi="Arial" w:eastAsia="Arial" w:cs="Arial"/>
+                <w:i w:val="false"/>
+                <w:b w:val="false"/>
+                <w:u w:val="none"/>
+                <w:strike w:val="false"/>
+                <w:sz w:val="12"/>
+                <w:szCs w:val="12"/>
+                <w:color w:val="000000"/>
+              </w:rPr>
+              <w:t xml:space="preserve">0</w:t>
+            </w:r>
+          </w:p>
+        </w:tc>
+        <w:tc>
+          <w:tcPr>
+            <w:tcBorders>
+              <w:bottom w:val="none" w:sz="0" w:space="0" w:color="000000"/>
+              <w:top w:val="none" w:sz="0" w:space="0" w:color="000000"/>
+              <w:left w:val="none" w:sz="0" w:space="0" w:color="000000"/>
+              <w:right w:val="none" w:sz="0" w:space="0" w:color="000000"/>
+            </w:tcBorders>
+            <w:shd w:val="clear" w:color="auto" w:fill="FFFFFF"/>
+            <w:tcMar>
+              <w:top w:w="0" w:type="dxa"/>
+              <w:bottom w:w="0" w:type="dxa"/>
+              <w:left w:w="0" w:type="dxa"/>
+              <w:right w:w="0" w:type="dxa"/>
+            </w:tcMar>
+            <w:vAlign w:val="center"/>
+          </w:tcPr>
+          <w:p>
+            <w:pPr>
+              <w:pStyle w:val="Normal"/>
+              <w:jc w:val="center"/>
+              <w:pBdr>
+                <w:bottom w:val="none" w:sz="0" w:space="0" w:color="000000"/>
+                <w:top w:val="none" w:sz="0" w:space="0" w:color="000000"/>
+                <w:left w:val="none" w:sz="0" w:space="0" w:color="000000"/>
+                <w:right w:val="none" w:sz="0" w:space="0" w:color="000000"/>
+              </w:pBdr>
+              <w:spacing w:after="40" w:before="40" w:line="240"/>
+              <w:ind w:left="40" w:right="40" w:firstLine="0" w:firstLineChars="0"/>
+              <w:rPr>
+                <w:rFonts w:ascii="Arial" w:hAnsi="Arial" w:eastAsia="Arial" w:cs="Arial"/>
+                <w:i w:val="false"/>
+                <w:b w:val="false"/>
+                <w:u w:val="none"/>
+                <w:strike w:val="false"/>
+                <w:sz w:val="12"/>
+                <w:szCs w:val="12"/>
+                <w:color w:val="000000"/>
+              </w:rPr>
+            </w:pPr>
+            <w:r>
+              <w:rPr>
+                <w:rFonts w:ascii="Arial" w:hAnsi="Arial" w:eastAsia="Arial" w:cs="Arial"/>
+                <w:i w:val="false"/>
+                <w:b w:val="false"/>
+                <w:u w:val="none"/>
+                <w:strike w:val="false"/>
+                <w:sz w:val="12"/>
+                <w:szCs w:val="12"/>
+                <w:color w:val="000000"/>
+              </w:rPr>
+              <w:t xml:space="preserve">0</w:t>
+            </w:r>
+          </w:p>
+        </w:tc>
+        <w:tc>
+          <w:tcPr>
+            <w:tcBorders>
+              <w:bottom w:val="none" w:sz="0" w:space="0" w:color="000000"/>
+              <w:top w:val="none" w:sz="0" w:space="0" w:color="000000"/>
+              <w:left w:val="none" w:sz="0" w:space="0" w:color="000000"/>
+              <w:right w:val="none" w:sz="0" w:space="0" w:color="000000"/>
+            </w:tcBorders>
+            <w:shd w:val="clear" w:color="auto" w:fill="FFFFFF"/>
+            <w:tcMar>
+              <w:top w:w="0" w:type="dxa"/>
+              <w:bottom w:w="0" w:type="dxa"/>
+              <w:left w:w="0" w:type="dxa"/>
+              <w:right w:w="0" w:type="dxa"/>
+            </w:tcMar>
+            <w:vAlign w:val="center"/>
+          </w:tcPr>
+          <w:p>
+            <w:pPr>
+              <w:pStyle w:val="Normal"/>
+              <w:jc w:val="center"/>
+              <w:pBdr>
+                <w:bottom w:val="none" w:sz="0" w:space="0" w:color="000000"/>
+                <w:top w:val="none" w:sz="0" w:space="0" w:color="000000"/>
+                <w:left w:val="none" w:sz="0" w:space="0" w:color="000000"/>
+                <w:right w:val="none" w:sz="0" w:space="0" w:color="000000"/>
+              </w:pBdr>
+              <w:spacing w:after="40" w:before="40" w:line="240"/>
+              <w:ind w:left="40" w:right="40" w:firstLine="0" w:firstLineChars="0"/>
+              <w:rPr>
+                <w:rFonts w:ascii="Arial" w:hAnsi="Arial" w:eastAsia="Arial" w:cs="Arial"/>
+                <w:i w:val="false"/>
+                <w:b w:val="false"/>
+                <w:u w:val="none"/>
+                <w:strike w:val="false"/>
+                <w:sz w:val="12"/>
+                <w:szCs w:val="12"/>
+                <w:color w:val="000000"/>
+              </w:rPr>
+            </w:pPr>
+            <w:r>
+              <w:rPr>
+                <w:rFonts w:ascii="Arial" w:hAnsi="Arial" w:eastAsia="Arial" w:cs="Arial"/>
+                <w:i w:val="false"/>
+                <w:b w:val="false"/>
+                <w:u w:val="none"/>
+                <w:strike w:val="false"/>
+                <w:sz w:val="12"/>
+                <w:szCs w:val="12"/>
+                <w:color w:val="000000"/>
+              </w:rPr>
+              <w:t xml:space="preserve">0</w:t>
+            </w:r>
+          </w:p>
+        </w:tc>
+        <w:tc>
+          <w:tcPr>
+            <w:tcBorders>
+              <w:bottom w:val="none" w:sz="0" w:space="0" w:color="000000"/>
+              <w:top w:val="none" w:sz="0" w:space="0" w:color="000000"/>
+              <w:left w:val="none" w:sz="0" w:space="0" w:color="000000"/>
+              <w:right w:val="none" w:sz="0" w:space="0" w:color="000000"/>
+            </w:tcBorders>
+            <w:shd w:val="clear" w:color="auto" w:fill="FFFFFF"/>
+            <w:tcMar>
+              <w:top w:w="0" w:type="dxa"/>
+              <w:bottom w:w="0" w:type="dxa"/>
+              <w:left w:w="0" w:type="dxa"/>
+              <w:right w:w="0" w:type="dxa"/>
+            </w:tcMar>
+            <w:vAlign w:val="center"/>
+          </w:tcPr>
+          <w:p>
+            <w:pPr>
+              <w:pStyle w:val="Normal"/>
+              <w:jc w:val="center"/>
+              <w:pBdr>
+                <w:bottom w:val="none" w:sz="0" w:space="0" w:color="000000"/>
+                <w:top w:val="none" w:sz="0" w:space="0" w:color="000000"/>
+                <w:left w:val="none" w:sz="0" w:space="0" w:color="000000"/>
+                <w:right w:val="none" w:sz="0" w:space="0" w:color="000000"/>
+              </w:pBdr>
+              <w:spacing w:after="40" w:before="40" w:line="240"/>
+              <w:ind w:left="40" w:right="40" w:firstLine="0" w:firstLineChars="0"/>
+              <w:rPr>
+                <w:rFonts w:ascii="Arial" w:hAnsi="Arial" w:eastAsia="Arial" w:cs="Arial"/>
+                <w:i w:val="false"/>
+                <w:b w:val="false"/>
+                <w:u w:val="none"/>
+                <w:strike w:val="false"/>
+                <w:sz w:val="12"/>
+                <w:szCs w:val="12"/>
+                <w:color w:val="000000"/>
+              </w:rPr>
+            </w:pPr>
+            <w:r>
+              <w:rPr>
+                <w:rFonts w:ascii="Arial" w:hAnsi="Arial" w:eastAsia="Arial" w:cs="Arial"/>
+                <w:i w:val="false"/>
+                <w:b w:val="false"/>
+                <w:u w:val="none"/>
+                <w:strike w:val="false"/>
+                <w:sz w:val="12"/>
+                <w:szCs w:val="12"/>
+                <w:color w:val="000000"/>
+              </w:rPr>
+              <w:t xml:space="preserve">0</w:t>
+            </w:r>
+          </w:p>
+        </w:tc>
+        <w:tc>
+          <w:tcPr>
+            <w:tcBorders>
+              <w:bottom w:val="none" w:sz="0" w:space="0" w:color="000000"/>
+              <w:top w:val="none" w:sz="0" w:space="0" w:color="000000"/>
+              <w:left w:val="none" w:sz="0" w:space="0" w:color="000000"/>
+              <w:right w:val="none" w:sz="0" w:space="0" w:color="000000"/>
+            </w:tcBorders>
+            <w:shd w:val="clear" w:color="auto" w:fill="FFFFFF"/>
+            <w:tcMar>
+              <w:top w:w="0" w:type="dxa"/>
+              <w:bottom w:w="0" w:type="dxa"/>
+              <w:left w:w="0" w:type="dxa"/>
+              <w:right w:w="0" w:type="dxa"/>
+            </w:tcMar>
+            <w:vAlign w:val="center"/>
+          </w:tcPr>
+          <w:p>
+            <w:pPr>
+              <w:pStyle w:val="Normal"/>
+              <w:jc w:val="center"/>
+              <w:pBdr>
+                <w:bottom w:val="none" w:sz="0" w:space="0" w:color="000000"/>
+                <w:top w:val="none" w:sz="0" w:space="0" w:color="000000"/>
+                <w:left w:val="none" w:sz="0" w:space="0" w:color="000000"/>
+                <w:right w:val="none" w:sz="0" w:space="0" w:color="000000"/>
+              </w:pBdr>
+              <w:spacing w:after="40" w:before="40" w:line="240"/>
+              <w:ind w:left="40" w:right="40" w:firstLine="0" w:firstLineChars="0"/>
+              <w:rPr>
+                <w:rFonts w:ascii="Arial" w:hAnsi="Arial" w:eastAsia="Arial" w:cs="Arial"/>
+                <w:i w:val="false"/>
+                <w:b w:val="false"/>
+                <w:u w:val="none"/>
+                <w:strike w:val="false"/>
+                <w:sz w:val="12"/>
+                <w:szCs w:val="12"/>
+                <w:color w:val="000000"/>
+              </w:rPr>
+            </w:pPr>
+            <w:r>
+              <w:rPr>
+                <w:rFonts w:ascii="Arial" w:hAnsi="Arial" w:eastAsia="Arial" w:cs="Arial"/>
+                <w:i w:val="false"/>
+                <w:b w:val="false"/>
+                <w:u w:val="none"/>
+                <w:strike w:val="false"/>
+                <w:sz w:val="12"/>
+                <w:szCs w:val="12"/>
+                <w:color w:val="000000"/>
+              </w:rPr>
+              <w:t xml:space="preserve">0</w:t>
+            </w:r>
+          </w:p>
+        </w:tc>
+      </w:tr>
+      <w:tr>
+        <w:trPr>
+          <w:trHeight w:val="224" w:hRule="auto"/>
+        </w:trPr>
+        <w:tc>
+          <w:tcPr>
+            <w:tcBorders>
+              <w:bottom w:val="none" w:sz="0" w:space="0" w:color="000000"/>
+              <w:top w:val="none" w:sz="0" w:space="0" w:color="000000"/>
+              <w:left w:val="none" w:sz="0" w:space="0" w:color="000000"/>
+              <w:right w:val="none" w:sz="0" w:space="0" w:color="000000"/>
+            </w:tcBorders>
+            <w:shd w:val="clear" w:color="auto" w:fill="FFFFFF"/>
+            <w:tcMar>
+              <w:top w:w="0" w:type="dxa"/>
+              <w:bottom w:w="0" w:type="dxa"/>
+              <w:left w:w="0" w:type="dxa"/>
+              <w:right w:w="0" w:type="dxa"/>
+            </w:tcMar>
+            <w:vAlign w:val="center"/>
+          </w:tcPr>
+          <w:p>
+            <w:pPr>
+              <w:pStyle w:val="Normal"/>
+              <w:jc w:val="center"/>
+              <w:pBdr>
+                <w:bottom w:val="none" w:sz="0" w:space="0" w:color="000000"/>
+                <w:top w:val="none" w:sz="0" w:space="0" w:color="000000"/>
+                <w:left w:val="none" w:sz="0" w:space="0" w:color="000000"/>
+                <w:right w:val="none" w:sz="0" w:space="0" w:color="000000"/>
+              </w:pBdr>
+              <w:spacing w:after="40" w:before="40" w:line="240"/>
+              <w:ind w:left="40" w:right="40" w:firstLine="0" w:firstLineChars="0"/>
+              <w:rPr>
+                <w:rFonts w:ascii="Arial" w:hAnsi="Arial" w:eastAsia="Arial" w:cs="Arial"/>
+                <w:i w:val="false"/>
+                <w:b w:val="false"/>
+                <w:u w:val="none"/>
+                <w:strike w:val="false"/>
+                <w:sz w:val="12"/>
+                <w:szCs w:val="12"/>
+                <w:color w:val="000000"/>
+              </w:rPr>
+            </w:pPr>
+            <w:r>
+              <w:rPr>
+                <w:rFonts w:ascii="Arial" w:hAnsi="Arial" w:eastAsia="Arial" w:cs="Arial"/>
+                <w:i w:val="false"/>
+                <w:b w:val="false"/>
+                <w:u w:val="none"/>
+                <w:strike w:val="false"/>
+                <w:sz w:val="12"/>
+                <w:szCs w:val="12"/>
+                <w:color w:val="000000"/>
+              </w:rPr>
+              <w:t xml:space="preserve">Urbanidad</w:t>
+            </w:r>
+          </w:p>
+        </w:tc>
+        <w:tc>
+          <w:tcPr>
+            <w:tcBorders>
+              <w:bottom w:val="none" w:sz="0" w:space="0" w:color="000000"/>
+              <w:top w:val="none" w:sz="0" w:space="0" w:color="000000"/>
+              <w:left w:val="none" w:sz="0" w:space="0" w:color="000000"/>
+              <w:right w:val="none" w:sz="0" w:space="0" w:color="000000"/>
+            </w:tcBorders>
+            <w:shd w:val="clear" w:color="auto" w:fill="FFFFFF"/>
+            <w:tcMar>
+              <w:top w:w="0" w:type="dxa"/>
+              <w:bottom w:w="0" w:type="dxa"/>
+              <w:left w:w="0" w:type="dxa"/>
+              <w:right w:w="0" w:type="dxa"/>
+            </w:tcMar>
+            <w:vAlign w:val="center"/>
+          </w:tcPr>
+          <w:p>
+            <w:pPr>
+              <w:pStyle w:val="Normal"/>
+              <w:jc w:val="center"/>
+              <w:pBdr>
+                <w:bottom w:val="none" w:sz="0" w:space="0" w:color="000000"/>
+                <w:top w:val="none" w:sz="0" w:space="0" w:color="000000"/>
+                <w:left w:val="none" w:sz="0" w:space="0" w:color="000000"/>
+                <w:right w:val="none" w:sz="0" w:space="0" w:color="000000"/>
+              </w:pBdr>
+              <w:spacing w:after="40" w:before="40" w:line="240"/>
+              <w:ind w:left="40" w:right="40" w:firstLine="0" w:firstLineChars="0"/>
+              <w:rPr>
+                <w:rFonts w:ascii="Arial" w:hAnsi="Arial" w:eastAsia="Arial" w:cs="Arial"/>
+                <w:i w:val="false"/>
+                <w:b w:val="false"/>
+                <w:u w:val="none"/>
+                <w:strike w:val="false"/>
+                <w:sz w:val="12"/>
+                <w:szCs w:val="12"/>
+                <w:color w:val="000000"/>
+              </w:rPr>
+            </w:pPr>
+            <w:r>
+              <w:rPr>
+                <w:rFonts w:ascii="Arial" w:hAnsi="Arial" w:eastAsia="Arial" w:cs="Arial"/>
+                <w:i w:val="false"/>
+                <w:b w:val="false"/>
+                <w:u w:val="none"/>
+                <w:strike w:val="false"/>
+                <w:sz w:val="12"/>
+                <w:szCs w:val="12"/>
+                <w:color w:val="000000"/>
+              </w:rPr>
+              <w:t xml:space="preserve">0</w:t>
+            </w:r>
+          </w:p>
+        </w:tc>
+        <w:tc>
+          <w:tcPr>
+            <w:tcBorders>
+              <w:bottom w:val="none" w:sz="0" w:space="0" w:color="000000"/>
+              <w:top w:val="none" w:sz="0" w:space="0" w:color="000000"/>
+              <w:left w:val="none" w:sz="0" w:space="0" w:color="000000"/>
+              <w:right w:val="none" w:sz="0" w:space="0" w:color="000000"/>
+            </w:tcBorders>
+            <w:shd w:val="clear" w:color="auto" w:fill="FFFFFF"/>
+            <w:tcMar>
+              <w:top w:w="0" w:type="dxa"/>
+              <w:bottom w:w="0" w:type="dxa"/>
+              <w:left w:w="0" w:type="dxa"/>
+              <w:right w:w="0" w:type="dxa"/>
+            </w:tcMar>
+            <w:vAlign w:val="center"/>
+          </w:tcPr>
+          <w:p>
+            <w:pPr>
+              <w:pStyle w:val="Normal"/>
+              <w:jc w:val="center"/>
+              <w:pBdr>
+                <w:bottom w:val="none" w:sz="0" w:space="0" w:color="000000"/>
+                <w:top w:val="none" w:sz="0" w:space="0" w:color="000000"/>
+                <w:left w:val="none" w:sz="0" w:space="0" w:color="000000"/>
+                <w:right w:val="none" w:sz="0" w:space="0" w:color="000000"/>
+              </w:pBdr>
+              <w:spacing w:after="40" w:before="40" w:line="240"/>
+              <w:ind w:left="40" w:right="40" w:firstLine="0" w:firstLineChars="0"/>
+              <w:rPr>
+                <w:rFonts w:ascii="Arial" w:hAnsi="Arial" w:eastAsia="Arial" w:cs="Arial"/>
+                <w:i w:val="false"/>
+                <w:b w:val="false"/>
+                <w:u w:val="none"/>
+                <w:strike w:val="false"/>
+                <w:sz w:val="12"/>
+                <w:szCs w:val="12"/>
+                <w:color w:val="000000"/>
+              </w:rPr>
+            </w:pPr>
+            <w:r>
+              <w:rPr>
+                <w:rFonts w:ascii="Arial" w:hAnsi="Arial" w:eastAsia="Arial" w:cs="Arial"/>
+                <w:i w:val="false"/>
+                <w:b w:val="false"/>
+                <w:u w:val="none"/>
+                <w:strike w:val="false"/>
+                <w:sz w:val="12"/>
+                <w:szCs w:val="12"/>
+                <w:color w:val="000000"/>
+              </w:rPr>
+              <w:t xml:space="preserve">0</w:t>
+            </w:r>
+          </w:p>
+        </w:tc>
+        <w:tc>
+          <w:tcPr>
+            <w:tcBorders>
+              <w:bottom w:val="none" w:sz="0" w:space="0" w:color="000000"/>
+              <w:top w:val="none" w:sz="0" w:space="0" w:color="000000"/>
+              <w:left w:val="none" w:sz="0" w:space="0" w:color="000000"/>
+              <w:right w:val="none" w:sz="0" w:space="0" w:color="000000"/>
+            </w:tcBorders>
+            <w:shd w:val="clear" w:color="auto" w:fill="FFFFFF"/>
+            <w:tcMar>
+              <w:top w:w="0" w:type="dxa"/>
+              <w:bottom w:w="0" w:type="dxa"/>
+              <w:left w:w="0" w:type="dxa"/>
+              <w:right w:w="0" w:type="dxa"/>
+            </w:tcMar>
+            <w:vAlign w:val="center"/>
+          </w:tcPr>
+          <w:p>
+            <w:pPr>
+              <w:pStyle w:val="Normal"/>
+              <w:jc w:val="center"/>
+              <w:pBdr>
+                <w:bottom w:val="none" w:sz="0" w:space="0" w:color="000000"/>
+                <w:top w:val="none" w:sz="0" w:space="0" w:color="000000"/>
+                <w:left w:val="none" w:sz="0" w:space="0" w:color="000000"/>
+                <w:right w:val="none" w:sz="0" w:space="0" w:color="000000"/>
+              </w:pBdr>
+              <w:spacing w:after="40" w:before="40" w:line="240"/>
+              <w:ind w:left="40" w:right="40" w:firstLine="0" w:firstLineChars="0"/>
+              <w:rPr>
+                <w:rFonts w:ascii="Arial" w:hAnsi="Arial" w:eastAsia="Arial" w:cs="Arial"/>
+                <w:i w:val="false"/>
+                <w:b w:val="false"/>
+                <w:u w:val="none"/>
+                <w:strike w:val="false"/>
+                <w:sz w:val="12"/>
+                <w:szCs w:val="12"/>
+                <w:color w:val="000000"/>
+              </w:rPr>
+            </w:pPr>
+            <w:r>
+              <w:rPr>
+                <w:rFonts w:ascii="Arial" w:hAnsi="Arial" w:eastAsia="Arial" w:cs="Arial"/>
+                <w:i w:val="false"/>
+                <w:b w:val="false"/>
+                <w:u w:val="none"/>
+                <w:strike w:val="false"/>
+                <w:sz w:val="12"/>
+                <w:szCs w:val="12"/>
+                <w:color w:val="000000"/>
+              </w:rPr>
+              <w:t xml:space="preserve">0</w:t>
+            </w:r>
+          </w:p>
+        </w:tc>
+        <w:tc>
+          <w:tcPr>
+            <w:tcBorders>
+              <w:bottom w:val="none" w:sz="0" w:space="0" w:color="000000"/>
+              <w:top w:val="none" w:sz="0" w:space="0" w:color="000000"/>
+              <w:left w:val="none" w:sz="0" w:space="0" w:color="000000"/>
+              <w:right w:val="none" w:sz="0" w:space="0" w:color="000000"/>
+            </w:tcBorders>
+            <w:shd w:val="clear" w:color="auto" w:fill="FFFFFF"/>
+            <w:tcMar>
+              <w:top w:w="0" w:type="dxa"/>
+              <w:bottom w:w="0" w:type="dxa"/>
+              <w:left w:w="0" w:type="dxa"/>
+              <w:right w:w="0" w:type="dxa"/>
+            </w:tcMar>
+            <w:vAlign w:val="center"/>
+          </w:tcPr>
+          <w:p>
+            <w:pPr>
+              <w:pStyle w:val="Normal"/>
+              <w:jc w:val="center"/>
+              <w:pBdr>
+                <w:bottom w:val="none" w:sz="0" w:space="0" w:color="000000"/>
+                <w:top w:val="none" w:sz="0" w:space="0" w:color="000000"/>
+                <w:left w:val="none" w:sz="0" w:space="0" w:color="000000"/>
+                <w:right w:val="none" w:sz="0" w:space="0" w:color="000000"/>
+              </w:pBdr>
+              <w:spacing w:after="40" w:before="40" w:line="240"/>
+              <w:ind w:left="40" w:right="40" w:firstLine="0" w:firstLineChars="0"/>
+              <w:rPr>
+                <w:rFonts w:ascii="Arial" w:hAnsi="Arial" w:eastAsia="Arial" w:cs="Arial"/>
+                <w:i w:val="false"/>
+                <w:b w:val="false"/>
+                <w:u w:val="none"/>
+                <w:strike w:val="false"/>
+                <w:sz w:val="12"/>
+                <w:szCs w:val="12"/>
+                <w:color w:val="000000"/>
+              </w:rPr>
+            </w:pPr>
+            <w:r>
+              <w:rPr>
+                <w:rFonts w:ascii="Arial" w:hAnsi="Arial" w:eastAsia="Arial" w:cs="Arial"/>
+                <w:i w:val="false"/>
+                <w:b w:val="false"/>
+                <w:u w:val="none"/>
+                <w:strike w:val="false"/>
+                <w:sz w:val="12"/>
+                <w:szCs w:val="12"/>
+                <w:color w:val="000000"/>
+              </w:rPr>
+              <w:t xml:space="preserve">0</w:t>
+            </w:r>
+          </w:p>
+        </w:tc>
+        <w:tc>
+          <w:tcPr>
+            <w:tcBorders>
+              <w:bottom w:val="none" w:sz="0" w:space="0" w:color="000000"/>
+              <w:top w:val="none" w:sz="0" w:space="0" w:color="000000"/>
+              <w:left w:val="none" w:sz="0" w:space="0" w:color="000000"/>
+              <w:right w:val="none" w:sz="0" w:space="0" w:color="000000"/>
+            </w:tcBorders>
+            <w:shd w:val="clear" w:color="auto" w:fill="FFFFFF"/>
+            <w:tcMar>
+              <w:top w:w="0" w:type="dxa"/>
+              <w:bottom w:w="0" w:type="dxa"/>
+              <w:left w:w="0" w:type="dxa"/>
+              <w:right w:w="0" w:type="dxa"/>
+            </w:tcMar>
+            <w:vAlign w:val="center"/>
+          </w:tcPr>
+          <w:p>
+            <w:pPr>
+              <w:pStyle w:val="Normal"/>
+              <w:jc w:val="center"/>
+              <w:pBdr>
+                <w:bottom w:val="none" w:sz="0" w:space="0" w:color="000000"/>
+                <w:top w:val="none" w:sz="0" w:space="0" w:color="000000"/>
+                <w:left w:val="none" w:sz="0" w:space="0" w:color="000000"/>
+                <w:right w:val="none" w:sz="0" w:space="0" w:color="000000"/>
+              </w:pBdr>
+              <w:spacing w:after="40" w:before="40" w:line="240"/>
+              <w:ind w:left="40" w:right="40" w:firstLine="0" w:firstLineChars="0"/>
+              <w:rPr>
+                <w:rFonts w:ascii="Arial" w:hAnsi="Arial" w:eastAsia="Arial" w:cs="Arial"/>
+                <w:i w:val="false"/>
+                <w:b w:val="false"/>
+                <w:u w:val="none"/>
+                <w:strike w:val="false"/>
+                <w:sz w:val="12"/>
+                <w:szCs w:val="12"/>
+                <w:color w:val="000000"/>
+              </w:rPr>
+            </w:pPr>
+            <w:r>
+              <w:rPr>
+                <w:rFonts w:ascii="Arial" w:hAnsi="Arial" w:eastAsia="Arial" w:cs="Arial"/>
+                <w:i w:val="false"/>
+                <w:b w:val="false"/>
+                <w:u w:val="none"/>
+                <w:strike w:val="false"/>
+                <w:sz w:val="12"/>
+                <w:szCs w:val="12"/>
+                <w:color w:val="000000"/>
+              </w:rPr>
+              <w:t xml:space="preserve">0</w:t>
+            </w:r>
+          </w:p>
+        </w:tc>
+      </w:tr>
+      <w:tr>
+        <w:trPr>
+          <w:trHeight w:val="224" w:hRule="auto"/>
+        </w:trPr>
+        <w:tc>
+          <w:tcPr>
+            <w:tcBorders>
+              <w:bottom w:val="none" w:sz="0" w:space="0" w:color="000000"/>
+              <w:top w:val="none" w:sz="0" w:space="0" w:color="000000"/>
+              <w:left w:val="none" w:sz="0" w:space="0" w:color="000000"/>
+              <w:right w:val="none" w:sz="0" w:space="0" w:color="000000"/>
+            </w:tcBorders>
+            <w:shd w:val="clear" w:color="auto" w:fill="FFFFFF"/>
+            <w:tcMar>
+              <w:top w:w="0" w:type="dxa"/>
+              <w:bottom w:w="0" w:type="dxa"/>
+              <w:left w:w="0" w:type="dxa"/>
+              <w:right w:w="0" w:type="dxa"/>
+            </w:tcMar>
+            <w:vAlign w:val="center"/>
+          </w:tcPr>
+          <w:p>
+            <w:pPr>
+              <w:pStyle w:val="Normal"/>
+              <w:jc w:val="center"/>
+              <w:pBdr>
+                <w:bottom w:val="none" w:sz="0" w:space="0" w:color="000000"/>
+                <w:top w:val="none" w:sz="0" w:space="0" w:color="000000"/>
+                <w:left w:val="none" w:sz="0" w:space="0" w:color="000000"/>
+                <w:right w:val="none" w:sz="0" w:space="0" w:color="000000"/>
+              </w:pBdr>
+              <w:spacing w:after="40" w:before="40" w:line="240"/>
+              <w:ind w:left="40" w:right="40" w:firstLine="0" w:firstLineChars="0"/>
+              <w:rPr>
+                <w:rFonts w:ascii="Arial" w:hAnsi="Arial" w:eastAsia="Arial" w:cs="Arial"/>
+                <w:i w:val="false"/>
+                <w:b w:val="false"/>
+                <w:u w:val="none"/>
+                <w:strike w:val="false"/>
+                <w:sz w:val="12"/>
+                <w:szCs w:val="12"/>
+                <w:color w:val="000000"/>
+              </w:rPr>
+            </w:pPr>
+            <w:r>
+              <w:rPr>
+                <w:rFonts w:ascii="Arial" w:hAnsi="Arial" w:eastAsia="Arial" w:cs="Arial"/>
+                <w:i w:val="false"/>
+                <w:b w:val="false"/>
+                <w:u w:val="none"/>
+                <w:strike w:val="false"/>
+                <w:sz w:val="12"/>
+                <w:szCs w:val="12"/>
+                <w:color w:val="000000"/>
+              </w:rPr>
+              <w:t xml:space="preserve">Año</w:t>
+            </w:r>
+          </w:p>
+        </w:tc>
+        <w:tc>
+          <w:tcPr>
+            <w:tcBorders>
+              <w:bottom w:val="none" w:sz="0" w:space="0" w:color="000000"/>
+              <w:top w:val="none" w:sz="0" w:space="0" w:color="000000"/>
+              <w:left w:val="none" w:sz="0" w:space="0" w:color="000000"/>
+              <w:right w:val="none" w:sz="0" w:space="0" w:color="000000"/>
+            </w:tcBorders>
+            <w:shd w:val="clear" w:color="auto" w:fill="FFFFFF"/>
+            <w:tcMar>
+              <w:top w:w="0" w:type="dxa"/>
+              <w:bottom w:w="0" w:type="dxa"/>
+              <w:left w:w="0" w:type="dxa"/>
+              <w:right w:w="0" w:type="dxa"/>
+            </w:tcMar>
+            <w:vAlign w:val="center"/>
+          </w:tcPr>
+          <w:p>
+            <w:pPr>
+              <w:pStyle w:val="Normal"/>
+              <w:jc w:val="center"/>
+              <w:pBdr>
+                <w:bottom w:val="none" w:sz="0" w:space="0" w:color="000000"/>
+                <w:top w:val="none" w:sz="0" w:space="0" w:color="000000"/>
+                <w:left w:val="none" w:sz="0" w:space="0" w:color="000000"/>
+                <w:right w:val="none" w:sz="0" w:space="0" w:color="000000"/>
+              </w:pBdr>
+              <w:spacing w:after="40" w:before="40" w:line="240"/>
+              <w:ind w:left="40" w:right="40" w:firstLine="0" w:firstLineChars="0"/>
+              <w:rPr>
+                <w:rFonts w:ascii="Arial" w:hAnsi="Arial" w:eastAsia="Arial" w:cs="Arial"/>
+                <w:i w:val="false"/>
+                <w:b w:val="false"/>
+                <w:u w:val="none"/>
+                <w:strike w:val="false"/>
+                <w:sz w:val="12"/>
+                <w:szCs w:val="12"/>
+                <w:color w:val="000000"/>
+              </w:rPr>
+            </w:pPr>
+            <w:r>
+              <w:rPr>
+                <w:rFonts w:ascii="Arial" w:hAnsi="Arial" w:eastAsia="Arial" w:cs="Arial"/>
+                <w:i w:val="false"/>
+                <w:b w:val="false"/>
+                <w:u w:val="none"/>
+                <w:strike w:val="false"/>
+                <w:sz w:val="12"/>
+                <w:szCs w:val="12"/>
+                <w:color w:val="000000"/>
+              </w:rPr>
+              <w:t xml:space="preserve">0</w:t>
+            </w:r>
+          </w:p>
+        </w:tc>
+        <w:tc>
+          <w:tcPr>
+            <w:tcBorders>
+              <w:bottom w:val="none" w:sz="0" w:space="0" w:color="000000"/>
+              <w:top w:val="none" w:sz="0" w:space="0" w:color="000000"/>
+              <w:left w:val="none" w:sz="0" w:space="0" w:color="000000"/>
+              <w:right w:val="none" w:sz="0" w:space="0" w:color="000000"/>
+            </w:tcBorders>
+            <w:shd w:val="clear" w:color="auto" w:fill="FFFFFF"/>
+            <w:tcMar>
+              <w:top w:w="0" w:type="dxa"/>
+              <w:bottom w:w="0" w:type="dxa"/>
+              <w:left w:w="0" w:type="dxa"/>
+              <w:right w:w="0" w:type="dxa"/>
+            </w:tcMar>
+            <w:vAlign w:val="center"/>
+          </w:tcPr>
+          <w:p>
+            <w:pPr>
+              <w:pStyle w:val="Normal"/>
+              <w:jc w:val="center"/>
+              <w:pBdr>
+                <w:bottom w:val="none" w:sz="0" w:space="0" w:color="000000"/>
+                <w:top w:val="none" w:sz="0" w:space="0" w:color="000000"/>
+                <w:left w:val="none" w:sz="0" w:space="0" w:color="000000"/>
+                <w:right w:val="none" w:sz="0" w:space="0" w:color="000000"/>
+              </w:pBdr>
+              <w:spacing w:after="40" w:before="40" w:line="240"/>
+              <w:ind w:left="40" w:right="40" w:firstLine="0" w:firstLineChars="0"/>
+              <w:rPr>
+                <w:rFonts w:ascii="Arial" w:hAnsi="Arial" w:eastAsia="Arial" w:cs="Arial"/>
+                <w:i w:val="false"/>
+                <w:b w:val="false"/>
+                <w:u w:val="none"/>
+                <w:strike w:val="false"/>
+                <w:sz w:val="12"/>
+                <w:szCs w:val="12"/>
+                <w:color w:val="000000"/>
+              </w:rPr>
+            </w:pPr>
+            <w:r>
+              <w:rPr>
+                <w:rFonts w:ascii="Arial" w:hAnsi="Arial" w:eastAsia="Arial" w:cs="Arial"/>
+                <w:i w:val="false"/>
+                <w:b w:val="false"/>
+                <w:u w:val="none"/>
+                <w:strike w:val="false"/>
+                <w:sz w:val="12"/>
+                <w:szCs w:val="12"/>
+                <w:color w:val="000000"/>
+              </w:rPr>
+              <w:t xml:space="preserve">0</w:t>
+            </w:r>
+          </w:p>
+        </w:tc>
+        <w:tc>
+          <w:tcPr>
+            <w:tcBorders>
+              <w:bottom w:val="none" w:sz="0" w:space="0" w:color="000000"/>
+              <w:top w:val="none" w:sz="0" w:space="0" w:color="000000"/>
+              <w:left w:val="none" w:sz="0" w:space="0" w:color="000000"/>
+              <w:right w:val="none" w:sz="0" w:space="0" w:color="000000"/>
+            </w:tcBorders>
+            <w:shd w:val="clear" w:color="auto" w:fill="FFFFFF"/>
+            <w:tcMar>
+              <w:top w:w="0" w:type="dxa"/>
+              <w:bottom w:w="0" w:type="dxa"/>
+              <w:left w:w="0" w:type="dxa"/>
+              <w:right w:w="0" w:type="dxa"/>
+            </w:tcMar>
+            <w:vAlign w:val="center"/>
+          </w:tcPr>
+          <w:p>
+            <w:pPr>
+              <w:pStyle w:val="Normal"/>
+              <w:jc w:val="center"/>
+              <w:pBdr>
+                <w:bottom w:val="none" w:sz="0" w:space="0" w:color="000000"/>
+                <w:top w:val="none" w:sz="0" w:space="0" w:color="000000"/>
+                <w:left w:val="none" w:sz="0" w:space="0" w:color="000000"/>
+                <w:right w:val="none" w:sz="0" w:space="0" w:color="000000"/>
+              </w:pBdr>
+              <w:spacing w:after="40" w:before="40" w:line="240"/>
+              <w:ind w:left="40" w:right="40" w:firstLine="0" w:firstLineChars="0"/>
+              <w:rPr>
+                <w:rFonts w:ascii="Arial" w:hAnsi="Arial" w:eastAsia="Arial" w:cs="Arial"/>
+                <w:i w:val="false"/>
+                <w:b w:val="false"/>
+                <w:u w:val="none"/>
+                <w:strike w:val="false"/>
+                <w:sz w:val="12"/>
+                <w:szCs w:val="12"/>
+                <w:color w:val="000000"/>
+              </w:rPr>
+            </w:pPr>
+            <w:r>
+              <w:rPr>
+                <w:rFonts w:ascii="Arial" w:hAnsi="Arial" w:eastAsia="Arial" w:cs="Arial"/>
+                <w:i w:val="false"/>
+                <w:b w:val="false"/>
+                <w:u w:val="none"/>
+                <w:strike w:val="false"/>
+                <w:sz w:val="12"/>
+                <w:szCs w:val="12"/>
+                <w:color w:val="000000"/>
+              </w:rPr>
+              <w:t xml:space="preserve">0</w:t>
+            </w:r>
+          </w:p>
+        </w:tc>
+        <w:tc>
+          <w:tcPr>
+            <w:tcBorders>
+              <w:bottom w:val="none" w:sz="0" w:space="0" w:color="000000"/>
+              <w:top w:val="none" w:sz="0" w:space="0" w:color="000000"/>
+              <w:left w:val="none" w:sz="0" w:space="0" w:color="000000"/>
+              <w:right w:val="none" w:sz="0" w:space="0" w:color="000000"/>
+            </w:tcBorders>
+            <w:shd w:val="clear" w:color="auto" w:fill="FFFFFF"/>
+            <w:tcMar>
+              <w:top w:w="0" w:type="dxa"/>
+              <w:bottom w:w="0" w:type="dxa"/>
+              <w:left w:w="0" w:type="dxa"/>
+              <w:right w:w="0" w:type="dxa"/>
+            </w:tcMar>
+            <w:vAlign w:val="center"/>
+          </w:tcPr>
+          <w:p>
+            <w:pPr>
+              <w:pStyle w:val="Normal"/>
+              <w:jc w:val="center"/>
+              <w:pBdr>
+                <w:bottom w:val="none" w:sz="0" w:space="0" w:color="000000"/>
+                <w:top w:val="none" w:sz="0" w:space="0" w:color="000000"/>
+                <w:left w:val="none" w:sz="0" w:space="0" w:color="000000"/>
+                <w:right w:val="none" w:sz="0" w:space="0" w:color="000000"/>
+              </w:pBdr>
+              <w:spacing w:after="40" w:before="40" w:line="240"/>
+              <w:ind w:left="40" w:right="40" w:firstLine="0" w:firstLineChars="0"/>
+              <w:rPr>
+                <w:rFonts w:ascii="Arial" w:hAnsi="Arial" w:eastAsia="Arial" w:cs="Arial"/>
+                <w:i w:val="false"/>
+                <w:b w:val="false"/>
+                <w:u w:val="none"/>
+                <w:strike w:val="false"/>
+                <w:sz w:val="12"/>
+                <w:szCs w:val="12"/>
+                <w:color w:val="000000"/>
+              </w:rPr>
+            </w:pPr>
+            <w:r>
+              <w:rPr>
+                <w:rFonts w:ascii="Arial" w:hAnsi="Arial" w:eastAsia="Arial" w:cs="Arial"/>
+                <w:i w:val="false"/>
+                <w:b w:val="false"/>
+                <w:u w:val="none"/>
+                <w:strike w:val="false"/>
+                <w:sz w:val="12"/>
+                <w:szCs w:val="12"/>
+                <w:color w:val="000000"/>
+              </w:rPr>
+              <w:t xml:space="preserve">0</w:t>
+            </w:r>
+          </w:p>
+        </w:tc>
+        <w:tc>
+          <w:tcPr>
+            <w:tcBorders>
+              <w:bottom w:val="none" w:sz="0" w:space="0" w:color="000000"/>
+              <w:top w:val="none" w:sz="0" w:space="0" w:color="000000"/>
+              <w:left w:val="none" w:sz="0" w:space="0" w:color="000000"/>
+              <w:right w:val="none" w:sz="0" w:space="0" w:color="000000"/>
+            </w:tcBorders>
+            <w:shd w:val="clear" w:color="auto" w:fill="FFFFFF"/>
+            <w:tcMar>
+              <w:top w:w="0" w:type="dxa"/>
+              <w:bottom w:w="0" w:type="dxa"/>
+              <w:left w:w="0" w:type="dxa"/>
+              <w:right w:w="0" w:type="dxa"/>
+            </w:tcMar>
+            <w:vAlign w:val="center"/>
+          </w:tcPr>
+          <w:p>
+            <w:pPr>
+              <w:pStyle w:val="Normal"/>
+              <w:jc w:val="center"/>
+              <w:pBdr>
+                <w:bottom w:val="none" w:sz="0" w:space="0" w:color="000000"/>
+                <w:top w:val="none" w:sz="0" w:space="0" w:color="000000"/>
+                <w:left w:val="none" w:sz="0" w:space="0" w:color="000000"/>
+                <w:right w:val="none" w:sz="0" w:space="0" w:color="000000"/>
+              </w:pBdr>
+              <w:spacing w:after="40" w:before="40" w:line="240"/>
+              <w:ind w:left="40" w:right="40" w:firstLine="0" w:firstLineChars="0"/>
+              <w:rPr>
+                <w:rFonts w:ascii="Arial" w:hAnsi="Arial" w:eastAsia="Arial" w:cs="Arial"/>
+                <w:i w:val="false"/>
+                <w:b w:val="false"/>
+                <w:u w:val="none"/>
+                <w:strike w:val="false"/>
+                <w:sz w:val="12"/>
+                <w:szCs w:val="12"/>
+                <w:color w:val="000000"/>
+              </w:rPr>
+            </w:pPr>
+            <w:r>
+              <w:rPr>
+                <w:rFonts w:ascii="Arial" w:hAnsi="Arial" w:eastAsia="Arial" w:cs="Arial"/>
+                <w:i w:val="false"/>
+                <w:b w:val="false"/>
+                <w:u w:val="none"/>
+                <w:strike w:val="false"/>
+                <w:sz w:val="12"/>
+                <w:szCs w:val="12"/>
+                <w:color w:val="000000"/>
+              </w:rPr>
+              <w:t xml:space="preserve">0</w:t>
+            </w:r>
+          </w:p>
+        </w:tc>
+      </w:tr>
+      <w:tr>
+        <w:trPr>
+          <w:trHeight w:val="224" w:hRule="auto"/>
+        </w:trPr>
+        <w:tc>
+          <w:tcPr>
+            <w:tcBorders>
+              <w:bottom w:val="none" w:sz="0" w:space="0" w:color="000000"/>
+              <w:top w:val="none" w:sz="0" w:space="0" w:color="000000"/>
+              <w:left w:val="none" w:sz="0" w:space="0" w:color="000000"/>
+              <w:right w:val="none" w:sz="0" w:space="0" w:color="000000"/>
+            </w:tcBorders>
+            <w:shd w:val="clear" w:color="auto" w:fill="FFFFFF"/>
+            <w:tcMar>
+              <w:top w:w="0" w:type="dxa"/>
+              <w:bottom w:w="0" w:type="dxa"/>
+              <w:left w:w="0" w:type="dxa"/>
+              <w:right w:w="0" w:type="dxa"/>
+            </w:tcMar>
+            <w:vAlign w:val="center"/>
+          </w:tcPr>
+          <w:p>
+            <w:pPr>
+              <w:pStyle w:val="Normal"/>
+              <w:jc w:val="center"/>
+              <w:pBdr>
+                <w:bottom w:val="none" w:sz="0" w:space="0" w:color="000000"/>
+                <w:top w:val="none" w:sz="0" w:space="0" w:color="000000"/>
+                <w:left w:val="none" w:sz="0" w:space="0" w:color="000000"/>
+                <w:right w:val="none" w:sz="0" w:space="0" w:color="000000"/>
+              </w:pBdr>
+              <w:spacing w:after="40" w:before="40" w:line="240"/>
+              <w:ind w:left="40" w:right="40" w:firstLine="0" w:firstLineChars="0"/>
+              <w:rPr>
+                <w:rFonts w:ascii="Arial" w:hAnsi="Arial" w:eastAsia="Arial" w:cs="Arial"/>
+                <w:i w:val="false"/>
+                <w:b w:val="false"/>
+                <w:u w:val="none"/>
+                <w:strike w:val="false"/>
+                <w:sz w:val="12"/>
+                <w:szCs w:val="12"/>
+                <w:color w:val="000000"/>
+              </w:rPr>
+            </w:pPr>
+            <w:r>
+              <w:rPr>
+                <w:rFonts w:ascii="Arial" w:hAnsi="Arial" w:eastAsia="Arial" w:cs="Arial"/>
+                <w:i w:val="false"/>
+                <w:b w:val="false"/>
+                <w:u w:val="none"/>
+                <w:strike w:val="false"/>
+                <w:sz w:val="12"/>
+                <w:szCs w:val="12"/>
+                <w:color w:val="000000"/>
+              </w:rPr>
+              <w:t xml:space="preserve">Pobreza municipal</w:t>
+            </w:r>
+          </w:p>
+        </w:tc>
+        <w:tc>
+          <w:tcPr>
+            <w:tcBorders>
+              <w:bottom w:val="none" w:sz="0" w:space="0" w:color="000000"/>
+              <w:top w:val="none" w:sz="0" w:space="0" w:color="000000"/>
+              <w:left w:val="none" w:sz="0" w:space="0" w:color="000000"/>
+              <w:right w:val="none" w:sz="0" w:space="0" w:color="000000"/>
+            </w:tcBorders>
+            <w:shd w:val="clear" w:color="auto" w:fill="FFFFFF"/>
+            <w:tcMar>
+              <w:top w:w="0" w:type="dxa"/>
+              <w:bottom w:w="0" w:type="dxa"/>
+              <w:left w:w="0" w:type="dxa"/>
+              <w:right w:w="0" w:type="dxa"/>
+            </w:tcMar>
+            <w:vAlign w:val="center"/>
+          </w:tcPr>
+          <w:p>
+            <w:pPr>
+              <w:pStyle w:val="Normal"/>
+              <w:jc w:val="center"/>
+              <w:pBdr>
+                <w:bottom w:val="none" w:sz="0" w:space="0" w:color="000000"/>
+                <w:top w:val="none" w:sz="0" w:space="0" w:color="000000"/>
+                <w:left w:val="none" w:sz="0" w:space="0" w:color="000000"/>
+                <w:right w:val="none" w:sz="0" w:space="0" w:color="000000"/>
+              </w:pBdr>
+              <w:spacing w:after="40" w:before="40" w:line="240"/>
+              <w:ind w:left="40" w:right="40" w:firstLine="0" w:firstLineChars="0"/>
+              <w:rPr>
+                <w:rFonts w:ascii="Arial" w:hAnsi="Arial" w:eastAsia="Arial" w:cs="Arial"/>
+                <w:i w:val="false"/>
+                <w:b w:val="false"/>
+                <w:u w:val="none"/>
+                <w:strike w:val="false"/>
+                <w:sz w:val="12"/>
+                <w:szCs w:val="12"/>
+                <w:color w:val="000000"/>
+              </w:rPr>
+            </w:pPr>
+            <w:r>
+              <w:rPr>
+                <w:rFonts w:ascii="Arial" w:hAnsi="Arial" w:eastAsia="Arial" w:cs="Arial"/>
+                <w:i w:val="false"/>
+                <w:b w:val="false"/>
+                <w:u w:val="none"/>
+                <w:strike w:val="false"/>
+                <w:sz w:val="12"/>
+                <w:szCs w:val="12"/>
+                <w:color w:val="000000"/>
+              </w:rPr>
+              <w:t xml:space="preserve">46</w:t>
+            </w:r>
+          </w:p>
+        </w:tc>
+        <w:tc>
+          <w:tcPr>
+            <w:tcBorders>
+              <w:bottom w:val="none" w:sz="0" w:space="0" w:color="000000"/>
+              <w:top w:val="none" w:sz="0" w:space="0" w:color="000000"/>
+              <w:left w:val="none" w:sz="0" w:space="0" w:color="000000"/>
+              <w:right w:val="none" w:sz="0" w:space="0" w:color="000000"/>
+            </w:tcBorders>
+            <w:shd w:val="clear" w:color="auto" w:fill="FFFFFF"/>
+            <w:tcMar>
+              <w:top w:w="0" w:type="dxa"/>
+              <w:bottom w:w="0" w:type="dxa"/>
+              <w:left w:w="0" w:type="dxa"/>
+              <w:right w:w="0" w:type="dxa"/>
+            </w:tcMar>
+            <w:vAlign w:val="center"/>
+          </w:tcPr>
+          <w:p>
+            <w:pPr>
+              <w:pStyle w:val="Normal"/>
+              <w:jc w:val="center"/>
+              <w:pBdr>
+                <w:bottom w:val="none" w:sz="0" w:space="0" w:color="000000"/>
+                <w:top w:val="none" w:sz="0" w:space="0" w:color="000000"/>
+                <w:left w:val="none" w:sz="0" w:space="0" w:color="000000"/>
+                <w:right w:val="none" w:sz="0" w:space="0" w:color="000000"/>
+              </w:pBdr>
+              <w:spacing w:after="40" w:before="40" w:line="240"/>
+              <w:ind w:left="40" w:right="40" w:firstLine="0" w:firstLineChars="0"/>
+              <w:rPr>
+                <w:rFonts w:ascii="Arial" w:hAnsi="Arial" w:eastAsia="Arial" w:cs="Arial"/>
+                <w:i w:val="false"/>
+                <w:b w:val="false"/>
+                <w:u w:val="none"/>
+                <w:strike w:val="false"/>
+                <w:sz w:val="12"/>
+                <w:szCs w:val="12"/>
+                <w:color w:val="000000"/>
+              </w:rPr>
+            </w:pPr>
+            <w:r>
+              <w:rPr>
+                <w:rFonts w:ascii="Arial" w:hAnsi="Arial" w:eastAsia="Arial" w:cs="Arial"/>
+                <w:i w:val="false"/>
+                <w:b w:val="false"/>
+                <w:u w:val="none"/>
+                <w:strike w:val="false"/>
+                <w:sz w:val="12"/>
+                <w:szCs w:val="12"/>
+                <w:color w:val="000000"/>
+              </w:rPr>
+              <w:t xml:space="preserve">8</w:t>
+            </w:r>
+          </w:p>
+        </w:tc>
+        <w:tc>
+          <w:tcPr>
+            <w:tcBorders>
+              <w:bottom w:val="none" w:sz="0" w:space="0" w:color="000000"/>
+              <w:top w:val="none" w:sz="0" w:space="0" w:color="000000"/>
+              <w:left w:val="none" w:sz="0" w:space="0" w:color="000000"/>
+              <w:right w:val="none" w:sz="0" w:space="0" w:color="000000"/>
+            </w:tcBorders>
+            <w:shd w:val="clear" w:color="auto" w:fill="FFFFFF"/>
+            <w:tcMar>
+              <w:top w:w="0" w:type="dxa"/>
+              <w:bottom w:w="0" w:type="dxa"/>
+              <w:left w:w="0" w:type="dxa"/>
+              <w:right w:w="0" w:type="dxa"/>
+            </w:tcMar>
+            <w:vAlign w:val="center"/>
+          </w:tcPr>
+          <w:p>
+            <w:pPr>
+              <w:pStyle w:val="Normal"/>
+              <w:jc w:val="center"/>
+              <w:pBdr>
+                <w:bottom w:val="none" w:sz="0" w:space="0" w:color="000000"/>
+                <w:top w:val="none" w:sz="0" w:space="0" w:color="000000"/>
+                <w:left w:val="none" w:sz="0" w:space="0" w:color="000000"/>
+                <w:right w:val="none" w:sz="0" w:space="0" w:color="000000"/>
+              </w:pBdr>
+              <w:spacing w:after="40" w:before="40" w:line="240"/>
+              <w:ind w:left="40" w:right="40" w:firstLine="0" w:firstLineChars="0"/>
+              <w:rPr>
+                <w:rFonts w:ascii="Arial" w:hAnsi="Arial" w:eastAsia="Arial" w:cs="Arial"/>
+                <w:i w:val="false"/>
+                <w:b w:val="false"/>
+                <w:u w:val="none"/>
+                <w:strike w:val="false"/>
+                <w:sz w:val="12"/>
+                <w:szCs w:val="12"/>
+                <w:color w:val="000000"/>
+              </w:rPr>
+            </w:pPr>
+            <w:r>
+              <w:rPr>
+                <w:rFonts w:ascii="Arial" w:hAnsi="Arial" w:eastAsia="Arial" w:cs="Arial"/>
+                <w:i w:val="false"/>
+                <w:b w:val="false"/>
+                <w:u w:val="none"/>
+                <w:strike w:val="false"/>
+                <w:sz w:val="12"/>
+                <w:szCs w:val="12"/>
+                <w:color w:val="000000"/>
+              </w:rPr>
+              <w:t xml:space="preserve">14</w:t>
+            </w:r>
+          </w:p>
+        </w:tc>
+        <w:tc>
+          <w:tcPr>
+            <w:tcBorders>
+              <w:bottom w:val="none" w:sz="0" w:space="0" w:color="000000"/>
+              <w:top w:val="none" w:sz="0" w:space="0" w:color="000000"/>
+              <w:left w:val="none" w:sz="0" w:space="0" w:color="000000"/>
+              <w:right w:val="none" w:sz="0" w:space="0" w:color="000000"/>
+            </w:tcBorders>
+            <w:shd w:val="clear" w:color="auto" w:fill="FFFFFF"/>
+            <w:tcMar>
+              <w:top w:w="0" w:type="dxa"/>
+              <w:bottom w:w="0" w:type="dxa"/>
+              <w:left w:w="0" w:type="dxa"/>
+              <w:right w:w="0" w:type="dxa"/>
+            </w:tcMar>
+            <w:vAlign w:val="center"/>
+          </w:tcPr>
+          <w:p>
+            <w:pPr>
+              <w:pStyle w:val="Normal"/>
+              <w:jc w:val="center"/>
+              <w:pBdr>
+                <w:bottom w:val="none" w:sz="0" w:space="0" w:color="000000"/>
+                <w:top w:val="none" w:sz="0" w:space="0" w:color="000000"/>
+                <w:left w:val="none" w:sz="0" w:space="0" w:color="000000"/>
+                <w:right w:val="none" w:sz="0" w:space="0" w:color="000000"/>
+              </w:pBdr>
+              <w:spacing w:after="40" w:before="40" w:line="240"/>
+              <w:ind w:left="40" w:right="40" w:firstLine="0" w:firstLineChars="0"/>
+              <w:rPr>
+                <w:rFonts w:ascii="Arial" w:hAnsi="Arial" w:eastAsia="Arial" w:cs="Arial"/>
+                <w:i w:val="false"/>
+                <w:b w:val="false"/>
+                <w:u w:val="none"/>
+                <w:strike w:val="false"/>
+                <w:sz w:val="12"/>
+                <w:szCs w:val="12"/>
+                <w:color w:val="000000"/>
+              </w:rPr>
+            </w:pPr>
+            <w:r>
+              <w:rPr>
+                <w:rFonts w:ascii="Arial" w:hAnsi="Arial" w:eastAsia="Arial" w:cs="Arial"/>
+                <w:i w:val="false"/>
+                <w:b w:val="false"/>
+                <w:u w:val="none"/>
+                <w:strike w:val="false"/>
+                <w:sz w:val="12"/>
+                <w:szCs w:val="12"/>
+                <w:color w:val="000000"/>
+              </w:rPr>
+              <w:t xml:space="preserve">7</w:t>
+            </w:r>
+          </w:p>
+        </w:tc>
+        <w:tc>
+          <w:tcPr>
+            <w:tcBorders>
+              <w:bottom w:val="none" w:sz="0" w:space="0" w:color="000000"/>
+              <w:top w:val="none" w:sz="0" w:space="0" w:color="000000"/>
+              <w:left w:val="none" w:sz="0" w:space="0" w:color="000000"/>
+              <w:right w:val="none" w:sz="0" w:space="0" w:color="000000"/>
+            </w:tcBorders>
+            <w:shd w:val="clear" w:color="auto" w:fill="FFFFFF"/>
+            <w:tcMar>
+              <w:top w:w="0" w:type="dxa"/>
+              <w:bottom w:w="0" w:type="dxa"/>
+              <w:left w:w="0" w:type="dxa"/>
+              <w:right w:w="0" w:type="dxa"/>
+            </w:tcMar>
+            <w:vAlign w:val="center"/>
+          </w:tcPr>
+          <w:p>
+            <w:pPr>
+              <w:pStyle w:val="Normal"/>
+              <w:jc w:val="center"/>
+              <w:pBdr>
+                <w:bottom w:val="none" w:sz="0" w:space="0" w:color="000000"/>
+                <w:top w:val="none" w:sz="0" w:space="0" w:color="000000"/>
+                <w:left w:val="none" w:sz="0" w:space="0" w:color="000000"/>
+                <w:right w:val="none" w:sz="0" w:space="0" w:color="000000"/>
+              </w:pBdr>
+              <w:spacing w:after="40" w:before="40" w:line="240"/>
+              <w:ind w:left="40" w:right="40" w:firstLine="0" w:firstLineChars="0"/>
+              <w:rPr>
+                <w:rFonts w:ascii="Arial" w:hAnsi="Arial" w:eastAsia="Arial" w:cs="Arial"/>
+                <w:i w:val="false"/>
+                <w:b w:val="false"/>
+                <w:u w:val="none"/>
+                <w:strike w:val="false"/>
+                <w:sz w:val="12"/>
+                <w:szCs w:val="12"/>
+                <w:color w:val="000000"/>
+              </w:rPr>
+            </w:pPr>
+            <w:r>
+              <w:rPr>
+                <w:rFonts w:ascii="Arial" w:hAnsi="Arial" w:eastAsia="Arial" w:cs="Arial"/>
+                <w:i w:val="false"/>
+                <w:b w:val="false"/>
+                <w:u w:val="none"/>
+                <w:strike w:val="false"/>
+                <w:sz w:val="12"/>
+                <w:szCs w:val="12"/>
+                <w:color w:val="000000"/>
+              </w:rPr>
+              <w:t xml:space="preserve">6</w:t>
+            </w:r>
+          </w:p>
+        </w:tc>
+      </w:tr>
+    </w:tbl>
+    <w:p>
+      <w:pPr>
+        <w:pStyle w:val="Normal"/>
+        <w:jc w:val="both"/>
+        <w:pBdr>
+          <w:bottom w:val="none" w:sz="0" w:space="0" w:color="000000"/>
+          <w:top w:val="none" w:sz="0" w:space="0" w:color="000000"/>
+          <w:left w:val="none" w:sz="0" w:space="0" w:color="000000"/>
+          <w:right w:val="none" w:sz="0" w:space="0" w:color="000000"/>
+        </w:pBdr>
+        <w:spacing w:after="0" w:before="0" w:line="360"/>
+        <w:ind w:left="0" w:right="0" w:firstLine="0" w:firstLineChars="0"/>
+      </w:pPr>
+      <w:r>
+        <w:rPr>
+          <w:rFonts w:ascii="Arial" w:hAnsi="Arial" w:eastAsia="Arial" w:cs="Arial"/>
+          <w:i w:val="false"/>
+          <w:b w:val="false"/>
+          <w:u w:val="none"/>
+          <w:strike w:val="false"/>
+          <w:sz w:val="16"/>
+          <w:szCs w:val="16"/>
+          <w:color w:val="000000"/>
+        </w:rPr>
+        <w:t xml:space="preserve">Poblaciones elegibles antes de excluir covariables faltantes; las columnas se superponen. Diagnóstico y tratamiento son autorreportados. n es el conteo no ponderado; porcentajes, medias y DE usan el ponderador calibrado. DE describe dispersión, no error estándar ni intervalo de confianza. Los porcentajes usan personas con dato disponible para esa variable y grupo. El panel B cuenta faltantes por covariable; cero significa ausencia de faltantes en esta base seleccionada, no ausencia de no respuesta en la encuesta original. Las exclusiones previas se reportan en Figura 1. Pobreza solo interviene en los modelos de control: de 4388 tratados se excluyen seis, quedan 4382. Rural, urbano y metropolitano corresponden a los estratos 1, 2 y 3 de ENSANUT.</w:t>
       </w:r>
     </w:p>
     <w:p>
@@ -27198,7 +35074,7 @@
           <w:szCs w:val="18"/>
           <w:color w:val="000000"/>
         </w:rPr>
-        <w:t xml:space="preserve">Validación cruzada espacial de 5 pliegues: calibración observado-vs-predicho y reducción de RMSE frente a un promedio nacional simple no ajustado, por paso.</w:t>
+        <w:t xml:space="preserve">Validación cruzada espacial de 5 pliegues: observado y predicción se agregan con el ponderador calibrado dentro del municipio; BYM2 e IID usan exactamente las mismas filas, pesos y pliegues. Se muestra la reducción de RMSE frente al promedio ponderado de los municipios de entrenamiento de cada pliegue.</w:t>
       </w:r>
     </w:p>
     <w:p>

--- a/manuscript/supplement/MATERIAL_SUPLEMENTARIO.docx
+++ b/manuscript/supplement/MATERIAL_SUPLEMENTARIO.docx
@@ -35074,7 +35074,7 @@
           <w:szCs w:val="18"/>
           <w:color w:val="000000"/>
         </w:rPr>
-        <w:t xml:space="preserve">Validación cruzada espacial de 5 pliegues: observado y predicción se agregan con el ponderador calibrado dentro del municipio; BYM2 e IID usan exactamente las mismas filas, pesos y pliegues. Se muestra la reducción de RMSE frente al promedio ponderado de los municipios de entrenamiento de cada pliegue.</w:t>
+        <w:t xml:space="preserve">Validación cruzada espacial de 5 pliegues: observado y predicción se agregan con el ponderador calibrado dentro del municipio; BYM2 e IID usan exactamente las mismas filas, pesos y pliegues. El panel A omite municipios con n&lt;10. El panel B muestra la reducción de RMSE agregada de todos los municipios frente al promedio ponderado del entrenamiento de cada pliegue.</w:t>
       </w:r>
     </w:p>
     <w:p>
@@ -35107,7 +35107,7 @@
           <w:szCs w:val="22"/>
           <w:color w:val="000000"/>
         </w:rPr>
-        <w:t xml:space="preserve">Figura S2. Ancho del intervalo de credibilidad al 95% (criterio ESH).</w:t>
+        <w:t xml:space="preserve">Figura S2. Ancho del intervalo de credibilidad al 95% (criterio ESH; celdas con n&lt;10 suprimidas).</w:t>
       </w:r>
     </w:p>
     <w:p>
